--- a/CSE340/Practice Sheet+Solution/Practice Sheet - 1 (Chapter - 1)/Practice Sheet - 1 (Chapter 1).docx
+++ b/CSE340/Practice Sheet+Solution/Practice Sheet - 1 (Chapter - 1)/Practice Sheet - 1 (Chapter 1).docx
@@ -84,6 +84,7 @@
         <w:rPr>
           <w:rFonts w:ascii="Times New Roman" w:cs="Times New Roman" w:eastAsia="Times New Roman" w:hAnsi="Times New Roman"/>
           <w:b w:val="1"/>
+          <w:bCs w:val="1"/>
           <w:sz w:val="32"/>
           <w:szCs w:val="32"/>
           <w:u w:val="single"/>
@@ -93,6 +94,7 @@
         <w:rPr>
           <w:rFonts w:ascii="Times New Roman" w:cs="Times New Roman" w:eastAsia="Times New Roman" w:hAnsi="Times New Roman"/>
           <w:b w:val="1"/>
+          <w:bCs w:val="1"/>
           <w:sz w:val="36"/>
           <w:szCs w:val="36"/>
           <w:u w:val="single"/>
@@ -117,6 +119,7 @@
         <w:rPr>
           <w:rFonts w:ascii="Times New Roman" w:cs="Times New Roman" w:eastAsia="Times New Roman" w:hAnsi="Times New Roman"/>
           <w:b w:val="1"/>
+          <w:bCs w:val="1"/>
           <w:rtl w:val="0"/>
         </w:rPr>
         <w:t xml:space="preserve">Question - 1</w:t>
@@ -124,6 +127,7 @@
       <w:r>
         <w:rPr>
           <w:b w:val="1"/>
+          <w:bCs w:val="1"/>
           <w:rtl w:val="0"/>
         </w:rPr>
         <w:t xml:space="preserve">: </w:t>
@@ -194,7 +198,7 @@
       <w:pPr>
         <w:numPr>
           <w:ilvl w:val="0"/>
-          <w:numId w:val="5"/>
+          <w:numId w:val="11"/>
         </w:numPr>
         <w:ind w:left="720" w:hanging="360"/>
         <w:rPr>
@@ -217,7 +221,7 @@
       <w:pPr>
         <w:numPr>
           <w:ilvl w:val="0"/>
-          <w:numId w:val="5"/>
+          <w:numId w:val="11"/>
         </w:numPr>
         <w:ind w:left="720" w:hanging="360"/>
         <w:rPr>
@@ -245,7 +249,7 @@
       <w:pPr>
         <w:numPr>
           <w:ilvl w:val="0"/>
-          <w:numId w:val="5"/>
+          <w:numId w:val="11"/>
         </w:numPr>
         <w:ind w:left="720" w:hanging="360"/>
         <w:rPr>
@@ -268,7 +272,7 @@
       <w:pPr>
         <w:numPr>
           <w:ilvl w:val="0"/>
-          <w:numId w:val="5"/>
+          <w:numId w:val="11"/>
         </w:numPr>
         <w:ind w:left="720" w:hanging="360"/>
         <w:rPr>
@@ -298,6 +302,7 @@
         <w:rPr>
           <w:rFonts w:ascii="Times New Roman" w:cs="Times New Roman" w:eastAsia="Times New Roman" w:hAnsi="Times New Roman"/>
           <w:b w:val="1"/>
+          <w:bCs w:val="1"/>
           <w:rtl w:val="0"/>
         </w:rPr>
         <w:t xml:space="preserve">Question - 2:</w:t>
@@ -305,6 +310,7 @@
       <w:r>
         <w:rPr>
           <w:b w:val="1"/>
+          <w:bCs w:val="1"/>
           <w:rtl w:val="0"/>
         </w:rPr>
         <w:t xml:space="preserve"> </w:t>
@@ -527,6 +533,7 @@
         <w:rPr>
           <w:rFonts w:ascii="Times New Roman" w:cs="Times New Roman" w:eastAsia="Times New Roman" w:hAnsi="Times New Roman"/>
           <w:b w:val="1"/>
+          <w:bCs w:val="1"/>
           <w:sz w:val="32"/>
           <w:szCs w:val="32"/>
         </w:rPr>
@@ -557,6 +564,7 @@
         <w:rPr>
           <w:rFonts w:ascii="Times New Roman" w:cs="Times New Roman" w:eastAsia="Times New Roman" w:hAnsi="Times New Roman"/>
           <w:b w:val="1"/>
+          <w:bCs w:val="1"/>
           <w:rtl w:val="0"/>
         </w:rPr>
         <w:t xml:space="preserve">Question - 3:</w:t>
@@ -564,6 +572,7 @@
       <w:r>
         <w:rPr>
           <w:b w:val="1"/>
+          <w:bCs w:val="1"/>
           <w:rtl w:val="0"/>
         </w:rPr>
         <w:t xml:space="preserve"> </w:t>
@@ -614,7 +623,7 @@
       <w:pPr>
         <w:numPr>
           <w:ilvl w:val="0"/>
-          <w:numId w:val="4"/>
+          <w:numId w:val="10"/>
         </w:numPr>
         <w:ind w:left="720" w:hanging="360"/>
         <w:rPr>
@@ -637,7 +646,7 @@
       <w:pPr>
         <w:numPr>
           <w:ilvl w:val="0"/>
-          <w:numId w:val="4"/>
+          <w:numId w:val="10"/>
         </w:numPr>
         <w:ind w:left="720" w:hanging="360"/>
         <w:rPr>
@@ -660,7 +669,7 @@
       <w:pPr>
         <w:numPr>
           <w:ilvl w:val="0"/>
-          <w:numId w:val="4"/>
+          <w:numId w:val="10"/>
         </w:numPr>
         <w:ind w:left="720" w:hanging="360"/>
         <w:rPr>
@@ -692,6 +701,7 @@
         <w:rPr>
           <w:rFonts w:ascii="Times New Roman" w:cs="Times New Roman" w:eastAsia="Times New Roman" w:hAnsi="Times New Roman"/>
           <w:b w:val="1"/>
+          <w:bCs w:val="1"/>
           <w:rtl w:val="0"/>
         </w:rPr>
         <w:t xml:space="preserve">Question - 4:</w:t>
@@ -724,7 +734,7 @@
       <w:pPr>
         <w:numPr>
           <w:ilvl w:val="0"/>
-          <w:numId w:val="2"/>
+          <w:numId w:val="8"/>
         </w:numPr>
         <w:ind w:left="720" w:hanging="360"/>
         <w:rPr>
@@ -752,7 +762,7 @@
       <w:pPr>
         <w:numPr>
           <w:ilvl w:val="0"/>
-          <w:numId w:val="2"/>
+          <w:numId w:val="8"/>
         </w:numPr>
         <w:ind w:left="720" w:hanging="360"/>
         <w:rPr>
@@ -784,6 +794,7 @@
         <w:rPr>
           <w:rFonts w:ascii="Times New Roman" w:cs="Times New Roman" w:eastAsia="Times New Roman" w:hAnsi="Times New Roman"/>
           <w:b w:val="1"/>
+          <w:bCs w:val="1"/>
           <w:rtl w:val="0"/>
         </w:rPr>
         <w:t xml:space="preserve">Question - 5: </w:t>
@@ -830,7 +841,7 @@
       <w:pPr>
         <w:numPr>
           <w:ilvl w:val="0"/>
-          <w:numId w:val="1"/>
+          <w:numId w:val="7"/>
         </w:numPr>
         <w:ind w:left="720" w:hanging="360"/>
         <w:rPr>
@@ -860,6 +871,7 @@
         <w:rPr>
           <w:rFonts w:ascii="Times New Roman" w:cs="Times New Roman" w:eastAsia="Times New Roman" w:hAnsi="Times New Roman"/>
           <w:b w:val="1"/>
+          <w:bCs w:val="1"/>
           <w:rtl w:val="0"/>
         </w:rPr>
         <w:t xml:space="preserve">Question - 6:</w:t>
@@ -867,6 +879,7 @@
       <w:r>
         <w:rPr>
           <w:b w:val="1"/>
+          <w:bCs w:val="1"/>
           <w:rtl w:val="0"/>
         </w:rPr>
         <w:t xml:space="preserve"> </w:t>
@@ -964,6 +977,7 @@
         <w:rPr>
           <w:rFonts w:ascii="Times New Roman" w:cs="Times New Roman" w:eastAsia="Times New Roman" w:hAnsi="Times New Roman"/>
           <w:b w:val="1"/>
+          <w:bCs w:val="1"/>
           <w:rtl w:val="0"/>
         </w:rPr>
         <w:t xml:space="preserve">Question - 7</w:t>
@@ -971,6 +985,7 @@
       <w:r>
         <w:rPr>
           <w:b w:val="1"/>
+          <w:bCs w:val="1"/>
           <w:rtl w:val="0"/>
         </w:rPr>
         <w:t xml:space="preserve"> </w:t>
@@ -1095,6 +1110,7 @@
         <w:rPr>
           <w:rFonts w:ascii="Times New Roman" w:cs="Times New Roman" w:eastAsia="Times New Roman" w:hAnsi="Times New Roman"/>
           <w:b w:val="1"/>
+          <w:bCs w:val="1"/>
           <w:sz w:val="28"/>
           <w:szCs w:val="28"/>
           <w:rtl w:val="0"/>
@@ -1114,6 +1130,7 @@
         <w:rPr>
           <w:rFonts w:ascii="Times New Roman" w:cs="Times New Roman" w:eastAsia="Times New Roman" w:hAnsi="Times New Roman"/>
           <w:b w:val="1"/>
+          <w:bCs w:val="1"/>
           <w:sz w:val="28"/>
           <w:szCs w:val="28"/>
           <w:rtl w:val="0"/>
@@ -1133,6 +1150,7 @@
         <w:rPr>
           <w:rFonts w:ascii="Times New Roman" w:cs="Times New Roman" w:eastAsia="Times New Roman" w:hAnsi="Times New Roman"/>
           <w:b w:val="1"/>
+          <w:bCs w:val="1"/>
           <w:sz w:val="28"/>
           <w:szCs w:val="28"/>
           <w:rtl w:val="0"/>
@@ -1152,6 +1170,7 @@
         <w:rPr>
           <w:rFonts w:ascii="Times New Roman" w:cs="Times New Roman" w:eastAsia="Times New Roman" w:hAnsi="Times New Roman"/>
           <w:b w:val="1"/>
+          <w:bCs w:val="1"/>
           <w:sz w:val="28"/>
           <w:szCs w:val="28"/>
           <w:rtl w:val="0"/>
@@ -1186,6 +1205,438 @@
           <w:rtl w:val="0"/>
         </w:rPr>
         <w:t xml:space="preserve">Now, answer the following questions,</w:t>
+      </w:r>
+    </w:p>
+    <w:p>
+      <w:pPr>
+        <w:numPr>
+          <w:ilvl w:val="0"/>
+          <w:numId w:val="9"/>
+        </w:numPr>
+        <w:spacing w:line="276" w:lineRule="auto"/>
+        <w:ind w:left="1440" w:hanging="360"/>
+        <w:rPr>
+          <w:rFonts w:ascii="Times New Roman" w:cs="Times New Roman" w:eastAsia="Times New Roman" w:hAnsi="Times New Roman"/>
+          <w:sz w:val="28"/>
+          <w:szCs w:val="28"/>
+        </w:rPr>
+      </w:pPr>
+      <w:r>
+        <w:rPr>
+          <w:rFonts w:ascii="Times New Roman" w:cs="Times New Roman" w:eastAsia="Times New Roman" w:hAnsi="Times New Roman"/>
+          <w:sz w:val="28"/>
+          <w:szCs w:val="28"/>
+          <w:rtl w:val="0"/>
+        </w:rPr>
+        <w:t xml:space="preserve">What is the Clock period? </w:t>
+      </w:r>
+      <w:r>
+        <w:rPr>
+          <w:rFonts w:ascii="Times New Roman" w:cs="Times New Roman" w:eastAsia="Times New Roman" w:hAnsi="Times New Roman"/>
+          <w:b w:val="1"/>
+          <w:bCs w:val="1"/>
+          <w:sz w:val="28"/>
+          <w:szCs w:val="28"/>
+          <w:rtl w:val="0"/>
+        </w:rPr>
+        <w:t xml:space="preserve">Hint</w:t>
+      </w:r>
+      <w:r>
+        <w:rPr>
+          <w:rFonts w:ascii="Times New Roman" w:cs="Times New Roman" w:eastAsia="Times New Roman" w:hAnsi="Times New Roman"/>
+          <w:sz w:val="28"/>
+          <w:szCs w:val="28"/>
+          <w:rtl w:val="0"/>
+        </w:rPr>
+        <w:t xml:space="preserve">: follow any of the figures                         </w:t>
+      </w:r>
+    </w:p>
+    <w:p>
+      <w:pPr>
+        <w:numPr>
+          <w:ilvl w:val="0"/>
+          <w:numId w:val="9"/>
+        </w:numPr>
+        <w:spacing w:line="276" w:lineRule="auto"/>
+        <w:ind w:left="1440" w:hanging="360"/>
+        <w:rPr>
+          <w:rFonts w:ascii="Times New Roman" w:cs="Times New Roman" w:eastAsia="Times New Roman" w:hAnsi="Times New Roman"/>
+          <w:sz w:val="28"/>
+          <w:szCs w:val="28"/>
+        </w:rPr>
+      </w:pPr>
+      <w:r>
+        <w:rPr>
+          <w:rFonts w:ascii="Times New Roman" w:cs="Times New Roman" w:eastAsia="Times New Roman" w:hAnsi="Times New Roman"/>
+          <w:sz w:val="28"/>
+          <w:szCs w:val="28"/>
+          <w:rtl w:val="0"/>
+        </w:rPr>
+        <w:t xml:space="preserve">What is the frequency?                                                                               </w:t>
+      </w:r>
+    </w:p>
+    <w:p>
+      <w:pPr>
+        <w:numPr>
+          <w:ilvl w:val="0"/>
+          <w:numId w:val="9"/>
+        </w:numPr>
+        <w:spacing w:line="276" w:lineRule="auto"/>
+        <w:ind w:left="1440" w:hanging="360"/>
+        <w:rPr>
+          <w:rFonts w:ascii="Times New Roman" w:cs="Times New Roman" w:eastAsia="Times New Roman" w:hAnsi="Times New Roman"/>
+          <w:sz w:val="28"/>
+          <w:szCs w:val="28"/>
+        </w:rPr>
+      </w:pPr>
+      <w:r>
+        <w:rPr>
+          <w:rFonts w:ascii="Times New Roman" w:cs="Times New Roman" w:eastAsia="Times New Roman" w:hAnsi="Times New Roman"/>
+          <w:sz w:val="28"/>
+          <w:szCs w:val="28"/>
+          <w:rtl w:val="0"/>
+        </w:rPr>
+        <w:t xml:space="preserve">What is the CPI for Add and Sub ?                                                             </w:t>
+      </w:r>
+    </w:p>
+    <w:p>
+      <w:pPr>
+        <w:numPr>
+          <w:ilvl w:val="0"/>
+          <w:numId w:val="9"/>
+        </w:numPr>
+        <w:spacing w:line="276" w:lineRule="auto"/>
+        <w:ind w:left="1440" w:hanging="360"/>
+        <w:rPr>
+          <w:rFonts w:ascii="Times New Roman" w:cs="Times New Roman" w:eastAsia="Times New Roman" w:hAnsi="Times New Roman"/>
+          <w:sz w:val="28"/>
+          <w:szCs w:val="28"/>
+        </w:rPr>
+      </w:pPr>
+      <w:r>
+        <w:rPr>
+          <w:rFonts w:ascii="Times New Roman" w:cs="Times New Roman" w:eastAsia="Times New Roman" w:hAnsi="Times New Roman"/>
+          <w:sz w:val="28"/>
+          <w:szCs w:val="28"/>
+          <w:rtl w:val="0"/>
+        </w:rPr>
+        <w:t xml:space="preserve">What is the Avg. CPI?                                                                                 </w:t>
+      </w:r>
+    </w:p>
+    <w:p>
+      <w:pPr>
+        <w:numPr>
+          <w:ilvl w:val="0"/>
+          <w:numId w:val="9"/>
+        </w:numPr>
+        <w:spacing w:line="276" w:lineRule="auto"/>
+        <w:ind w:left="1440" w:hanging="360"/>
+        <w:rPr>
+          <w:rFonts w:ascii="Times New Roman" w:cs="Times New Roman" w:eastAsia="Times New Roman" w:hAnsi="Times New Roman"/>
+          <w:sz w:val="28"/>
+          <w:szCs w:val="28"/>
+        </w:rPr>
+      </w:pPr>
+      <w:r>
+        <w:rPr>
+          <w:rFonts w:ascii="Times New Roman" w:cs="Times New Roman" w:eastAsia="Times New Roman" w:hAnsi="Times New Roman"/>
+          <w:sz w:val="28"/>
+          <w:szCs w:val="28"/>
+          <w:rtl w:val="0"/>
+        </w:rPr>
+        <w:t xml:space="preserve">Find out the execution time of the program?                                             </w:t>
+      </w:r>
+    </w:p>
+    <w:p>
+      <w:pPr>
+        <w:numPr>
+          <w:ilvl w:val="0"/>
+          <w:numId w:val="9"/>
+        </w:numPr>
+        <w:spacing w:line="276" w:lineRule="auto"/>
+        <w:ind w:left="1440" w:hanging="360"/>
+        <w:rPr>
+          <w:rFonts w:ascii="Times New Roman" w:cs="Times New Roman" w:eastAsia="Times New Roman" w:hAnsi="Times New Roman"/>
+          <w:sz w:val="28"/>
+          <w:szCs w:val="28"/>
+        </w:rPr>
+      </w:pPr>
+      <w:r>
+        <w:rPr>
+          <w:rFonts w:ascii="Times New Roman" w:cs="Times New Roman" w:eastAsia="Times New Roman" w:hAnsi="Times New Roman"/>
+          <w:sz w:val="28"/>
+          <w:szCs w:val="28"/>
+          <w:rtl w:val="0"/>
+        </w:rPr>
+        <w:t xml:space="preserve">Find the SPEC ratio?                                                                                 </w:t>
+      </w:r>
+    </w:p>
+    <w:p>
+      <w:pPr>
+        <w:numPr>
+          <w:ilvl w:val="0"/>
+          <w:numId w:val="9"/>
+        </w:numPr>
+        <w:spacing w:line="276" w:lineRule="auto"/>
+        <w:ind w:left="1440" w:hanging="360"/>
+        <w:rPr>
+          <w:rFonts w:ascii="Times New Roman" w:cs="Times New Roman" w:eastAsia="Times New Roman" w:hAnsi="Times New Roman"/>
+          <w:sz w:val="28"/>
+          <w:szCs w:val="28"/>
+        </w:rPr>
+      </w:pPr>
+      <w:r>
+        <w:rPr>
+          <w:rFonts w:ascii="Times New Roman" w:cs="Times New Roman" w:eastAsia="Times New Roman" w:hAnsi="Times New Roman"/>
+          <w:sz w:val="28"/>
+          <w:szCs w:val="28"/>
+          <w:rtl w:val="0"/>
+        </w:rPr>
+        <w:t xml:space="preserve">If you want to improve the performance by 1.2 times, what improvement do you need to include in the program’s add operation?  </w:t>
+      </w:r>
+    </w:p>
+    <w:p>
+      <w:pPr>
+        <w:rPr>
+          <w:rFonts w:ascii="Times New Roman" w:cs="Times New Roman" w:eastAsia="Times New Roman" w:hAnsi="Times New Roman"/>
+          <w:sz w:val="28"/>
+          <w:szCs w:val="28"/>
+        </w:rPr>
+      </w:pPr>
+      <w:r>
+        <w:rPr>
+          <w:rtl w:val="0"/>
+        </w:rPr>
+      </w:r>
+    </w:p>
+    <w:p>
+      <w:pPr>
+        <w:spacing w:line="276" w:lineRule="auto"/>
+        <w:rPr>
+          <w:rFonts w:ascii="Times New Roman" w:cs="Times New Roman" w:eastAsia="Times New Roman" w:hAnsi="Times New Roman"/>
+          <w:sz w:val="24"/>
+          <w:szCs w:val="24"/>
+        </w:rPr>
+      </w:pPr>
+      <w:r>
+        <w:rPr>
+          <w:rtl w:val="0"/>
+        </w:rPr>
+      </w:r>
+    </w:p>
+    <w:p>
+      <w:pPr>
+        <w:spacing w:line="276" w:lineRule="auto"/>
+        <w:rPr>
+          <w:rFonts w:ascii="Times New Roman" w:cs="Times New Roman" w:eastAsia="Times New Roman" w:hAnsi="Times New Roman"/>
+          <w:color w:val="ff0000"/>
+          <w:sz w:val="82"/>
+          <w:szCs w:val="82"/>
+        </w:rPr>
+      </w:pPr>
+      <w:r>
+        <w:rPr>
+          <w:rFonts w:ascii="Times New Roman" w:cs="Times New Roman" w:eastAsia="Times New Roman" w:hAnsi="Times New Roman"/>
+          <w:color w:val="ff0000"/>
+          <w:sz w:val="82"/>
+          <w:szCs w:val="82"/>
+          <w:rtl w:val="0"/>
+        </w:rPr>
+        <w:t xml:space="preserve">Newly added problems:</w:t>
+      </w:r>
+    </w:p>
+    <w:p>
+      <w:pPr>
+        <w:spacing w:line="276" w:lineRule="auto"/>
+        <w:rPr>
+          <w:rFonts w:ascii="Times New Roman" w:cs="Times New Roman" w:eastAsia="Times New Roman" w:hAnsi="Times New Roman"/>
+          <w:color w:val="ff0000"/>
+          <w:sz w:val="48"/>
+          <w:szCs w:val="48"/>
+        </w:rPr>
+      </w:pPr>
+      <w:r>
+        <w:rPr>
+          <w:rFonts w:ascii="Times New Roman" w:cs="Times New Roman" w:eastAsia="Times New Roman" w:hAnsi="Times New Roman"/>
+          <w:color w:val="ff0000"/>
+          <w:sz w:val="48"/>
+          <w:szCs w:val="48"/>
+          <w:rtl w:val="0"/>
+        </w:rPr>
+        <w:t xml:space="preserve">[Solutions not given - hints added]</w:t>
+      </w:r>
+    </w:p>
+    <w:p>
+      <w:pPr>
+        <w:spacing w:line="276" w:lineRule="auto"/>
+        <w:rPr>
+          <w:rFonts w:ascii="Times New Roman" w:cs="Times New Roman" w:eastAsia="Times New Roman" w:hAnsi="Times New Roman"/>
+          <w:b w:val="1"/>
+          <w:bCs w:val="1"/>
+          <w:sz w:val="32"/>
+          <w:szCs w:val="32"/>
+        </w:rPr>
+      </w:pPr>
+      <w:r>
+        <w:rPr>
+          <w:rtl w:val="0"/>
+        </w:rPr>
+      </w:r>
+    </w:p>
+    <w:p>
+      <w:pPr>
+        <w:spacing w:line="276" w:lineRule="auto"/>
+        <w:rPr>
+          <w:rFonts w:ascii="Times New Roman" w:cs="Times New Roman" w:eastAsia="Times New Roman" w:hAnsi="Times New Roman"/>
+          <w:sz w:val="28"/>
+          <w:szCs w:val="28"/>
+        </w:rPr>
+      </w:pPr>
+      <w:r>
+        <w:rPr>
+          <w:rFonts w:ascii="Times New Roman" w:cs="Times New Roman" w:eastAsia="Times New Roman" w:hAnsi="Times New Roman"/>
+          <w:b w:val="1"/>
+          <w:bCs w:val="1"/>
+          <w:sz w:val="32"/>
+          <w:szCs w:val="32"/>
+          <w:rtl w:val="0"/>
+        </w:rPr>
+        <w:t xml:space="preserve">Question - </w:t>
+      </w:r>
+      <w:r>
+        <w:rPr>
+          <w:rFonts w:ascii="Times New Roman" w:cs="Times New Roman" w:eastAsia="Times New Roman" w:hAnsi="Times New Roman"/>
+          <w:b w:val="1"/>
+          <w:bCs w:val="1"/>
+          <w:sz w:val="28"/>
+          <w:szCs w:val="28"/>
+          <w:rtl w:val="0"/>
+        </w:rPr>
+        <w:t xml:space="preserve">8</w:t>
+        <w:br w:type="textWrapping"/>
+      </w:r>
+      <w:r>
+        <w:rPr>
+          <w:rFonts w:ascii="Times New Roman" w:cs="Times New Roman" w:eastAsia="Times New Roman" w:hAnsi="Times New Roman"/>
+          <w:sz w:val="28"/>
+          <w:szCs w:val="28"/>
+          <w:rtl w:val="0"/>
+        </w:rPr>
+        <w:t xml:space="preserve">When summarizing the overall performance of a new processor across a suite of different programs (like the SPEC benchmark), computer architects calculate the performance ratio (speedup) for each program compared to a reference machine. To get the final, overall score, the industry strictly uses the </w:t>
+      </w:r>
+      <w:r>
+        <w:rPr>
+          <w:rFonts w:ascii="Times New Roman" w:cs="Times New Roman" w:eastAsia="Times New Roman" w:hAnsi="Times New Roman"/>
+          <w:b w:val="1"/>
+          <w:bCs w:val="1"/>
+          <w:sz w:val="28"/>
+          <w:szCs w:val="28"/>
+          <w:rtl w:val="0"/>
+        </w:rPr>
+        <w:t xml:space="preserve">Geometric Mean</w:t>
+      </w:r>
+      <w:r>
+        <w:rPr>
+          <w:rFonts w:ascii="Times New Roman" w:cs="Times New Roman" w:eastAsia="Times New Roman" w:hAnsi="Times New Roman"/>
+          <w:sz w:val="28"/>
+          <w:szCs w:val="28"/>
+          <w:rtl w:val="0"/>
+        </w:rPr>
+        <w:t xml:space="preserve"> of these ratios.</w:t>
+      </w:r>
+    </w:p>
+    <w:p>
+      <w:pPr>
+        <w:spacing w:line="276" w:lineRule="auto"/>
+        <w:ind w:left="720" w:firstLine="0"/>
+        <w:jc w:val="both"/>
+        <w:rPr>
+          <w:rFonts w:ascii="Times New Roman" w:cs="Times New Roman" w:eastAsia="Times New Roman" w:hAnsi="Times New Roman"/>
+          <w:sz w:val="28"/>
+          <w:szCs w:val="28"/>
+        </w:rPr>
+      </w:pPr>
+      <w:r>
+        <w:rPr>
+          <w:rFonts w:ascii="Times New Roman" w:cs="Times New Roman" w:eastAsia="Times New Roman" w:hAnsi="Times New Roman"/>
+          <w:sz w:val="28"/>
+          <w:szCs w:val="28"/>
+          <w:rtl w:val="0"/>
+        </w:rPr>
+        <w:t xml:space="preserve">Can we use the standard </w:t>
+      </w:r>
+      <w:r>
+        <w:rPr>
+          <w:rFonts w:ascii="Times New Roman" w:cs="Times New Roman" w:eastAsia="Times New Roman" w:hAnsi="Times New Roman"/>
+          <w:b w:val="1"/>
+          <w:bCs w:val="1"/>
+          <w:sz w:val="28"/>
+          <w:szCs w:val="28"/>
+          <w:rtl w:val="0"/>
+        </w:rPr>
+        <w:t xml:space="preserve">Arithmetic Mean</w:t>
+      </w:r>
+      <w:r>
+        <w:rPr>
+          <w:rFonts w:ascii="Times New Roman" w:cs="Times New Roman" w:eastAsia="Times New Roman" w:hAnsi="Times New Roman"/>
+          <w:sz w:val="28"/>
+          <w:szCs w:val="28"/>
+          <w:rtl w:val="0"/>
+        </w:rPr>
+        <w:t xml:space="preserve"> (average) of these performance ratios? Why or why not? Explain with an example.</w:t>
+      </w:r>
+    </w:p>
+    <w:p>
+      <w:pPr>
+        <w:spacing w:line="276" w:lineRule="auto"/>
+        <w:ind w:left="720" w:firstLine="0"/>
+        <w:jc w:val="both"/>
+        <w:rPr>
+          <w:rFonts w:ascii="Times New Roman" w:cs="Times New Roman" w:eastAsia="Times New Roman" w:hAnsi="Times New Roman"/>
+          <w:i w:val="1"/>
+          <w:iCs w:val="1"/>
+          <w:color w:val="ff0000"/>
+          <w:sz w:val="28"/>
+          <w:szCs w:val="28"/>
+        </w:rPr>
+      </w:pPr>
+      <w:r>
+        <w:rPr>
+          <w:rFonts w:ascii="Times New Roman" w:cs="Times New Roman" w:eastAsia="Times New Roman" w:hAnsi="Times New Roman"/>
+          <w:b w:val="1"/>
+          <w:bCs w:val="1"/>
+          <w:color w:val="ff0000"/>
+          <w:sz w:val="28"/>
+          <w:szCs w:val="28"/>
+          <w:rtl w:val="0"/>
+        </w:rPr>
+        <w:t xml:space="preserve">[</w:t>
+      </w:r>
+      <w:r>
+        <w:rPr>
+          <w:rFonts w:ascii="Times New Roman" w:cs="Times New Roman" w:eastAsia="Times New Roman" w:hAnsi="Times New Roman"/>
+          <w:b w:val="1"/>
+          <w:bCs w:val="1"/>
+          <w:i w:val="1"/>
+          <w:iCs w:val="1"/>
+          <w:color w:val="ff0000"/>
+          <w:sz w:val="28"/>
+          <w:szCs w:val="28"/>
+          <w:rtl w:val="0"/>
+        </w:rPr>
+        <w:t xml:space="preserve">Hint:</w:t>
+      </w:r>
+      <w:r>
+        <w:rPr>
+          <w:rFonts w:ascii="Times New Roman" w:cs="Times New Roman" w:eastAsia="Times New Roman" w:hAnsi="Times New Roman"/>
+          <w:i w:val="1"/>
+          <w:iCs w:val="1"/>
+          <w:color w:val="ff0000"/>
+          <w:sz w:val="28"/>
+          <w:szCs w:val="28"/>
+          <w:rtl w:val="0"/>
+        </w:rPr>
+        <w:t xml:space="preserve"> </w:t>
       </w:r>
     </w:p>
     <w:p>
@@ -1196,39 +1647,27 @@
         </w:numPr>
         <w:spacing w:line="276" w:lineRule="auto"/>
         <w:ind w:left="1440" w:hanging="360"/>
-        <w:rPr>
-          <w:rFonts w:ascii="Times New Roman" w:cs="Times New Roman" w:eastAsia="Times New Roman" w:hAnsi="Times New Roman"/>
-          <w:sz w:val="28"/>
-          <w:szCs w:val="28"/>
-        </w:rPr>
-      </w:pPr>
-      <w:r>
-        <w:rPr>
-          <w:rFonts w:ascii="Times New Roman" w:cs="Times New Roman" w:eastAsia="Times New Roman" w:hAnsi="Times New Roman"/>
-          <w:sz w:val="28"/>
-          <w:szCs w:val="28"/>
-          <w:rtl w:val="0"/>
-        </w:rPr>
-        <w:t xml:space="preserve">What is the Clock period? </w:t>
-      </w:r>
-      <w:r>
-        <w:rPr>
-          <w:rFonts w:ascii="Times New Roman" w:cs="Times New Roman" w:eastAsia="Times New Roman" w:hAnsi="Times New Roman"/>
-          <w:b w:val="1"/>
-          <w:sz w:val="28"/>
-          <w:szCs w:val="28"/>
-          <w:rtl w:val="0"/>
-        </w:rPr>
-        <w:t xml:space="preserve">Hint</w:t>
-      </w:r>
-      <w:r>
-        <w:rPr>
-          <w:rFonts w:ascii="Times New Roman" w:cs="Times New Roman" w:eastAsia="Times New Roman" w:hAnsi="Times New Roman"/>
-          <w:sz w:val="28"/>
-          <w:szCs w:val="28"/>
-          <w:rtl w:val="0"/>
-        </w:rPr>
-        <w:t xml:space="preserve">: follow any of the figures                         </w:t>
+        <w:jc w:val="both"/>
+        <w:rPr>
+          <w:rFonts w:ascii="Times New Roman" w:cs="Times New Roman" w:eastAsia="Times New Roman" w:hAnsi="Times New Roman"/>
+          <w:i w:val="1"/>
+          <w:iCs w:val="1"/>
+          <w:color w:val="ff0000"/>
+          <w:sz w:val="28"/>
+          <w:szCs w:val="28"/>
+        </w:rPr>
+      </w:pPr>
+      <w:r>
+        <w:rPr>
+          <w:rFonts w:ascii="Times New Roman" w:cs="Times New Roman" w:eastAsia="Times New Roman" w:hAnsi="Times New Roman"/>
+          <w:i w:val="1"/>
+          <w:iCs w:val="1"/>
+          <w:color w:val="ff0000"/>
+          <w:sz w:val="28"/>
+          <w:szCs w:val="28"/>
+          <w:rtl w:val="0"/>
+        </w:rPr>
+        <w:t xml:space="preserve">Consider Computer A as the reference machine to calculate execution time ratios. Then calculate the overall score of the benchmark using Arithmetic mean.</w:t>
       </w:r>
     </w:p>
     <w:p>
@@ -1239,125 +1678,3397 @@
         </w:numPr>
         <w:spacing w:line="276" w:lineRule="auto"/>
         <w:ind w:left="1440" w:hanging="360"/>
-        <w:rPr>
-          <w:rFonts w:ascii="Times New Roman" w:cs="Times New Roman" w:eastAsia="Times New Roman" w:hAnsi="Times New Roman"/>
-          <w:sz w:val="28"/>
-          <w:szCs w:val="28"/>
-        </w:rPr>
-      </w:pPr>
-      <w:r>
-        <w:rPr>
-          <w:rFonts w:ascii="Times New Roman" w:cs="Times New Roman" w:eastAsia="Times New Roman" w:hAnsi="Times New Roman"/>
-          <w:sz w:val="28"/>
-          <w:szCs w:val="28"/>
-          <w:rtl w:val="0"/>
-        </w:rPr>
-        <w:t xml:space="preserve">What is the frequency?                                                                               </w:t>
+        <w:jc w:val="both"/>
+        <w:rPr>
+          <w:rFonts w:ascii="Times New Roman" w:cs="Times New Roman" w:eastAsia="Times New Roman" w:hAnsi="Times New Roman"/>
+          <w:i w:val="1"/>
+          <w:iCs w:val="1"/>
+          <w:color w:val="ff0000"/>
+          <w:sz w:val="28"/>
+          <w:szCs w:val="28"/>
+        </w:rPr>
+      </w:pPr>
+      <w:r>
+        <w:rPr>
+          <w:rFonts w:ascii="Times New Roman" w:cs="Times New Roman" w:eastAsia="Times New Roman" w:hAnsi="Times New Roman"/>
+          <w:i w:val="1"/>
+          <w:iCs w:val="1"/>
+          <w:color w:val="ff0000"/>
+          <w:sz w:val="28"/>
+          <w:szCs w:val="28"/>
+          <w:rtl w:val="0"/>
+        </w:rPr>
+        <w:t xml:space="preserve">Repeat the same calculations but this time consider Computer B as the reference machine.</w:t>
+      </w:r>
+    </w:p>
+    <w:p>
+      <w:pPr>
+        <w:spacing w:line="276" w:lineRule="auto"/>
+        <w:ind w:left="720" w:firstLine="0"/>
+        <w:jc w:val="both"/>
+        <w:rPr>
+          <w:rFonts w:ascii="Times New Roman" w:cs="Times New Roman" w:eastAsia="Times New Roman" w:hAnsi="Times New Roman"/>
+          <w:i w:val="1"/>
+          <w:iCs w:val="1"/>
+          <w:color w:val="ff0000"/>
+          <w:sz w:val="28"/>
+          <w:szCs w:val="28"/>
+        </w:rPr>
+      </w:pPr>
+      <w:r>
+        <w:rPr>
+          <w:rFonts w:ascii="Times New Roman" w:cs="Times New Roman" w:eastAsia="Times New Roman" w:hAnsi="Times New Roman"/>
+          <w:i w:val="1"/>
+          <w:iCs w:val="1"/>
+          <w:color w:val="ff0000"/>
+          <w:sz w:val="28"/>
+          <w:szCs w:val="28"/>
+          <w:rtl w:val="0"/>
+        </w:rPr>
+        <w:t xml:space="preserve">The answer of both steps will not agree when we use Arithmetic mean. What happens when we use Geometric mean to calculate the overall score?</w:t>
+      </w:r>
+    </w:p>
+    <w:sdt>
+      <w:sdtPr>
+        <w:lock w:val="contentLocked"/>
+        <w:id w:val="964309729"/>
+        <w:tag w:val="goog_rdk_0"/>
+      </w:sdtPr>
+      <w:sdtContent>
+        <w:tbl>
+          <w:tblPr>
+            <w:tblStyle w:val="Table1"/>
+            <w:tblW w:w="8700.0" w:type="dxa"/>
+            <w:jc w:val="left"/>
+            <w:tblInd w:w="720.0" w:type="dxa"/>
+            <w:tblBorders>
+              <w:top w:color="000000" w:space="0" w:sz="8" w:val="single"/>
+              <w:left w:color="000000" w:space="0" w:sz="8" w:val="single"/>
+              <w:bottom w:color="000000" w:space="0" w:sz="8" w:val="single"/>
+              <w:right w:color="000000" w:space="0" w:sz="8" w:val="single"/>
+              <w:insideH w:color="000000" w:space="0" w:sz="8" w:val="single"/>
+              <w:insideV w:color="000000" w:space="0" w:sz="8" w:val="single"/>
+            </w:tblBorders>
+            <w:tblLayout w:type="fixed"/>
+            <w:tblLook w:val="0600"/>
+          </w:tblPr>
+          <w:tblGrid>
+            <w:gridCol w:w="2340"/>
+            <w:gridCol w:w="3300"/>
+            <w:gridCol w:w="3060"/>
+            <w:tblGridChange w:id="0">
+              <w:tblGrid>
+                <w:gridCol w:w="2340"/>
+                <w:gridCol w:w="3300"/>
+                <w:gridCol w:w="3060"/>
+              </w:tblGrid>
+            </w:tblGridChange>
+          </w:tblGrid>
+          <w:tr>
+            <w:trPr>
+              <w:cantSplit w:val="0"/>
+              <w:tblHeader w:val="0"/>
+            </w:trPr>
+            <w:tc>
+              <w:tcPr>
+                <w:shd w:fill="auto" w:val="clear"/>
+                <w:tcMar>
+                  <w:top w:w="100.0" w:type="dxa"/>
+                  <w:left w:w="100.0" w:type="dxa"/>
+                  <w:bottom w:w="100.0" w:type="dxa"/>
+                  <w:right w:w="100.0" w:type="dxa"/>
+                </w:tcMar>
+                <w:vAlign w:val="top"/>
+              </w:tcPr>
+              <w:p>
+                <w:pPr>
+                  <w:widowControl w:val="0"/>
+                  <w:spacing w:line="240" w:lineRule="auto"/>
+                  <w:rPr>
+                    <w:rFonts w:ascii="Times New Roman" w:cs="Times New Roman" w:eastAsia="Times New Roman" w:hAnsi="Times New Roman"/>
+                    <w:i w:val="1"/>
+                    <w:iCs w:val="1"/>
+                    <w:color w:val="ff0000"/>
+                    <w:sz w:val="28"/>
+                    <w:szCs w:val="28"/>
+                  </w:rPr>
+                </w:pPr>
+                <w:r>
+                  <w:rPr>
+                    <w:rFonts w:ascii="Times New Roman" w:cs="Times New Roman" w:eastAsia="Times New Roman" w:hAnsi="Times New Roman"/>
+                    <w:i w:val="1"/>
+                    <w:iCs w:val="1"/>
+                    <w:color w:val="ff0000"/>
+                    <w:sz w:val="28"/>
+                    <w:szCs w:val="28"/>
+                    <w:rtl w:val="0"/>
+                  </w:rPr>
+                  <w:t xml:space="preserve">Benchmark programs</w:t>
+                </w:r>
+              </w:p>
+            </w:tc>
+            <w:tc>
+              <w:tcPr>
+                <w:shd w:fill="auto" w:val="clear"/>
+                <w:tcMar>
+                  <w:top w:w="100.0" w:type="dxa"/>
+                  <w:left w:w="100.0" w:type="dxa"/>
+                  <w:bottom w:w="100.0" w:type="dxa"/>
+                  <w:right w:w="100.0" w:type="dxa"/>
+                </w:tcMar>
+                <w:vAlign w:val="top"/>
+              </w:tcPr>
+              <w:p>
+                <w:pPr>
+                  <w:widowControl w:val="0"/>
+                  <w:spacing w:line="240" w:lineRule="auto"/>
+                  <w:rPr>
+                    <w:rFonts w:ascii="Times New Roman" w:cs="Times New Roman" w:eastAsia="Times New Roman" w:hAnsi="Times New Roman"/>
+                    <w:i w:val="1"/>
+                    <w:iCs w:val="1"/>
+                    <w:color w:val="ff0000"/>
+                    <w:sz w:val="28"/>
+                    <w:szCs w:val="28"/>
+                  </w:rPr>
+                </w:pPr>
+                <w:r>
+                  <w:rPr>
+                    <w:rFonts w:ascii="Times New Roman" w:cs="Times New Roman" w:eastAsia="Times New Roman" w:hAnsi="Times New Roman"/>
+                    <w:i w:val="1"/>
+                    <w:iCs w:val="1"/>
+                    <w:color w:val="ff0000"/>
+                    <w:sz w:val="28"/>
+                    <w:szCs w:val="28"/>
+                    <w:rtl w:val="0"/>
+                  </w:rPr>
+                  <w:t xml:space="preserve">Computer A (Execution time)</w:t>
+                </w:r>
+              </w:p>
+            </w:tc>
+            <w:tc>
+              <w:tcPr>
+                <w:shd w:fill="auto" w:val="clear"/>
+                <w:tcMar>
+                  <w:top w:w="100.0" w:type="dxa"/>
+                  <w:left w:w="100.0" w:type="dxa"/>
+                  <w:bottom w:w="100.0" w:type="dxa"/>
+                  <w:right w:w="100.0" w:type="dxa"/>
+                </w:tcMar>
+                <w:vAlign w:val="top"/>
+              </w:tcPr>
+              <w:p>
+                <w:pPr>
+                  <w:widowControl w:val="0"/>
+                  <w:spacing w:line="240" w:lineRule="auto"/>
+                  <w:rPr>
+                    <w:rFonts w:ascii="Times New Roman" w:cs="Times New Roman" w:eastAsia="Times New Roman" w:hAnsi="Times New Roman"/>
+                    <w:i w:val="1"/>
+                    <w:iCs w:val="1"/>
+                    <w:color w:val="ff0000"/>
+                    <w:sz w:val="28"/>
+                    <w:szCs w:val="28"/>
+                  </w:rPr>
+                </w:pPr>
+                <w:r>
+                  <w:rPr>
+                    <w:rFonts w:ascii="Times New Roman" w:cs="Times New Roman" w:eastAsia="Times New Roman" w:hAnsi="Times New Roman"/>
+                    <w:i w:val="1"/>
+                    <w:iCs w:val="1"/>
+                    <w:color w:val="ff0000"/>
+                    <w:sz w:val="28"/>
+                    <w:szCs w:val="28"/>
+                    <w:rtl w:val="0"/>
+                  </w:rPr>
+                  <w:t xml:space="preserve">Computer B (Execution time)</w:t>
+                </w:r>
+              </w:p>
+            </w:tc>
+          </w:tr>
+          <w:tr>
+            <w:trPr>
+              <w:cantSplit w:val="0"/>
+              <w:tblHeader w:val="0"/>
+            </w:trPr>
+            <w:tc>
+              <w:tcPr>
+                <w:shd w:fill="auto" w:val="clear"/>
+                <w:tcMar>
+                  <w:top w:w="100.0" w:type="dxa"/>
+                  <w:left w:w="100.0" w:type="dxa"/>
+                  <w:bottom w:w="100.0" w:type="dxa"/>
+                  <w:right w:w="100.0" w:type="dxa"/>
+                </w:tcMar>
+                <w:vAlign w:val="top"/>
+              </w:tcPr>
+              <w:p>
+                <w:pPr>
+                  <w:widowControl w:val="0"/>
+                  <w:spacing w:line="240" w:lineRule="auto"/>
+                  <w:rPr>
+                    <w:rFonts w:ascii="Times New Roman" w:cs="Times New Roman" w:eastAsia="Times New Roman" w:hAnsi="Times New Roman"/>
+                    <w:i w:val="1"/>
+                    <w:iCs w:val="1"/>
+                    <w:color w:val="ff0000"/>
+                    <w:sz w:val="28"/>
+                    <w:szCs w:val="28"/>
+                  </w:rPr>
+                </w:pPr>
+                <w:r>
+                  <w:rPr>
+                    <w:rFonts w:ascii="Times New Roman" w:cs="Times New Roman" w:eastAsia="Times New Roman" w:hAnsi="Times New Roman"/>
+                    <w:i w:val="1"/>
+                    <w:iCs w:val="1"/>
+                    <w:color w:val="ff0000"/>
+                    <w:sz w:val="28"/>
+                    <w:szCs w:val="28"/>
+                    <w:rtl w:val="0"/>
+                  </w:rPr>
+                  <w:t xml:space="preserve">Program 1</w:t>
+                </w:r>
+              </w:p>
+            </w:tc>
+            <w:tc>
+              <w:tcPr>
+                <w:shd w:fill="auto" w:val="clear"/>
+                <w:tcMar>
+                  <w:top w:w="100.0" w:type="dxa"/>
+                  <w:left w:w="100.0" w:type="dxa"/>
+                  <w:bottom w:w="100.0" w:type="dxa"/>
+                  <w:right w:w="100.0" w:type="dxa"/>
+                </w:tcMar>
+                <w:vAlign w:val="top"/>
+              </w:tcPr>
+              <w:p>
+                <w:pPr>
+                  <w:widowControl w:val="0"/>
+                  <w:spacing w:line="240" w:lineRule="auto"/>
+                  <w:rPr>
+                    <w:rFonts w:ascii="Times New Roman" w:cs="Times New Roman" w:eastAsia="Times New Roman" w:hAnsi="Times New Roman"/>
+                    <w:i w:val="1"/>
+                    <w:iCs w:val="1"/>
+                    <w:color w:val="ff0000"/>
+                    <w:sz w:val="28"/>
+                    <w:szCs w:val="28"/>
+                  </w:rPr>
+                </w:pPr>
+                <w:r>
+                  <w:rPr>
+                    <w:rFonts w:ascii="Times New Roman" w:cs="Times New Roman" w:eastAsia="Times New Roman" w:hAnsi="Times New Roman"/>
+                    <w:i w:val="1"/>
+                    <w:iCs w:val="1"/>
+                    <w:color w:val="ff0000"/>
+                    <w:sz w:val="28"/>
+                    <w:szCs w:val="28"/>
+                    <w:rtl w:val="0"/>
+                  </w:rPr>
+                  <w:t xml:space="preserve">10 s</w:t>
+                </w:r>
+              </w:p>
+            </w:tc>
+            <w:tc>
+              <w:tcPr>
+                <w:shd w:fill="auto" w:val="clear"/>
+                <w:tcMar>
+                  <w:top w:w="100.0" w:type="dxa"/>
+                  <w:left w:w="100.0" w:type="dxa"/>
+                  <w:bottom w:w="100.0" w:type="dxa"/>
+                  <w:right w:w="100.0" w:type="dxa"/>
+                </w:tcMar>
+                <w:vAlign w:val="top"/>
+              </w:tcPr>
+              <w:p>
+                <w:pPr>
+                  <w:widowControl w:val="0"/>
+                  <w:spacing w:line="240" w:lineRule="auto"/>
+                  <w:rPr>
+                    <w:rFonts w:ascii="Times New Roman" w:cs="Times New Roman" w:eastAsia="Times New Roman" w:hAnsi="Times New Roman"/>
+                    <w:i w:val="1"/>
+                    <w:iCs w:val="1"/>
+                    <w:color w:val="ff0000"/>
+                    <w:sz w:val="28"/>
+                    <w:szCs w:val="28"/>
+                  </w:rPr>
+                </w:pPr>
+                <w:r>
+                  <w:rPr>
+                    <w:rFonts w:ascii="Times New Roman" w:cs="Times New Roman" w:eastAsia="Times New Roman" w:hAnsi="Times New Roman"/>
+                    <w:i w:val="1"/>
+                    <w:iCs w:val="1"/>
+                    <w:color w:val="ff0000"/>
+                    <w:sz w:val="28"/>
+                    <w:szCs w:val="28"/>
+                    <w:rtl w:val="0"/>
+                  </w:rPr>
+                  <w:t xml:space="preserve">100 s</w:t>
+                </w:r>
+              </w:p>
+            </w:tc>
+          </w:tr>
+          <w:tr>
+            <w:trPr>
+              <w:cantSplit w:val="0"/>
+              <w:tblHeader w:val="0"/>
+            </w:trPr>
+            <w:tc>
+              <w:tcPr>
+                <w:shd w:fill="auto" w:val="clear"/>
+                <w:tcMar>
+                  <w:top w:w="100.0" w:type="dxa"/>
+                  <w:left w:w="100.0" w:type="dxa"/>
+                  <w:bottom w:w="100.0" w:type="dxa"/>
+                  <w:right w:w="100.0" w:type="dxa"/>
+                </w:tcMar>
+                <w:vAlign w:val="top"/>
+              </w:tcPr>
+              <w:p>
+                <w:pPr>
+                  <w:widowControl w:val="0"/>
+                  <w:spacing w:line="240" w:lineRule="auto"/>
+                  <w:rPr>
+                    <w:rFonts w:ascii="Times New Roman" w:cs="Times New Roman" w:eastAsia="Times New Roman" w:hAnsi="Times New Roman"/>
+                    <w:i w:val="1"/>
+                    <w:iCs w:val="1"/>
+                    <w:color w:val="ff0000"/>
+                    <w:sz w:val="28"/>
+                    <w:szCs w:val="28"/>
+                  </w:rPr>
+                </w:pPr>
+                <w:r>
+                  <w:rPr>
+                    <w:rFonts w:ascii="Times New Roman" w:cs="Times New Roman" w:eastAsia="Times New Roman" w:hAnsi="Times New Roman"/>
+                    <w:i w:val="1"/>
+                    <w:iCs w:val="1"/>
+                    <w:color w:val="ff0000"/>
+                    <w:sz w:val="28"/>
+                    <w:szCs w:val="28"/>
+                    <w:rtl w:val="0"/>
+                  </w:rPr>
+                  <w:t xml:space="preserve">Program 2</w:t>
+                </w:r>
+              </w:p>
+            </w:tc>
+            <w:tc>
+              <w:tcPr>
+                <w:shd w:fill="auto" w:val="clear"/>
+                <w:tcMar>
+                  <w:top w:w="100.0" w:type="dxa"/>
+                  <w:left w:w="100.0" w:type="dxa"/>
+                  <w:bottom w:w="100.0" w:type="dxa"/>
+                  <w:right w:w="100.0" w:type="dxa"/>
+                </w:tcMar>
+                <w:vAlign w:val="top"/>
+              </w:tcPr>
+              <w:p>
+                <w:pPr>
+                  <w:widowControl w:val="0"/>
+                  <w:spacing w:line="240" w:lineRule="auto"/>
+                  <w:rPr>
+                    <w:rFonts w:ascii="Times New Roman" w:cs="Times New Roman" w:eastAsia="Times New Roman" w:hAnsi="Times New Roman"/>
+                    <w:i w:val="1"/>
+                    <w:iCs w:val="1"/>
+                    <w:color w:val="ff0000"/>
+                    <w:sz w:val="28"/>
+                    <w:szCs w:val="28"/>
+                  </w:rPr>
+                </w:pPr>
+                <w:r>
+                  <w:rPr>
+                    <w:rFonts w:ascii="Times New Roman" w:cs="Times New Roman" w:eastAsia="Times New Roman" w:hAnsi="Times New Roman"/>
+                    <w:i w:val="1"/>
+                    <w:iCs w:val="1"/>
+                    <w:color w:val="ff0000"/>
+                    <w:sz w:val="28"/>
+                    <w:szCs w:val="28"/>
+                    <w:rtl w:val="0"/>
+                  </w:rPr>
+                  <w:t xml:space="preserve">100 s</w:t>
+                </w:r>
+              </w:p>
+            </w:tc>
+            <w:tc>
+              <w:tcPr>
+                <w:shd w:fill="auto" w:val="clear"/>
+                <w:tcMar>
+                  <w:top w:w="100.0" w:type="dxa"/>
+                  <w:left w:w="100.0" w:type="dxa"/>
+                  <w:bottom w:w="100.0" w:type="dxa"/>
+                  <w:right w:w="100.0" w:type="dxa"/>
+                </w:tcMar>
+                <w:vAlign w:val="top"/>
+              </w:tcPr>
+              <w:p>
+                <w:pPr>
+                  <w:widowControl w:val="0"/>
+                  <w:spacing w:line="240" w:lineRule="auto"/>
+                  <w:rPr>
+                    <w:rFonts w:ascii="Times New Roman" w:cs="Times New Roman" w:eastAsia="Times New Roman" w:hAnsi="Times New Roman"/>
+                    <w:i w:val="1"/>
+                    <w:iCs w:val="1"/>
+                    <w:color w:val="ff0000"/>
+                    <w:sz w:val="28"/>
+                    <w:szCs w:val="28"/>
+                  </w:rPr>
+                </w:pPr>
+                <w:r>
+                  <w:rPr>
+                    <w:rFonts w:ascii="Times New Roman" w:cs="Times New Roman" w:eastAsia="Times New Roman" w:hAnsi="Times New Roman"/>
+                    <w:i w:val="1"/>
+                    <w:iCs w:val="1"/>
+                    <w:color w:val="ff0000"/>
+                    <w:sz w:val="28"/>
+                    <w:szCs w:val="28"/>
+                    <w:rtl w:val="0"/>
+                  </w:rPr>
+                  <w:t xml:space="preserve">10 s</w:t>
+                </w:r>
+              </w:p>
+            </w:tc>
+          </w:tr>
+        </w:tbl>
+      </w:sdtContent>
+    </w:sdt>
+    <w:p>
+      <w:pPr>
+        <w:spacing w:line="276" w:lineRule="auto"/>
+        <w:ind w:left="720" w:firstLine="0"/>
+        <w:jc w:val="both"/>
+        <w:rPr>
+          <w:rFonts w:ascii="Times New Roman" w:cs="Times New Roman" w:eastAsia="Times New Roman" w:hAnsi="Times New Roman"/>
+          <w:b w:val="1"/>
+          <w:bCs w:val="1"/>
+          <w:i w:val="1"/>
+          <w:iCs w:val="1"/>
+          <w:color w:val="ff0000"/>
+          <w:sz w:val="28"/>
+          <w:szCs w:val="28"/>
+        </w:rPr>
+      </w:pPr>
+      <w:r>
+        <w:rPr>
+          <w:rFonts w:ascii="Times New Roman" w:cs="Times New Roman" w:eastAsia="Times New Roman" w:hAnsi="Times New Roman"/>
+          <w:b w:val="1"/>
+          <w:bCs w:val="1"/>
+          <w:i w:val="1"/>
+          <w:iCs w:val="1"/>
+          <w:color w:val="ff0000"/>
+          <w:sz w:val="28"/>
+          <w:szCs w:val="28"/>
+          <w:rtl w:val="0"/>
+        </w:rPr>
+        <w:t xml:space="preserve">]</w:t>
+      </w:r>
+    </w:p>
+    <w:p>
+      <w:pPr>
+        <w:spacing w:line="276" w:lineRule="auto"/>
+        <w:ind w:left="720" w:firstLine="0"/>
+        <w:jc w:val="both"/>
+        <w:rPr>
+          <w:rFonts w:ascii="Times New Roman" w:cs="Times New Roman" w:eastAsia="Times New Roman" w:hAnsi="Times New Roman"/>
+          <w:b w:val="1"/>
+          <w:bCs w:val="1"/>
+          <w:i w:val="1"/>
+          <w:iCs w:val="1"/>
+          <w:sz w:val="28"/>
+          <w:szCs w:val="28"/>
+        </w:rPr>
+      </w:pPr>
+      <w:r>
+        <w:rPr>
+          <w:rtl w:val="0"/>
+        </w:rPr>
+      </w:r>
+    </w:p>
+    <w:p>
+      <w:pPr>
+        <w:spacing w:line="276" w:lineRule="auto"/>
+        <w:jc w:val="both"/>
+        <w:rPr>
+          <w:rFonts w:ascii="Times New Roman" w:cs="Times New Roman" w:eastAsia="Times New Roman" w:hAnsi="Times New Roman"/>
+          <w:b w:val="1"/>
+          <w:bCs w:val="1"/>
+          <w:sz w:val="28"/>
+          <w:szCs w:val="28"/>
+        </w:rPr>
+      </w:pPr>
+      <w:r>
+        <w:rPr>
+          <w:rtl w:val="0"/>
+        </w:rPr>
+      </w:r>
+    </w:p>
+    <w:p>
+      <w:pPr>
+        <w:spacing w:line="276" w:lineRule="auto"/>
+        <w:jc w:val="both"/>
+        <w:rPr>
+          <w:rFonts w:ascii="Times New Roman" w:cs="Times New Roman" w:eastAsia="Times New Roman" w:hAnsi="Times New Roman"/>
+          <w:b w:val="1"/>
+          <w:bCs w:val="1"/>
+          <w:sz w:val="28"/>
+          <w:szCs w:val="28"/>
+        </w:rPr>
+      </w:pPr>
+      <w:r>
+        <w:rPr>
+          <w:rtl w:val="0"/>
+        </w:rPr>
+      </w:r>
+    </w:p>
+    <w:p>
+      <w:pPr>
+        <w:spacing w:line="276" w:lineRule="auto"/>
+        <w:rPr>
+          <w:rFonts w:ascii="Times New Roman" w:cs="Times New Roman" w:eastAsia="Times New Roman" w:hAnsi="Times New Roman"/>
+          <w:b w:val="1"/>
+          <w:bCs w:val="1"/>
+          <w:sz w:val="28"/>
+          <w:szCs w:val="28"/>
+        </w:rPr>
+      </w:pPr>
+      <w:r>
+        <w:rPr>
+          <w:rFonts w:ascii="Times New Roman" w:cs="Times New Roman" w:eastAsia="Times New Roman" w:hAnsi="Times New Roman"/>
+          <w:b w:val="1"/>
+          <w:bCs w:val="1"/>
+          <w:sz w:val="32"/>
+          <w:szCs w:val="32"/>
+          <w:rtl w:val="0"/>
+        </w:rPr>
+        <w:t xml:space="preserve">Question - </w:t>
+      </w:r>
+      <w:r>
+        <w:rPr>
+          <w:rFonts w:ascii="Times New Roman" w:cs="Times New Roman" w:eastAsia="Times New Roman" w:hAnsi="Times New Roman"/>
+          <w:b w:val="1"/>
+          <w:bCs w:val="1"/>
+          <w:sz w:val="28"/>
+          <w:szCs w:val="28"/>
+          <w:rtl w:val="0"/>
+        </w:rPr>
+        <w:t xml:space="preserve">9</w:t>
+      </w:r>
+      <w:r>
+        <w:rPr>
+          <w:rtl w:val="0"/>
+        </w:rPr>
+      </w:r>
+    </w:p>
+    <w:p>
+      <w:pPr>
+        <w:spacing w:line="276" w:lineRule="auto"/>
+        <w:jc w:val="both"/>
+        <w:rPr>
+          <w:rFonts w:ascii="Times New Roman" w:cs="Times New Roman" w:eastAsia="Times New Roman" w:hAnsi="Times New Roman"/>
+          <w:sz w:val="28"/>
+          <w:szCs w:val="28"/>
+        </w:rPr>
+      </w:pPr>
+      <w:r>
+        <w:rPr>
+          <w:rFonts w:ascii="Times New Roman" w:cs="Times New Roman" w:eastAsia="Times New Roman" w:hAnsi="Times New Roman"/>
+          <w:sz w:val="28"/>
+          <w:szCs w:val="28"/>
+          <w:rtl w:val="0"/>
+        </w:rPr>
+        <w:t xml:space="preserve">For decades, processor performance scaled exponentially simply by increasing the clock frequency. In the mid-2000s, this trend abruptly stopped, and engineers shifted to building multicore microprocessors (putting more than one processor per chip). Looking at the CMOS power equation (</w:t>
+      </w:r>
+      <m:oMath>
+        <m:r>
+          <w:rPr>
+            <w:rFonts w:ascii="Times New Roman" w:cs="Times New Roman" w:eastAsia="Times New Roman" w:hAnsi="Times New Roman"/>
+            <w:sz w:val="28"/>
+            <w:szCs w:val="28"/>
+          </w:rPr>
+          <m:t xml:space="preserve">Power = Capacitive load </m:t>
+        </m:r>
+        <m:r>
+          <w:rPr>
+            <w:rFonts w:ascii="Times New Roman" w:cs="Times New Roman" w:eastAsia="Times New Roman" w:hAnsi="Times New Roman"/>
+            <w:sz w:val="28"/>
+            <w:szCs w:val="28"/>
+          </w:rPr>
+          <m:t>×</m:t>
+        </m:r>
+        <m:r>
+          <w:rPr>
+            <w:rFonts w:ascii="Times New Roman" w:cs="Times New Roman" w:eastAsia="Times New Roman" w:hAnsi="Times New Roman"/>
+            <w:sz w:val="28"/>
+            <w:szCs w:val="28"/>
+          </w:rPr>
+          <m:t xml:space="preserve"> </m:t>
+        </m:r>
+        <m:sSup>
+          <m:sSupPr>
+            <m:ctrlPr>
+              <w:rPr>
+                <w:rFonts w:ascii="Times New Roman" w:cs="Times New Roman" w:eastAsia="Times New Roman" w:hAnsi="Times New Roman"/>
+                <w:sz w:val="28"/>
+                <w:szCs w:val="28"/>
+              </w:rPr>
+            </m:ctrlPr>
+          </m:sSupPr>
+          <m:e>
+            <m:r>
+              <w:rPr>
+                <w:rFonts w:ascii="Times New Roman" w:cs="Times New Roman" w:eastAsia="Times New Roman" w:hAnsi="Times New Roman"/>
+                <w:sz w:val="28"/>
+                <w:szCs w:val="28"/>
+              </w:rPr>
+              <m:t xml:space="preserve">Voltage</m:t>
+            </m:r>
+          </m:e>
+          <m:sup>
+            <m:r>
+              <w:rPr>
+                <w:rFonts w:ascii="Times New Roman" w:cs="Times New Roman" w:eastAsia="Times New Roman" w:hAnsi="Times New Roman"/>
+                <w:sz w:val="28"/>
+                <w:szCs w:val="28"/>
+              </w:rPr>
+              <m:t xml:space="preserve">2</m:t>
+            </m:r>
+          </m:sup>
+        </m:sSup>
+        <m:r>
+          <w:rPr>
+            <w:rFonts w:ascii="Times New Roman" w:cs="Times New Roman" w:eastAsia="Times New Roman" w:hAnsi="Times New Roman"/>
+            <w:sz w:val="28"/>
+            <w:szCs w:val="28"/>
+          </w:rPr>
+          <m:t>×</m:t>
+        </m:r>
+        <m:r>
+          <w:rPr>
+            <w:rFonts w:ascii="Times New Roman" w:cs="Times New Roman" w:eastAsia="Times New Roman" w:hAnsi="Times New Roman"/>
+            <w:sz w:val="28"/>
+            <w:szCs w:val="28"/>
+          </w:rPr>
+          <m:t xml:space="preserve">Frequency</m:t>
+        </m:r>
+      </m:oMath>
+      <w:r>
+        <w:rPr>
+          <w:rFonts w:ascii="Times New Roman" w:cs="Times New Roman" w:eastAsia="Times New Roman" w:hAnsi="Times New Roman"/>
+          <w:sz w:val="28"/>
+          <w:szCs w:val="28"/>
+          <w:rtl w:val="0"/>
+        </w:rPr>
+        <w:t xml:space="preserve">), explain the improvement trend of processors over the generations. </w:t>
+      </w:r>
+    </w:p>
+    <w:p>
+      <w:pPr>
+        <w:spacing w:line="276" w:lineRule="auto"/>
+        <w:jc w:val="both"/>
+        <w:rPr>
+          <w:rFonts w:ascii="Times New Roman" w:cs="Times New Roman" w:eastAsia="Times New Roman" w:hAnsi="Times New Roman"/>
+          <w:b w:val="1"/>
+          <w:bCs w:val="1"/>
+          <w:i w:val="1"/>
+          <w:iCs w:val="1"/>
+          <w:color w:val="ff0000"/>
+          <w:sz w:val="28"/>
+          <w:szCs w:val="28"/>
+        </w:rPr>
+      </w:pPr>
+      <w:r>
+        <w:rPr>
+          <w:rFonts w:ascii="Times New Roman" w:cs="Times New Roman" w:eastAsia="Times New Roman" w:hAnsi="Times New Roman"/>
+          <w:b w:val="1"/>
+          <w:bCs w:val="1"/>
+          <w:i w:val="1"/>
+          <w:iCs w:val="1"/>
+          <w:color w:val="ff0000"/>
+          <w:sz w:val="28"/>
+          <w:szCs w:val="28"/>
+          <w:rtl w:val="0"/>
+        </w:rPr>
+        <w:t xml:space="preserve">[Hint: </w:t>
+      </w:r>
+    </w:p>
+    <w:p>
+      <w:pPr>
+        <w:spacing w:line="276" w:lineRule="auto"/>
+        <w:jc w:val="both"/>
+        <w:rPr>
+          <w:rFonts w:ascii="Times New Roman" w:cs="Times New Roman" w:eastAsia="Times New Roman" w:hAnsi="Times New Roman"/>
+          <w:i w:val="1"/>
+          <w:iCs w:val="1"/>
+          <w:color w:val="ff0000"/>
+          <w:sz w:val="28"/>
+          <w:szCs w:val="28"/>
+        </w:rPr>
+      </w:pPr>
+      <w:r>
+        <w:rPr>
+          <w:rFonts w:ascii="Times New Roman" w:cs="Times New Roman" w:eastAsia="Times New Roman" w:hAnsi="Times New Roman"/>
+          <w:i w:val="1"/>
+          <w:iCs w:val="1"/>
+          <w:color w:val="ff0000"/>
+          <w:sz w:val="28"/>
+          <w:szCs w:val="28"/>
+          <w:rtl w:val="0"/>
+        </w:rPr>
+        <w:t xml:space="preserve">Try to answer the following questions-</w:t>
       </w:r>
     </w:p>
     <w:p>
       <w:pPr>
         <w:numPr>
           <w:ilvl w:val="0"/>
-          <w:numId w:val="3"/>
+          <w:numId w:val="1"/>
         </w:numPr>
         <w:spacing w:line="276" w:lineRule="auto"/>
-        <w:ind w:left="1440" w:hanging="360"/>
-        <w:rPr>
-          <w:rFonts w:ascii="Times New Roman" w:cs="Times New Roman" w:eastAsia="Times New Roman" w:hAnsi="Times New Roman"/>
-          <w:sz w:val="28"/>
-          <w:szCs w:val="28"/>
-        </w:rPr>
-      </w:pPr>
-      <w:r>
-        <w:rPr>
-          <w:rFonts w:ascii="Times New Roman" w:cs="Times New Roman" w:eastAsia="Times New Roman" w:hAnsi="Times New Roman"/>
-          <w:sz w:val="28"/>
-          <w:szCs w:val="28"/>
-          <w:rtl w:val="0"/>
-        </w:rPr>
-        <w:t xml:space="preserve">What is the CPI for Add and Sub ?                                                             </w:t>
+        <w:ind w:left="720" w:hanging="360"/>
+        <w:jc w:val="both"/>
+        <w:rPr>
+          <w:rFonts w:ascii="Times New Roman" w:cs="Times New Roman" w:eastAsia="Times New Roman" w:hAnsi="Times New Roman"/>
+          <w:i w:val="1"/>
+          <w:iCs w:val="1"/>
+          <w:color w:val="ff0000"/>
+          <w:sz w:val="28"/>
+          <w:szCs w:val="28"/>
+        </w:rPr>
+      </w:pPr>
+      <w:r>
+        <w:rPr>
+          <w:rFonts w:ascii="Times New Roman" w:cs="Times New Roman" w:eastAsia="Times New Roman" w:hAnsi="Times New Roman"/>
+          <w:i w:val="1"/>
+          <w:iCs w:val="1"/>
+          <w:color w:val="ff0000"/>
+          <w:sz w:val="28"/>
+          <w:szCs w:val="28"/>
+          <w:rtl w:val="0"/>
+        </w:rPr>
+        <w:t xml:space="preserve">Historically, how did engineers make a single processor finish its tasks faster? (Think about the relation of execution time and clock rate).</w:t>
       </w:r>
     </w:p>
     <w:p>
       <w:pPr>
         <w:numPr>
           <w:ilvl w:val="0"/>
-          <w:numId w:val="3"/>
+          <w:numId w:val="1"/>
         </w:numPr>
         <w:spacing w:line="276" w:lineRule="auto"/>
-        <w:ind w:left="1440" w:hanging="360"/>
-        <w:rPr>
-          <w:rFonts w:ascii="Times New Roman" w:cs="Times New Roman" w:eastAsia="Times New Roman" w:hAnsi="Times New Roman"/>
-          <w:sz w:val="28"/>
-          <w:szCs w:val="28"/>
-        </w:rPr>
-      </w:pPr>
-      <w:r>
-        <w:rPr>
-          <w:rFonts w:ascii="Times New Roman" w:cs="Times New Roman" w:eastAsia="Times New Roman" w:hAnsi="Times New Roman"/>
-          <w:sz w:val="28"/>
-          <w:szCs w:val="28"/>
-          <w:rtl w:val="0"/>
-        </w:rPr>
-        <w:t xml:space="preserve">What is the Avg. CPI?                                                                                 </w:t>
+        <w:ind w:left="720" w:hanging="360"/>
+        <w:jc w:val="both"/>
+        <w:rPr>
+          <w:rFonts w:ascii="Times New Roman" w:cs="Times New Roman" w:eastAsia="Times New Roman" w:hAnsi="Times New Roman"/>
+          <w:i w:val="1"/>
+          <w:iCs w:val="1"/>
+          <w:color w:val="ff0000"/>
+          <w:sz w:val="28"/>
+          <w:szCs w:val="28"/>
+        </w:rPr>
+      </w:pPr>
+      <w:r>
+        <w:rPr>
+          <w:rFonts w:ascii="Times New Roman" w:cs="Times New Roman" w:eastAsia="Times New Roman" w:hAnsi="Times New Roman"/>
+          <w:i w:val="1"/>
+          <w:iCs w:val="1"/>
+          <w:color w:val="ff0000"/>
+          <w:sz w:val="28"/>
+          <w:szCs w:val="28"/>
+          <w:rtl w:val="0"/>
+        </w:rPr>
+        <w:t xml:space="preserve">Why couldn’t engineers increase clock speed indefinitely? (Think about the power equation)</w:t>
       </w:r>
     </w:p>
     <w:p>
       <w:pPr>
         <w:numPr>
           <w:ilvl w:val="0"/>
-          <w:numId w:val="3"/>
+          <w:numId w:val="1"/>
         </w:numPr>
         <w:spacing w:line="276" w:lineRule="auto"/>
-        <w:ind w:left="1440" w:hanging="360"/>
-        <w:rPr>
-          <w:rFonts w:ascii="Times New Roman" w:cs="Times New Roman" w:eastAsia="Times New Roman" w:hAnsi="Times New Roman"/>
-          <w:sz w:val="28"/>
-          <w:szCs w:val="28"/>
-        </w:rPr>
-      </w:pPr>
-      <w:r>
-        <w:rPr>
-          <w:rFonts w:ascii="Times New Roman" w:cs="Times New Roman" w:eastAsia="Times New Roman" w:hAnsi="Times New Roman"/>
-          <w:sz w:val="28"/>
-          <w:szCs w:val="28"/>
-          <w:rtl w:val="0"/>
-        </w:rPr>
-        <w:t xml:space="preserve">Find out the execution time of the program?                                             </w:t>
+        <w:ind w:left="720" w:hanging="360"/>
+        <w:jc w:val="both"/>
+        <w:rPr>
+          <w:rFonts w:ascii="Times New Roman" w:cs="Times New Roman" w:eastAsia="Times New Roman" w:hAnsi="Times New Roman"/>
+          <w:i w:val="1"/>
+          <w:iCs w:val="1"/>
+          <w:color w:val="ff0000"/>
+          <w:sz w:val="28"/>
+          <w:szCs w:val="28"/>
+        </w:rPr>
+      </w:pPr>
+      <w:r>
+        <w:rPr>
+          <w:rFonts w:ascii="Times New Roman" w:cs="Times New Roman" w:eastAsia="Times New Roman" w:hAnsi="Times New Roman"/>
+          <w:i w:val="1"/>
+          <w:iCs w:val="1"/>
+          <w:color w:val="ff0000"/>
+          <w:sz w:val="28"/>
+          <w:szCs w:val="28"/>
+          <w:rtl w:val="0"/>
+        </w:rPr>
+        <w:t xml:space="preserve">Then how the engineers improved performance keeping power consumption the same? ( Think about the voltage factor in the power equation)</w:t>
       </w:r>
     </w:p>
     <w:p>
       <w:pPr>
         <w:numPr>
           <w:ilvl w:val="0"/>
-          <w:numId w:val="3"/>
+          <w:numId w:val="1"/>
         </w:numPr>
         <w:spacing w:line="276" w:lineRule="auto"/>
-        <w:ind w:left="1440" w:hanging="360"/>
-        <w:rPr>
-          <w:rFonts w:ascii="Times New Roman" w:cs="Times New Roman" w:eastAsia="Times New Roman" w:hAnsi="Times New Roman"/>
-          <w:sz w:val="28"/>
-          <w:szCs w:val="28"/>
-        </w:rPr>
-      </w:pPr>
-      <w:r>
-        <w:rPr>
-          <w:rFonts w:ascii="Times New Roman" w:cs="Times New Roman" w:eastAsia="Times New Roman" w:hAnsi="Times New Roman"/>
-          <w:sz w:val="28"/>
-          <w:szCs w:val="28"/>
-          <w:rtl w:val="0"/>
-        </w:rPr>
-        <w:t xml:space="preserve">Find the SPEC ratio?                                                                                 </w:t>
+        <w:ind w:left="720" w:hanging="360"/>
+        <w:jc w:val="both"/>
+        <w:rPr>
+          <w:i w:val="1"/>
+          <w:iCs w:val="1"/>
+          <w:color w:val="ff0000"/>
+          <w:sz w:val="28"/>
+          <w:szCs w:val="28"/>
+        </w:rPr>
+      </w:pPr>
+      <w:r>
+        <w:rPr>
+          <w:rFonts w:ascii="Times New Roman" w:cs="Times New Roman" w:eastAsia="Times New Roman" w:hAnsi="Times New Roman"/>
+          <w:i w:val="1"/>
+          <w:iCs w:val="1"/>
+          <w:color w:val="ff0000"/>
+          <w:sz w:val="28"/>
+          <w:szCs w:val="28"/>
+          <w:rtl w:val="0"/>
+        </w:rPr>
+        <w:t xml:space="preserve">Why couldn’t they reduce voltage any further? What happened after that?</w:t>
+      </w:r>
+      <w:r>
+        <w:rPr>
+          <w:rFonts w:ascii="Times New Roman" w:cs="Times New Roman" w:eastAsia="Times New Roman" w:hAnsi="Times New Roman"/>
+          <w:b w:val="1"/>
+          <w:bCs w:val="1"/>
+          <w:i w:val="1"/>
+          <w:iCs w:val="1"/>
+          <w:color w:val="ff0000"/>
+          <w:sz w:val="28"/>
+          <w:szCs w:val="28"/>
+          <w:rtl w:val="0"/>
+        </w:rPr>
+        <w:t xml:space="preserve">]</w:t>
+      </w:r>
+    </w:p>
+    <w:p>
+      <w:pPr>
+        <w:spacing w:line="276" w:lineRule="auto"/>
+        <w:jc w:val="both"/>
+        <w:rPr>
+          <w:rFonts w:ascii="Times New Roman" w:cs="Times New Roman" w:eastAsia="Times New Roman" w:hAnsi="Times New Roman"/>
+          <w:b w:val="1"/>
+          <w:bCs w:val="1"/>
+          <w:i w:val="1"/>
+          <w:iCs w:val="1"/>
+          <w:sz w:val="28"/>
+          <w:szCs w:val="28"/>
+        </w:rPr>
+      </w:pPr>
+      <w:r>
+        <w:rPr>
+          <w:rtl w:val="0"/>
+        </w:rPr>
+      </w:r>
+    </w:p>
+    <w:p>
+      <w:pPr>
+        <w:spacing w:line="276" w:lineRule="auto"/>
+        <w:rPr>
+          <w:rFonts w:ascii="Times New Roman" w:cs="Times New Roman" w:eastAsia="Times New Roman" w:hAnsi="Times New Roman"/>
+          <w:b w:val="1"/>
+          <w:bCs w:val="1"/>
+          <w:sz w:val="28"/>
+          <w:szCs w:val="28"/>
+        </w:rPr>
+      </w:pPr>
+      <w:r>
+        <w:rPr>
+          <w:rFonts w:ascii="Times New Roman" w:cs="Times New Roman" w:eastAsia="Times New Roman" w:hAnsi="Times New Roman"/>
+          <w:b w:val="1"/>
+          <w:bCs w:val="1"/>
+          <w:sz w:val="32"/>
+          <w:szCs w:val="32"/>
+          <w:rtl w:val="0"/>
+        </w:rPr>
+        <w:t xml:space="preserve">Question - </w:t>
+      </w:r>
+      <w:r>
+        <w:rPr>
+          <w:rFonts w:ascii="Times New Roman" w:cs="Times New Roman" w:eastAsia="Times New Roman" w:hAnsi="Times New Roman"/>
+          <w:b w:val="1"/>
+          <w:bCs w:val="1"/>
+          <w:sz w:val="28"/>
+          <w:szCs w:val="28"/>
+          <w:rtl w:val="0"/>
+        </w:rPr>
+        <w:t xml:space="preserve">10</w:t>
+      </w:r>
+      <w:r>
+        <w:rPr>
+          <w:rtl w:val="0"/>
+        </w:rPr>
+      </w:r>
+    </w:p>
+    <w:p>
+      <w:pPr>
+        <w:spacing w:line="276" w:lineRule="auto"/>
+        <w:jc w:val="both"/>
+        <w:rPr>
+          <w:rFonts w:ascii="Times New Roman" w:cs="Times New Roman" w:eastAsia="Times New Roman" w:hAnsi="Times New Roman"/>
+          <w:sz w:val="28"/>
+          <w:szCs w:val="28"/>
+        </w:rPr>
+      </w:pPr>
+      <w:r>
+        <w:rPr>
+          <w:rFonts w:ascii="Times New Roman" w:cs="Times New Roman" w:eastAsia="Times New Roman" w:hAnsi="Times New Roman"/>
+          <w:sz w:val="28"/>
+          <w:szCs w:val="28"/>
+          <w:rtl w:val="0"/>
+        </w:rPr>
+        <w:t xml:space="preserve">Two friends, Alex and Ben, just finished building their ultimate high-end PCs. Alex built his using an Intel Core i9-14900K, while Ben built his using an AMD Ryzen 9 7950X.</w:t>
+      </w:r>
+    </w:p>
+    <w:p>
+      <w:pPr>
+        <w:spacing w:line="276" w:lineRule="auto"/>
+        <w:ind w:left="720" w:firstLine="0"/>
+        <w:jc w:val="both"/>
+        <w:rPr>
+          <w:rFonts w:ascii="Times New Roman" w:cs="Times New Roman" w:eastAsia="Times New Roman" w:hAnsi="Times New Roman"/>
+          <w:sz w:val="28"/>
+          <w:szCs w:val="28"/>
+        </w:rPr>
+      </w:pPr>
+      <w:r>
+        <w:rPr>
+          <w:rtl w:val="0"/>
+        </w:rPr>
+      </w:r>
+    </w:p>
+    <w:p>
+      <w:pPr>
+        <w:spacing w:after="240" w:line="276" w:lineRule="auto"/>
+        <w:jc w:val="both"/>
+        <w:rPr>
+          <w:rFonts w:ascii="Times New Roman" w:cs="Times New Roman" w:eastAsia="Times New Roman" w:hAnsi="Times New Roman"/>
+          <w:sz w:val="28"/>
+          <w:szCs w:val="28"/>
+        </w:rPr>
+      </w:pPr>
+      <w:r>
+        <w:rPr>
+          <w:rFonts w:ascii="Times New Roman" w:cs="Times New Roman" w:eastAsia="Times New Roman" w:hAnsi="Times New Roman"/>
+          <w:sz w:val="28"/>
+          <w:szCs w:val="28"/>
+          <w:rtl w:val="0"/>
+        </w:rPr>
+        <w:t xml:space="preserve">Since they were immature and extremely competitive about their builds, they decided to settle the debate by running a massive data-sorting benchmark. Because their processors use different architectures, the compilers generated a different number of machine instructions for the exact same sorting task.</w:t>
+      </w:r>
+    </w:p>
+    <w:p>
+      <w:pPr>
+        <w:spacing w:after="240" w:line="276" w:lineRule="auto"/>
+        <w:jc w:val="both"/>
+        <w:rPr>
+          <w:rFonts w:ascii="Times New Roman" w:cs="Times New Roman" w:eastAsia="Times New Roman" w:hAnsi="Times New Roman"/>
+          <w:sz w:val="28"/>
+          <w:szCs w:val="28"/>
+        </w:rPr>
+      </w:pPr>
+      <w:r>
+        <w:rPr>
+          <w:rFonts w:ascii="Times New Roman" w:cs="Times New Roman" w:eastAsia="Times New Roman" w:hAnsi="Times New Roman"/>
+          <w:sz w:val="28"/>
+          <w:szCs w:val="28"/>
+          <w:rtl w:val="0"/>
+        </w:rPr>
+        <w:t xml:space="preserve">Here is the data from their benchmark run:</w:t>
+      </w:r>
+    </w:p>
+    <w:p>
+      <w:pPr>
+        <w:spacing w:after="240" w:line="276" w:lineRule="auto"/>
+        <w:jc w:val="both"/>
+        <w:rPr>
+          <w:rFonts w:ascii="Times New Roman" w:cs="Times New Roman" w:eastAsia="Times New Roman" w:hAnsi="Times New Roman"/>
+          <w:sz w:val="28"/>
+          <w:szCs w:val="28"/>
+        </w:rPr>
+      </w:pPr>
+      <w:r>
+        <w:rPr>
+          <w:rFonts w:ascii="Times New Roman" w:cs="Times New Roman" w:eastAsia="Times New Roman" w:hAnsi="Times New Roman"/>
+          <w:b w:val="1"/>
+          <w:bCs w:val="1"/>
+          <w:sz w:val="28"/>
+          <w:szCs w:val="28"/>
+          <w:rtl w:val="0"/>
+        </w:rPr>
+        <w:t xml:space="preserve">Alex’s Intel PC:</w:t>
+      </w:r>
+      <w:r>
+        <w:rPr>
+          <w:rFonts w:ascii="Times New Roman" w:cs="Times New Roman" w:eastAsia="Times New Roman" w:hAnsi="Times New Roman"/>
+          <w:sz w:val="28"/>
+          <w:szCs w:val="28"/>
+          <w:rtl w:val="0"/>
+        </w:rPr>
+        <w:t xml:space="preserve"> Executed </w:t>
+      </w:r>
+      <m:oMath>
+        <m:r>
+          <w:rPr>
+            <w:rFonts w:ascii="Times New Roman" w:cs="Times New Roman" w:eastAsia="Times New Roman" w:hAnsi="Times New Roman"/>
+            <w:sz w:val="28"/>
+            <w:szCs w:val="28"/>
+          </w:rPr>
+          <m:t xml:space="preserve">10</m:t>
+        </m:r>
+        <m:r>
+          <w:rPr>
+            <w:rFonts w:ascii="Times New Roman" w:cs="Times New Roman" w:eastAsia="Times New Roman" w:hAnsi="Times New Roman"/>
+            <w:sz w:val="28"/>
+            <w:szCs w:val="28"/>
+          </w:rPr>
+          <m:t>×</m:t>
+        </m:r>
+        <m:sSup>
+          <m:sSupPr>
+            <m:ctrlPr>
+              <w:rPr>
+                <w:rFonts w:ascii="Times New Roman" w:cs="Times New Roman" w:eastAsia="Times New Roman" w:hAnsi="Times New Roman"/>
+                <w:sz w:val="28"/>
+                <w:szCs w:val="28"/>
+              </w:rPr>
+            </m:ctrlPr>
+          </m:sSupPr>
+          <m:e>
+            <m:r>
+              <w:rPr>
+                <w:rFonts w:ascii="Times New Roman" w:cs="Times New Roman" w:eastAsia="Times New Roman" w:hAnsi="Times New Roman"/>
+                <w:sz w:val="28"/>
+                <w:szCs w:val="28"/>
+              </w:rPr>
+              <m:t xml:space="preserve">10</m:t>
+            </m:r>
+          </m:e>
+          <m:sup>
+            <m:r>
+              <w:rPr>
+                <w:rFonts w:ascii="Times New Roman" w:cs="Times New Roman" w:eastAsia="Times New Roman" w:hAnsi="Times New Roman"/>
+                <w:sz w:val="28"/>
+                <w:szCs w:val="28"/>
+              </w:rPr>
+              <m:t xml:space="preserve">9</m:t>
+            </m:r>
+          </m:sup>
+        </m:sSup>
+      </m:oMath>
+      <w:r>
+        <w:rPr>
+          <w:rFonts w:ascii="Times New Roman" w:cs="Times New Roman" w:eastAsia="Times New Roman" w:hAnsi="Times New Roman"/>
+          <w:sz w:val="28"/>
+          <w:szCs w:val="28"/>
+          <w:rtl w:val="0"/>
+        </w:rPr>
+        <w:t xml:space="preserve"> instructions and finished the benchmark in </w:t>
+      </w:r>
+      <w:r>
+        <w:rPr>
+          <w:rFonts w:ascii="Times New Roman" w:cs="Times New Roman" w:eastAsia="Times New Roman" w:hAnsi="Times New Roman"/>
+          <w:b w:val="1"/>
+          <w:bCs w:val="1"/>
+          <w:sz w:val="28"/>
+          <w:szCs w:val="28"/>
+          <w:rtl w:val="0"/>
+        </w:rPr>
+        <w:t xml:space="preserve">5.0 seconds</w:t>
+      </w:r>
+      <w:r>
+        <w:rPr>
+          <w:rFonts w:ascii="Times New Roman" w:cs="Times New Roman" w:eastAsia="Times New Roman" w:hAnsi="Times New Roman"/>
+          <w:sz w:val="28"/>
+          <w:szCs w:val="28"/>
+          <w:rtl w:val="0"/>
+        </w:rPr>
+        <w:t xml:space="preserve">.</w:t>
+      </w:r>
+    </w:p>
+    <w:p>
+      <w:pPr>
+        <w:spacing w:after="240" w:line="276" w:lineRule="auto"/>
+        <w:jc w:val="both"/>
+        <w:rPr>
+          <w:rFonts w:ascii="Times New Roman" w:cs="Times New Roman" w:eastAsia="Times New Roman" w:hAnsi="Times New Roman"/>
+          <w:sz w:val="28"/>
+          <w:szCs w:val="28"/>
+        </w:rPr>
+      </w:pPr>
+      <w:r>
+        <w:rPr>
+          <w:rFonts w:ascii="Times New Roman" w:cs="Times New Roman" w:eastAsia="Times New Roman" w:hAnsi="Times New Roman"/>
+          <w:b w:val="1"/>
+          <w:bCs w:val="1"/>
+          <w:sz w:val="28"/>
+          <w:szCs w:val="28"/>
+          <w:rtl w:val="0"/>
+        </w:rPr>
+        <w:t xml:space="preserve">Ben’s AMD PC:</w:t>
+      </w:r>
+      <w:r>
+        <w:rPr>
+          <w:rFonts w:ascii="Times New Roman" w:cs="Times New Roman" w:eastAsia="Times New Roman" w:hAnsi="Times New Roman"/>
+          <w:sz w:val="28"/>
+          <w:szCs w:val="28"/>
+          <w:rtl w:val="0"/>
+        </w:rPr>
+        <w:t xml:space="preserve"> Executed </w:t>
+      </w:r>
+      <m:oMath>
+        <m:r>
+          <w:rPr>
+            <w:rFonts w:ascii="Times New Roman" w:cs="Times New Roman" w:eastAsia="Times New Roman" w:hAnsi="Times New Roman"/>
+            <w:sz w:val="28"/>
+            <w:szCs w:val="28"/>
+          </w:rPr>
+          <m:t xml:space="preserve">15</m:t>
+        </m:r>
+        <m:r>
+          <w:rPr>
+            <w:rFonts w:ascii="Times New Roman" w:cs="Times New Roman" w:eastAsia="Times New Roman" w:hAnsi="Times New Roman"/>
+            <w:sz w:val="28"/>
+            <w:szCs w:val="28"/>
+          </w:rPr>
+          <m:t>×</m:t>
+        </m:r>
+        <m:sSup>
+          <m:sSupPr>
+            <m:ctrlPr>
+              <w:rPr>
+                <w:rFonts w:ascii="Times New Roman" w:cs="Times New Roman" w:eastAsia="Times New Roman" w:hAnsi="Times New Roman"/>
+                <w:sz w:val="28"/>
+                <w:szCs w:val="28"/>
+              </w:rPr>
+            </m:ctrlPr>
+          </m:sSupPr>
+          <m:e>
+            <m:r>
+              <w:rPr>
+                <w:rFonts w:ascii="Times New Roman" w:cs="Times New Roman" w:eastAsia="Times New Roman" w:hAnsi="Times New Roman"/>
+                <w:sz w:val="28"/>
+                <w:szCs w:val="28"/>
+              </w:rPr>
+              <m:t xml:space="preserve">10</m:t>
+            </m:r>
+          </m:e>
+          <m:sup>
+            <m:r>
+              <w:rPr>
+                <w:rFonts w:ascii="Times New Roman" w:cs="Times New Roman" w:eastAsia="Times New Roman" w:hAnsi="Times New Roman"/>
+                <w:sz w:val="28"/>
+                <w:szCs w:val="28"/>
+              </w:rPr>
+              <m:t xml:space="preserve">9</m:t>
+            </m:r>
+          </m:sup>
+        </m:sSup>
+      </m:oMath>
+      <w:r>
+        <w:rPr>
+          <w:rFonts w:ascii="Times New Roman" w:cs="Times New Roman" w:eastAsia="Times New Roman" w:hAnsi="Times New Roman"/>
+          <w:sz w:val="28"/>
+          <w:szCs w:val="28"/>
+          <w:rtl w:val="0"/>
+        </w:rPr>
+        <w:t xml:space="preserve"> instructions and finished the benchmark in </w:t>
+      </w:r>
+      <w:r>
+        <w:rPr>
+          <w:rFonts w:ascii="Times New Roman" w:cs="Times New Roman" w:eastAsia="Times New Roman" w:hAnsi="Times New Roman"/>
+          <w:b w:val="1"/>
+          <w:bCs w:val="1"/>
+          <w:sz w:val="28"/>
+          <w:szCs w:val="28"/>
+          <w:rtl w:val="0"/>
+        </w:rPr>
+        <w:t xml:space="preserve">6.8 seconds</w:t>
+      </w:r>
+      <w:r>
+        <w:rPr>
+          <w:rFonts w:ascii="Times New Roman" w:cs="Times New Roman" w:eastAsia="Times New Roman" w:hAnsi="Times New Roman"/>
+          <w:sz w:val="28"/>
+          <w:szCs w:val="28"/>
+          <w:rtl w:val="0"/>
+        </w:rPr>
+        <w:t xml:space="preserve">.</w:t>
+      </w:r>
+    </w:p>
+    <w:p>
+      <w:pPr>
+        <w:spacing w:after="240" w:line="276" w:lineRule="auto"/>
+        <w:jc w:val="both"/>
+        <w:rPr>
+          <w:rFonts w:ascii="Times New Roman" w:cs="Times New Roman" w:eastAsia="Times New Roman" w:hAnsi="Times New Roman"/>
+          <w:i w:val="1"/>
+          <w:iCs w:val="1"/>
+          <w:sz w:val="28"/>
+          <w:szCs w:val="28"/>
+        </w:rPr>
+      </w:pPr>
+      <w:r>
+        <w:rPr>
+          <w:rFonts w:ascii="Times New Roman" w:cs="Times New Roman" w:eastAsia="Times New Roman" w:hAnsi="Times New Roman"/>
+          <w:sz w:val="28"/>
+          <w:szCs w:val="28"/>
+          <w:rtl w:val="0"/>
+        </w:rPr>
+        <w:t xml:space="preserve">Ben quickly calculates his MIPS, looks at Alex's data, and starts bragging: </w:t>
+      </w:r>
+      <w:r>
+        <w:rPr>
+          <w:rFonts w:ascii="Times New Roman" w:cs="Times New Roman" w:eastAsia="Times New Roman" w:hAnsi="Times New Roman"/>
+          <w:i w:val="1"/>
+          <w:iCs w:val="1"/>
+          <w:sz w:val="28"/>
+          <w:szCs w:val="28"/>
+          <w:rtl w:val="0"/>
+        </w:rPr>
+        <w:t xml:space="preserve">"My AMD processor is clearly superior to yours!"</w:t>
+      </w:r>
+    </w:p>
+    <w:p>
+      <w:pPr>
+        <w:spacing w:after="240" w:line="276" w:lineRule="auto"/>
+        <w:jc w:val="both"/>
+        <w:rPr>
+          <w:rFonts w:ascii="Times New Roman" w:cs="Times New Roman" w:eastAsia="Times New Roman" w:hAnsi="Times New Roman"/>
+          <w:i w:val="1"/>
+          <w:iCs w:val="1"/>
+          <w:sz w:val="28"/>
+          <w:szCs w:val="28"/>
+        </w:rPr>
+      </w:pPr>
+      <w:r>
+        <w:rPr>
+          <w:rFonts w:ascii="Times New Roman" w:cs="Times New Roman" w:eastAsia="Times New Roman" w:hAnsi="Times New Roman"/>
+          <w:sz w:val="28"/>
+          <w:szCs w:val="28"/>
+          <w:rtl w:val="0"/>
+        </w:rPr>
+        <w:t xml:space="preserve">A third friend, who just finished studying Chapter 1 of Computer Architecture, overhears them and sighs. </w:t>
+      </w:r>
+      <w:r>
+        <w:rPr>
+          <w:rFonts w:ascii="Times New Roman" w:cs="Times New Roman" w:eastAsia="Times New Roman" w:hAnsi="Times New Roman"/>
+          <w:i w:val="1"/>
+          <w:iCs w:val="1"/>
+          <w:sz w:val="28"/>
+          <w:szCs w:val="28"/>
+          <w:rtl w:val="0"/>
+        </w:rPr>
+        <w:t xml:space="preserve">"You guys are arguing over nothing. You absolutely cannot use MIPS as a valid performance metric to compare those two processors."</w:t>
       </w:r>
     </w:p>
     <w:p>
       <w:pPr>
         <w:numPr>
           <w:ilvl w:val="0"/>
-          <w:numId w:val="3"/>
+          <w:numId w:val="6"/>
         </w:numPr>
         <w:spacing w:line="276" w:lineRule="auto"/>
+        <w:ind w:left="720" w:hanging="360"/>
+        <w:jc w:val="both"/>
+        <w:rPr>
+          <w:rFonts w:ascii="Times New Roman" w:cs="Times New Roman" w:eastAsia="Times New Roman" w:hAnsi="Times New Roman"/>
+          <w:sz w:val="28"/>
+          <w:szCs w:val="28"/>
+        </w:rPr>
+      </w:pPr>
+      <w:r>
+        <w:rPr>
+          <w:rFonts w:ascii="Times New Roman" w:cs="Times New Roman" w:eastAsia="Times New Roman" w:hAnsi="Times New Roman"/>
+          <w:sz w:val="28"/>
+          <w:szCs w:val="28"/>
+          <w:rtl w:val="0"/>
+        </w:rPr>
+        <w:t xml:space="preserve">Calculate the MIPS (Millions of Instructions Per Second) for both Alex's and Ben's processors. Based on your calculations, who has the higher MIPS?</w:t>
+      </w:r>
+    </w:p>
+    <w:p>
+      <w:pPr>
+        <w:spacing w:line="276" w:lineRule="auto"/>
+        <w:ind w:firstLine="720"/>
+        <w:jc w:val="both"/>
+        <w:rPr>
+          <w:rFonts w:ascii="Times New Roman" w:cs="Times New Roman" w:eastAsia="Times New Roman" w:hAnsi="Times New Roman"/>
+          <w:b w:val="1"/>
+          <w:bCs w:val="1"/>
+          <w:i w:val="1"/>
+          <w:iCs w:val="1"/>
+          <w:color w:val="ff0000"/>
+          <w:sz w:val="28"/>
+          <w:szCs w:val="28"/>
+        </w:rPr>
+      </w:pPr>
+      <w:r>
+        <w:rPr>
+          <w:rFonts w:ascii="Times New Roman" w:cs="Times New Roman" w:eastAsia="Times New Roman" w:hAnsi="Times New Roman"/>
+          <w:color w:val="ff0000"/>
+          <w:sz w:val="28"/>
+          <w:szCs w:val="28"/>
+          <w:rtl w:val="0"/>
+        </w:rPr>
+        <w:t xml:space="preserve">[</w:t>
+      </w:r>
+      <w:r>
+        <w:rPr>
+          <w:rFonts w:ascii="Times New Roman" w:cs="Times New Roman" w:eastAsia="Times New Roman" w:hAnsi="Times New Roman"/>
+          <w:b w:val="1"/>
+          <w:bCs w:val="1"/>
+          <w:i w:val="1"/>
+          <w:iCs w:val="1"/>
+          <w:color w:val="ff0000"/>
+          <w:sz w:val="28"/>
+          <w:szCs w:val="28"/>
+          <w:rtl w:val="0"/>
+        </w:rPr>
+        <w:t xml:space="preserve">Hint: </w:t>
+      </w:r>
+      <m:oMath>
+        <m:f>
+          <m:fPr>
+            <m:ctrlPr>
+              <w:rPr>
+                <w:rFonts w:ascii="Times New Roman" w:cs="Times New Roman" w:eastAsia="Times New Roman" w:hAnsi="Times New Roman"/>
+                <w:b w:val="1"/>
+                <w:bCs w:val="1"/>
+                <w:i w:val="1"/>
+                <w:iCs w:val="1"/>
+                <w:color w:val="ff0000"/>
+                <w:sz w:val="28"/>
+                <w:szCs w:val="28"/>
+              </w:rPr>
+            </m:ctrlPr>
+          </m:fPr>
+          <m:num>
+            <m:r>
+              <w:rPr>
+                <w:rFonts w:ascii="Times New Roman" w:cs="Times New Roman" w:eastAsia="Times New Roman" w:hAnsi="Times New Roman"/>
+                <w:b w:val="1"/>
+                <w:bCs w:val="1"/>
+                <w:i w:val="1"/>
+                <w:iCs w:val="1"/>
+                <w:color w:val="ff0000"/>
+                <w:sz w:val="28"/>
+                <w:szCs w:val="28"/>
+              </w:rPr>
+              <m:t xml:space="preserve">Instruction Count</m:t>
+            </m:r>
+          </m:num>
+          <m:den>
+            <m:r>
+              <w:rPr>
+                <w:rFonts w:ascii="Times New Roman" w:cs="Times New Roman" w:eastAsia="Times New Roman" w:hAnsi="Times New Roman"/>
+                <w:b w:val="1"/>
+                <w:bCs w:val="1"/>
+                <w:i w:val="1"/>
+                <w:iCs w:val="1"/>
+                <w:color w:val="ff0000"/>
+                <w:sz w:val="28"/>
+                <w:szCs w:val="28"/>
+              </w:rPr>
+              <m:t xml:space="preserve">Execution time </m:t>
+            </m:r>
+            <m:r>
+              <w:rPr>
+                <w:rFonts w:ascii="Times New Roman" w:cs="Times New Roman" w:eastAsia="Times New Roman" w:hAnsi="Times New Roman"/>
+                <w:b w:val="1"/>
+                <w:bCs w:val="1"/>
+                <w:i w:val="1"/>
+                <w:iCs w:val="1"/>
+                <w:color w:val="ff0000"/>
+                <w:sz w:val="28"/>
+                <w:szCs w:val="28"/>
+              </w:rPr>
+              <m:t>×</m:t>
+            </m:r>
+            <m:r>
+              <w:rPr>
+                <w:rFonts w:ascii="Times New Roman" w:cs="Times New Roman" w:eastAsia="Times New Roman" w:hAnsi="Times New Roman"/>
+                <w:b w:val="1"/>
+                <w:bCs w:val="1"/>
+                <w:i w:val="1"/>
+                <w:iCs w:val="1"/>
+                <w:color w:val="ff0000"/>
+                <w:sz w:val="28"/>
+                <w:szCs w:val="28"/>
+              </w:rPr>
+              <m:t xml:space="preserve"> </m:t>
+            </m:r>
+            <m:sSup>
+              <m:sSupPr>
+                <m:ctrlPr>
+                  <w:rPr>
+                    <w:rFonts w:ascii="Times New Roman" w:cs="Times New Roman" w:eastAsia="Times New Roman" w:hAnsi="Times New Roman"/>
+                    <w:b w:val="1"/>
+                    <w:bCs w:val="1"/>
+                    <w:i w:val="1"/>
+                    <w:iCs w:val="1"/>
+                    <w:color w:val="ff0000"/>
+                    <w:sz w:val="28"/>
+                    <w:szCs w:val="28"/>
+                  </w:rPr>
+                </m:ctrlPr>
+              </m:sSupPr>
+              <m:e>
+                <m:r>
+                  <w:rPr>
+                    <w:rFonts w:ascii="Times New Roman" w:cs="Times New Roman" w:eastAsia="Times New Roman" w:hAnsi="Times New Roman"/>
+                    <w:b w:val="1"/>
+                    <w:bCs w:val="1"/>
+                    <w:i w:val="1"/>
+                    <w:iCs w:val="1"/>
+                    <w:color w:val="ff0000"/>
+                    <w:sz w:val="28"/>
+                    <w:szCs w:val="28"/>
+                  </w:rPr>
+                  <m:t xml:space="preserve">10</m:t>
+                </m:r>
+              </m:e>
+              <m:sup>
+                <m:r>
+                  <w:rPr>
+                    <w:rFonts w:ascii="Times New Roman" w:cs="Times New Roman" w:eastAsia="Times New Roman" w:hAnsi="Times New Roman"/>
+                    <w:b w:val="1"/>
+                    <w:bCs w:val="1"/>
+                    <w:i w:val="1"/>
+                    <w:iCs w:val="1"/>
+                    <w:color w:val="ff0000"/>
+                    <w:sz w:val="28"/>
+                    <w:szCs w:val="28"/>
+                  </w:rPr>
+                  <m:t xml:space="preserve">6</m:t>
+                </m:r>
+              </m:sup>
+            </m:sSup>
+          </m:den>
+        </m:f>
+      </m:oMath>
+      <w:r>
+        <w:rPr>
+          <w:rFonts w:ascii="Times New Roman" w:cs="Times New Roman" w:eastAsia="Times New Roman" w:hAnsi="Times New Roman"/>
+          <w:b w:val="1"/>
+          <w:bCs w:val="1"/>
+          <w:i w:val="1"/>
+          <w:iCs w:val="1"/>
+          <w:color w:val="ff0000"/>
+          <w:sz w:val="28"/>
+          <w:szCs w:val="28"/>
+          <w:rtl w:val="0"/>
+        </w:rPr>
+        <w:t xml:space="preserve">]</w:t>
+      </w:r>
+    </w:p>
+    <w:p>
+      <w:pPr>
+        <w:numPr>
+          <w:ilvl w:val="0"/>
+          <w:numId w:val="6"/>
+        </w:numPr>
+        <w:spacing w:line="276" w:lineRule="auto"/>
+        <w:ind w:left="720" w:hanging="360"/>
+        <w:jc w:val="both"/>
+        <w:rPr>
+          <w:rFonts w:ascii="Times New Roman" w:cs="Times New Roman" w:eastAsia="Times New Roman" w:hAnsi="Times New Roman"/>
+          <w:sz w:val="28"/>
+          <w:szCs w:val="28"/>
+        </w:rPr>
+      </w:pPr>
+      <w:r>
+        <w:rPr>
+          <w:rFonts w:ascii="Times New Roman" w:cs="Times New Roman" w:eastAsia="Times New Roman" w:hAnsi="Times New Roman"/>
+          <w:sz w:val="28"/>
+          <w:szCs w:val="28"/>
+          <w:rtl w:val="0"/>
+        </w:rPr>
+        <w:t xml:space="preserve">Do you agree with the third friend? Explain exactly why MIPS can’t identify the faster computer in this scenario. </w:t>
+      </w:r>
+    </w:p>
+    <w:p>
+      <w:pPr>
+        <w:spacing w:line="276" w:lineRule="auto"/>
+        <w:ind w:left="720" w:firstLine="0"/>
+        <w:jc w:val="both"/>
+        <w:rPr>
+          <w:rFonts w:ascii="Times New Roman" w:cs="Times New Roman" w:eastAsia="Times New Roman" w:hAnsi="Times New Roman"/>
+          <w:b w:val="1"/>
+          <w:bCs w:val="1"/>
+          <w:i w:val="1"/>
+          <w:iCs w:val="1"/>
+          <w:color w:val="ff0000"/>
+          <w:sz w:val="28"/>
+          <w:szCs w:val="28"/>
+        </w:rPr>
+      </w:pPr>
+      <w:r>
+        <w:rPr>
+          <w:rFonts w:ascii="Times New Roman" w:cs="Times New Roman" w:eastAsia="Times New Roman" w:hAnsi="Times New Roman"/>
+          <w:i w:val="1"/>
+          <w:iCs w:val="1"/>
+          <w:color w:val="ff0000"/>
+          <w:sz w:val="28"/>
+          <w:szCs w:val="28"/>
+          <w:rtl w:val="0"/>
+        </w:rPr>
+        <w:t xml:space="preserve">[</w:t>
+      </w:r>
+      <w:r>
+        <w:rPr>
+          <w:rFonts w:ascii="Times New Roman" w:cs="Times New Roman" w:eastAsia="Times New Roman" w:hAnsi="Times New Roman"/>
+          <w:b w:val="1"/>
+          <w:bCs w:val="1"/>
+          <w:i w:val="1"/>
+          <w:iCs w:val="1"/>
+          <w:color w:val="ff0000"/>
+          <w:sz w:val="28"/>
+          <w:szCs w:val="28"/>
+          <w:rtl w:val="0"/>
+        </w:rPr>
+        <w:t xml:space="preserve">Hint:</w:t>
+      </w:r>
+      <w:r>
+        <w:rPr>
+          <w:rFonts w:ascii="Times New Roman" w:cs="Times New Roman" w:eastAsia="Times New Roman" w:hAnsi="Times New Roman"/>
+          <w:i w:val="1"/>
+          <w:iCs w:val="1"/>
+          <w:color w:val="ff0000"/>
+          <w:sz w:val="28"/>
+          <w:szCs w:val="28"/>
+          <w:rtl w:val="0"/>
+        </w:rPr>
+        <w:t xml:space="preserve"> MIPS doesn’t account for differences in ISA or complexity of instructions</w:t>
+      </w:r>
+      <w:r>
+        <w:rPr>
+          <w:rFonts w:ascii="Times New Roman" w:cs="Times New Roman" w:eastAsia="Times New Roman" w:hAnsi="Times New Roman"/>
+          <w:b w:val="1"/>
+          <w:bCs w:val="1"/>
+          <w:i w:val="1"/>
+          <w:iCs w:val="1"/>
+          <w:color w:val="ff0000"/>
+          <w:sz w:val="28"/>
+          <w:szCs w:val="28"/>
+          <w:rtl w:val="0"/>
+        </w:rPr>
+        <w:t xml:space="preserve">]</w:t>
+      </w:r>
+    </w:p>
+    <w:p>
+      <w:pPr>
+        <w:spacing w:line="276" w:lineRule="auto"/>
+        <w:jc w:val="both"/>
+        <w:rPr>
+          <w:rFonts w:ascii="Times New Roman" w:cs="Times New Roman" w:eastAsia="Times New Roman" w:hAnsi="Times New Roman"/>
+          <w:b w:val="1"/>
+          <w:bCs w:val="1"/>
+          <w:sz w:val="28"/>
+          <w:szCs w:val="28"/>
+        </w:rPr>
+      </w:pPr>
+      <w:r>
+        <w:rPr>
+          <w:rtl w:val="0"/>
+        </w:rPr>
+      </w:r>
+    </w:p>
+    <w:p>
+      <w:pPr>
+        <w:spacing w:line="276" w:lineRule="auto"/>
+        <w:rPr>
+          <w:rFonts w:ascii="Times New Roman" w:cs="Times New Roman" w:eastAsia="Times New Roman" w:hAnsi="Times New Roman"/>
+          <w:b w:val="1"/>
+          <w:bCs w:val="1"/>
+          <w:sz w:val="28"/>
+          <w:szCs w:val="28"/>
+        </w:rPr>
+      </w:pPr>
+      <w:r>
+        <w:rPr>
+          <w:rFonts w:ascii="Times New Roman" w:cs="Times New Roman" w:eastAsia="Times New Roman" w:hAnsi="Times New Roman"/>
+          <w:b w:val="1"/>
+          <w:bCs w:val="1"/>
+          <w:sz w:val="32"/>
+          <w:szCs w:val="32"/>
+          <w:rtl w:val="0"/>
+        </w:rPr>
+        <w:t xml:space="preserve">Question - </w:t>
+      </w:r>
+      <w:r>
+        <w:rPr>
+          <w:rFonts w:ascii="Times New Roman" w:cs="Times New Roman" w:eastAsia="Times New Roman" w:hAnsi="Times New Roman"/>
+          <w:b w:val="1"/>
+          <w:bCs w:val="1"/>
+          <w:sz w:val="28"/>
+          <w:szCs w:val="28"/>
+          <w:rtl w:val="0"/>
+        </w:rPr>
+        <w:t xml:space="preserve">11</w:t>
+      </w:r>
+    </w:p>
+    <w:p>
+      <w:pPr>
+        <w:spacing w:line="276" w:lineRule="auto"/>
+        <w:jc w:val="both"/>
+        <w:rPr>
+          <w:rFonts w:ascii="Times New Roman" w:cs="Times New Roman" w:eastAsia="Times New Roman" w:hAnsi="Times New Roman"/>
+          <w:sz w:val="28"/>
+          <w:szCs w:val="28"/>
+        </w:rPr>
+      </w:pPr>
+      <w:r>
+        <w:rPr>
+          <w:rFonts w:ascii="Times New Roman" w:cs="Times New Roman" w:eastAsia="Times New Roman" w:hAnsi="Times New Roman"/>
+          <w:sz w:val="28"/>
+          <w:szCs w:val="28"/>
+          <w:rtl w:val="0"/>
+        </w:rPr>
+        <w:t xml:space="preserve">An imaginary processor is being evaluated using a simplified benchmark suite consisting of four distinct programs.</w:t>
+      </w:r>
+    </w:p>
+    <w:p>
+      <w:pPr>
+        <w:spacing w:line="276" w:lineRule="auto"/>
+        <w:ind w:left="720" w:firstLine="0"/>
+        <w:jc w:val="both"/>
+        <w:rPr>
+          <w:rFonts w:ascii="Times New Roman" w:cs="Times New Roman" w:eastAsia="Times New Roman" w:hAnsi="Times New Roman"/>
+          <w:sz w:val="28"/>
+          <w:szCs w:val="28"/>
+        </w:rPr>
+      </w:pPr>
+      <w:r>
+        <w:rPr>
+          <w:rtl w:val="0"/>
+        </w:rPr>
+      </w:r>
+    </w:p>
+    <w:tbl>
+      <w:tblPr>
+        <w:tblStyle w:val="Table2"/>
+        <w:tblW w:w="9105.0" w:type="dxa"/>
+        <w:jc w:val="left"/>
+        <w:tblInd w:w="-285.0" w:type="dxa"/>
+        <w:tblBorders>
+          <w:top w:color="000000" w:space="0" w:sz="0" w:val="nil"/>
+          <w:left w:color="000000" w:space="0" w:sz="0" w:val="nil"/>
+          <w:bottom w:color="000000" w:space="0" w:sz="0" w:val="nil"/>
+          <w:right w:color="000000" w:space="0" w:sz="0" w:val="nil"/>
+          <w:insideH w:color="000000" w:space="0" w:sz="0" w:val="nil"/>
+          <w:insideV w:color="000000" w:space="0" w:sz="0" w:val="nil"/>
+        </w:tblBorders>
+        <w:tblLayout w:type="fixed"/>
+        <w:tblLook w:val="0600"/>
+      </w:tblPr>
+      <w:tblGrid>
+        <w:gridCol w:w="2235"/>
+        <w:gridCol w:w="2085"/>
+        <w:gridCol w:w="975"/>
+        <w:gridCol w:w="2220"/>
+        <w:gridCol w:w="1590"/>
+        <w:tblGridChange w:id="0">
+          <w:tblGrid>
+            <w:gridCol w:w="2235"/>
+            <w:gridCol w:w="2085"/>
+            <w:gridCol w:w="975"/>
+            <w:gridCol w:w="2220"/>
+            <w:gridCol w:w="1590"/>
+          </w:tblGrid>
+        </w:tblGridChange>
+      </w:tblGrid>
+      <w:tr>
+        <w:trPr>
+          <w:cantSplit w:val="0"/>
+          <w:trHeight w:val="1013.8796891657655" w:hRule="atLeast"/>
+          <w:tblHeader w:val="0"/>
+        </w:trPr>
+        <w:tc>
+          <w:tcPr>
+            <w:tcBorders>
+              <w:top w:color="1f1f1f" w:space="0" w:sz="5" w:val="single"/>
+              <w:left w:color="1f1f1f" w:space="0" w:sz="5" w:val="single"/>
+              <w:bottom w:color="1f1f1f" w:space="0" w:sz="5" w:val="single"/>
+              <w:right w:color="1f1f1f" w:space="0" w:sz="5" w:val="single"/>
+            </w:tcBorders>
+            <w:shd w:fill="efefef" w:val="clear"/>
+            <w:tcMar>
+              <w:top w:w="120.0" w:type="dxa"/>
+              <w:left w:w="180.0" w:type="dxa"/>
+              <w:bottom w:w="120.0" w:type="dxa"/>
+              <w:right w:w="180.0" w:type="dxa"/>
+            </w:tcMar>
+            <w:vAlign w:val="top"/>
+          </w:tcPr>
+          <w:p>
+            <w:pPr>
+              <w:spacing w:after="480" w:line="276" w:lineRule="auto"/>
+              <w:jc w:val="both"/>
+              <w:rPr>
+                <w:rFonts w:ascii="Times New Roman" w:cs="Times New Roman" w:eastAsia="Times New Roman" w:hAnsi="Times New Roman"/>
+                <w:color w:val="1f1f1f"/>
+                <w:sz w:val="24"/>
+                <w:szCs w:val="24"/>
+              </w:rPr>
+            </w:pPr>
+            <w:r>
+              <w:rPr>
+                <w:rFonts w:ascii="Times New Roman" w:cs="Times New Roman" w:eastAsia="Times New Roman" w:hAnsi="Times New Roman"/>
+                <w:b w:val="1"/>
+                <w:bCs w:val="1"/>
+                <w:color w:val="1f1f1f"/>
+                <w:sz w:val="24"/>
+                <w:szCs w:val="24"/>
+                <w:rtl w:val="0"/>
+              </w:rPr>
+              <w:t xml:space="preserve">Program Name</w:t>
+            </w:r>
+            <w:r>
+              <w:rPr>
+                <w:rtl w:val="0"/>
+              </w:rPr>
+            </w:r>
+          </w:p>
+        </w:tc>
+        <w:tc>
+          <w:tcPr>
+            <w:tcBorders>
+              <w:top w:color="1f1f1f" w:space="0" w:sz="5" w:val="single"/>
+              <w:left w:color="1f1f1f" w:space="0" w:sz="5" w:val="single"/>
+              <w:bottom w:color="1f1f1f" w:space="0" w:sz="5" w:val="single"/>
+              <w:right w:color="1f1f1f" w:space="0" w:sz="5" w:val="single"/>
+            </w:tcBorders>
+            <w:shd w:fill="efefef" w:val="clear"/>
+            <w:tcMar>
+              <w:top w:w="120.0" w:type="dxa"/>
+              <w:left w:w="180.0" w:type="dxa"/>
+              <w:bottom w:w="120.0" w:type="dxa"/>
+              <w:right w:w="180.0" w:type="dxa"/>
+            </w:tcMar>
+            <w:vAlign w:val="top"/>
+          </w:tcPr>
+          <w:p>
+            <w:pPr>
+              <w:spacing w:after="480" w:line="276" w:lineRule="auto"/>
+              <w:jc w:val="both"/>
+              <w:rPr>
+                <w:rFonts w:ascii="Times New Roman" w:cs="Times New Roman" w:eastAsia="Times New Roman" w:hAnsi="Times New Roman"/>
+                <w:color w:val="1f1f1f"/>
+                <w:sz w:val="24"/>
+                <w:szCs w:val="24"/>
+              </w:rPr>
+            </w:pPr>
+            <w:r>
+              <w:rPr>
+                <w:rFonts w:ascii="Times New Roman" w:cs="Times New Roman" w:eastAsia="Times New Roman" w:hAnsi="Times New Roman"/>
+                <w:b w:val="1"/>
+                <w:bCs w:val="1"/>
+                <w:color w:val="1f1f1f"/>
+                <w:sz w:val="24"/>
+                <w:szCs w:val="24"/>
+                <w:rtl w:val="0"/>
+              </w:rPr>
+              <w:t xml:space="preserve">Instruction Count (</w:t>
+            </w:r>
+            <m:oMath>
+              <m:r>
+                <m:t>×</m:t>
+              </m:r>
+              <m:sSup>
+                <m:sSupPr>
+                  <m:ctrlPr>
+                    <w:rPr>
+                      <w:rFonts w:ascii="Times New Roman" w:cs="Times New Roman" w:eastAsia="Times New Roman" w:hAnsi="Times New Roman"/>
+                      <w:b w:val="1"/>
+                      <w:bCs w:val="1"/>
+                      <w:color w:val="1f1f1f"/>
+                      <w:sz w:val="24"/>
+                      <w:szCs w:val="24"/>
+                    </w:rPr>
+                  </m:ctrlPr>
+                </m:sSupPr>
+                <m:e>
+                  <m:r>
+                    <w:rPr>
+                      <w:rFonts w:ascii="Times New Roman" w:cs="Times New Roman" w:eastAsia="Times New Roman" w:hAnsi="Times New Roman"/>
+                      <w:b w:val="1"/>
+                      <w:bCs w:val="1"/>
+                      <w:color w:val="1f1f1f"/>
+                      <w:sz w:val="24"/>
+                      <w:szCs w:val="24"/>
+                    </w:rPr>
+                    <m:t xml:space="preserve">10</m:t>
+                  </m:r>
+                </m:e>
+                <m:sup>
+                  <m:r>
+                    <w:rPr>
+                      <w:rFonts w:ascii="Times New Roman" w:cs="Times New Roman" w:eastAsia="Times New Roman" w:hAnsi="Times New Roman"/>
+                      <w:b w:val="1"/>
+                      <w:bCs w:val="1"/>
+                      <w:color w:val="1f1f1f"/>
+                      <w:sz w:val="24"/>
+                      <w:szCs w:val="24"/>
+                    </w:rPr>
+                    <m:t xml:space="preserve">6</m:t>
+                  </m:r>
+                </m:sup>
+              </m:sSup>
+            </m:oMath>
+            <w:r>
+              <w:rPr>
+                <w:rFonts w:ascii="Times New Roman" w:cs="Times New Roman" w:eastAsia="Times New Roman" w:hAnsi="Times New Roman"/>
+                <w:b w:val="1"/>
+                <w:bCs w:val="1"/>
+                <w:color w:val="1f1f1f"/>
+                <w:sz w:val="24"/>
+                <w:szCs w:val="24"/>
+                <w:rtl w:val="0"/>
+              </w:rPr>
+              <w:t xml:space="preserve">)</w:t>
+            </w:r>
+            <w:r>
+              <w:rPr>
+                <w:rtl w:val="0"/>
+              </w:rPr>
+            </w:r>
+          </w:p>
+        </w:tc>
+        <w:tc>
+          <w:tcPr>
+            <w:tcBorders>
+              <w:top w:color="1f1f1f" w:space="0" w:sz="5" w:val="single"/>
+              <w:left w:color="1f1f1f" w:space="0" w:sz="5" w:val="single"/>
+              <w:bottom w:color="1f1f1f" w:space="0" w:sz="5" w:val="single"/>
+              <w:right w:color="1f1f1f" w:space="0" w:sz="5" w:val="single"/>
+            </w:tcBorders>
+            <w:shd w:fill="efefef" w:val="clear"/>
+            <w:tcMar>
+              <w:top w:w="120.0" w:type="dxa"/>
+              <w:left w:w="180.0" w:type="dxa"/>
+              <w:bottom w:w="120.0" w:type="dxa"/>
+              <w:right w:w="180.0" w:type="dxa"/>
+            </w:tcMar>
+            <w:vAlign w:val="top"/>
+          </w:tcPr>
+          <w:p>
+            <w:pPr>
+              <w:spacing w:after="480" w:line="276" w:lineRule="auto"/>
+              <w:jc w:val="both"/>
+              <w:rPr>
+                <w:rFonts w:ascii="Times New Roman" w:cs="Times New Roman" w:eastAsia="Times New Roman" w:hAnsi="Times New Roman"/>
+                <w:color w:val="1f1f1f"/>
+                <w:sz w:val="24"/>
+                <w:szCs w:val="24"/>
+              </w:rPr>
+            </w:pPr>
+            <w:r>
+              <w:rPr>
+                <w:rFonts w:ascii="Times New Roman" w:cs="Times New Roman" w:eastAsia="Times New Roman" w:hAnsi="Times New Roman"/>
+                <w:b w:val="1"/>
+                <w:bCs w:val="1"/>
+                <w:color w:val="1f1f1f"/>
+                <w:sz w:val="24"/>
+                <w:szCs w:val="24"/>
+                <w:rtl w:val="0"/>
+              </w:rPr>
+              <w:t xml:space="preserve">CPI</w:t>
+            </w:r>
+            <w:r>
+              <w:rPr>
+                <w:rtl w:val="0"/>
+              </w:rPr>
+            </w:r>
+          </w:p>
+        </w:tc>
+        <w:tc>
+          <w:tcPr>
+            <w:tcBorders>
+              <w:top w:color="1f1f1f" w:space="0" w:sz="5" w:val="single"/>
+              <w:left w:color="1f1f1f" w:space="0" w:sz="5" w:val="single"/>
+              <w:bottom w:color="1f1f1f" w:space="0" w:sz="5" w:val="single"/>
+              <w:right w:color="1f1f1f" w:space="0" w:sz="5" w:val="single"/>
+            </w:tcBorders>
+            <w:shd w:fill="efefef" w:val="clear"/>
+            <w:tcMar>
+              <w:top w:w="120.0" w:type="dxa"/>
+              <w:left w:w="180.0" w:type="dxa"/>
+              <w:bottom w:w="120.0" w:type="dxa"/>
+              <w:right w:w="180.0" w:type="dxa"/>
+            </w:tcMar>
+            <w:vAlign w:val="top"/>
+          </w:tcPr>
+          <w:p>
+            <w:pPr>
+              <w:spacing w:after="480" w:line="276" w:lineRule="auto"/>
+              <w:jc w:val="both"/>
+              <w:rPr>
+                <w:rFonts w:ascii="Times New Roman" w:cs="Times New Roman" w:eastAsia="Times New Roman" w:hAnsi="Times New Roman"/>
+                <w:color w:val="1f1f1f"/>
+                <w:sz w:val="24"/>
+                <w:szCs w:val="24"/>
+              </w:rPr>
+            </w:pPr>
+            <w:r>
+              <w:rPr>
+                <w:rFonts w:ascii="Times New Roman" w:cs="Times New Roman" w:eastAsia="Times New Roman" w:hAnsi="Times New Roman"/>
+                <w:b w:val="1"/>
+                <w:bCs w:val="1"/>
+                <w:color w:val="1f1f1f"/>
+                <w:sz w:val="24"/>
+                <w:szCs w:val="24"/>
+                <w:rtl w:val="0"/>
+              </w:rPr>
+              <w:t xml:space="preserve">Clock Cycle Time (ns)</w:t>
+            </w:r>
+            <w:r>
+              <w:rPr>
+                <w:rtl w:val="0"/>
+              </w:rPr>
+            </w:r>
+          </w:p>
+        </w:tc>
+        <w:tc>
+          <w:tcPr>
+            <w:tcBorders>
+              <w:top w:color="1f1f1f" w:space="0" w:sz="5" w:val="single"/>
+              <w:left w:color="1f1f1f" w:space="0" w:sz="5" w:val="single"/>
+              <w:bottom w:color="1f1f1f" w:space="0" w:sz="5" w:val="single"/>
+              <w:right w:color="1f1f1f" w:space="0" w:sz="5" w:val="single"/>
+            </w:tcBorders>
+            <w:shd w:fill="efefef" w:val="clear"/>
+            <w:tcMar>
+              <w:top w:w="120.0" w:type="dxa"/>
+              <w:left w:w="180.0" w:type="dxa"/>
+              <w:bottom w:w="120.0" w:type="dxa"/>
+              <w:right w:w="180.0" w:type="dxa"/>
+            </w:tcMar>
+            <w:vAlign w:val="top"/>
+          </w:tcPr>
+          <w:p>
+            <w:pPr>
+              <w:spacing w:after="480" w:line="276" w:lineRule="auto"/>
+              <w:jc w:val="both"/>
+              <w:rPr>
+                <w:rFonts w:ascii="Times New Roman" w:cs="Times New Roman" w:eastAsia="Times New Roman" w:hAnsi="Times New Roman"/>
+                <w:color w:val="1f1f1f"/>
+                <w:sz w:val="24"/>
+                <w:szCs w:val="24"/>
+              </w:rPr>
+            </w:pPr>
+            <w:r>
+              <w:rPr>
+                <w:rFonts w:ascii="Times New Roman" w:cs="Times New Roman" w:eastAsia="Times New Roman" w:hAnsi="Times New Roman"/>
+                <w:b w:val="1"/>
+                <w:bCs w:val="1"/>
+                <w:color w:val="1f1f1f"/>
+                <w:sz w:val="24"/>
+                <w:szCs w:val="24"/>
+                <w:rtl w:val="0"/>
+              </w:rPr>
+              <w:t xml:space="preserve">Reference Time (s)</w:t>
+            </w:r>
+            <w:r>
+              <w:rPr>
+                <w:rtl w:val="0"/>
+              </w:rPr>
+            </w:r>
+          </w:p>
+        </w:tc>
+      </w:tr>
+      <w:tr>
+        <w:trPr>
+          <w:cantSplit w:val="0"/>
+          <w:trHeight w:val="650.92529296875" w:hRule="atLeast"/>
+          <w:tblHeader w:val="0"/>
+        </w:trPr>
+        <w:tc>
+          <w:tcPr>
+            <w:tcBorders>
+              <w:top w:color="1f1f1f" w:space="0" w:sz="5" w:val="single"/>
+              <w:left w:color="1f1f1f" w:space="0" w:sz="5" w:val="single"/>
+              <w:bottom w:color="1f1f1f" w:space="0" w:sz="5" w:val="single"/>
+              <w:right w:color="1f1f1f" w:space="0" w:sz="5" w:val="single"/>
+            </w:tcBorders>
+            <w:tcMar>
+              <w:top w:w="120.0" w:type="dxa"/>
+              <w:left w:w="180.0" w:type="dxa"/>
+              <w:bottom w:w="120.0" w:type="dxa"/>
+              <w:right w:w="180.0" w:type="dxa"/>
+            </w:tcMar>
+            <w:vAlign w:val="top"/>
+          </w:tcPr>
+          <w:p>
+            <w:pPr>
+              <w:spacing w:after="480" w:line="276" w:lineRule="auto"/>
+              <w:jc w:val="both"/>
+              <w:rPr>
+                <w:rFonts w:ascii="Times New Roman" w:cs="Times New Roman" w:eastAsia="Times New Roman" w:hAnsi="Times New Roman"/>
+                <w:color w:val="1f1f1f"/>
+                <w:sz w:val="24"/>
+                <w:szCs w:val="24"/>
+              </w:rPr>
+            </w:pPr>
+            <w:r>
+              <w:rPr>
+                <w:rFonts w:ascii="Times New Roman" w:cs="Times New Roman" w:eastAsia="Times New Roman" w:hAnsi="Times New Roman"/>
+                <w:b w:val="1"/>
+                <w:bCs w:val="1"/>
+                <w:color w:val="1f1f1f"/>
+                <w:sz w:val="24"/>
+                <w:szCs w:val="24"/>
+                <w:rtl w:val="0"/>
+              </w:rPr>
+              <w:t xml:space="preserve">GNU-Octave Comp.</w:t>
+            </w:r>
+            <w:r>
+              <w:rPr>
+                <w:rtl w:val="0"/>
+              </w:rPr>
+            </w:r>
+          </w:p>
+        </w:tc>
+        <w:tc>
+          <w:tcPr>
+            <w:tcBorders>
+              <w:top w:color="1f1f1f" w:space="0" w:sz="5" w:val="single"/>
+              <w:left w:color="1f1f1f" w:space="0" w:sz="5" w:val="single"/>
+              <w:bottom w:color="1f1f1f" w:space="0" w:sz="5" w:val="single"/>
+              <w:right w:color="1f1f1f" w:space="0" w:sz="5" w:val="single"/>
+            </w:tcBorders>
+            <w:tcMar>
+              <w:top w:w="120.0" w:type="dxa"/>
+              <w:left w:w="180.0" w:type="dxa"/>
+              <w:bottom w:w="120.0" w:type="dxa"/>
+              <w:right w:w="180.0" w:type="dxa"/>
+            </w:tcMar>
+            <w:vAlign w:val="top"/>
+          </w:tcPr>
+          <w:p>
+            <w:pPr>
+              <w:spacing w:after="480" w:line="276" w:lineRule="auto"/>
+              <w:jc w:val="both"/>
+              <w:rPr>
+                <w:rFonts w:ascii="Times New Roman" w:cs="Times New Roman" w:eastAsia="Times New Roman" w:hAnsi="Times New Roman"/>
+                <w:color w:val="1f1f1f"/>
+                <w:sz w:val="24"/>
+                <w:szCs w:val="24"/>
+              </w:rPr>
+            </w:pPr>
+            <w:r>
+              <w:rPr>
+                <w:rFonts w:ascii="Times New Roman" w:cs="Times New Roman" w:eastAsia="Times New Roman" w:hAnsi="Times New Roman"/>
+                <w:color w:val="1f1f1f"/>
+                <w:sz w:val="24"/>
+                <w:szCs w:val="24"/>
+                <w:rtl w:val="0"/>
+              </w:rPr>
+              <w:t xml:space="preserve">2451</w:t>
+            </w:r>
+          </w:p>
+        </w:tc>
+        <w:tc>
+          <w:tcPr>
+            <w:tcBorders>
+              <w:top w:color="1f1f1f" w:space="0" w:sz="5" w:val="single"/>
+              <w:left w:color="1f1f1f" w:space="0" w:sz="5" w:val="single"/>
+              <w:bottom w:color="1f1f1f" w:space="0" w:sz="5" w:val="single"/>
+              <w:right w:color="1f1f1f" w:space="0" w:sz="5" w:val="single"/>
+            </w:tcBorders>
+            <w:tcMar>
+              <w:top w:w="120.0" w:type="dxa"/>
+              <w:left w:w="180.0" w:type="dxa"/>
+              <w:bottom w:w="120.0" w:type="dxa"/>
+              <w:right w:w="180.0" w:type="dxa"/>
+            </w:tcMar>
+            <w:vAlign w:val="top"/>
+          </w:tcPr>
+          <w:p>
+            <w:pPr>
+              <w:spacing w:after="480" w:line="276" w:lineRule="auto"/>
+              <w:jc w:val="both"/>
+              <w:rPr>
+                <w:rFonts w:ascii="Times New Roman" w:cs="Times New Roman" w:eastAsia="Times New Roman" w:hAnsi="Times New Roman"/>
+                <w:color w:val="1f1f1f"/>
+                <w:sz w:val="24"/>
+                <w:szCs w:val="24"/>
+              </w:rPr>
+            </w:pPr>
+            <w:r>
+              <w:rPr>
+                <w:rFonts w:ascii="Times New Roman" w:cs="Times New Roman" w:eastAsia="Times New Roman" w:hAnsi="Times New Roman"/>
+                <w:color w:val="1f1f1f"/>
+                <w:sz w:val="24"/>
+                <w:szCs w:val="24"/>
+                <w:rtl w:val="0"/>
+              </w:rPr>
+              <w:t xml:space="preserve">0.52</w:t>
+            </w:r>
+          </w:p>
+        </w:tc>
+        <w:tc>
+          <w:tcPr>
+            <w:tcBorders>
+              <w:top w:color="1f1f1f" w:space="0" w:sz="5" w:val="single"/>
+              <w:left w:color="1f1f1f" w:space="0" w:sz="5" w:val="single"/>
+              <w:bottom w:color="1f1f1f" w:space="0" w:sz="5" w:val="single"/>
+              <w:right w:color="1f1f1f" w:space="0" w:sz="5" w:val="single"/>
+            </w:tcBorders>
+            <w:tcMar>
+              <w:top w:w="120.0" w:type="dxa"/>
+              <w:left w:w="180.0" w:type="dxa"/>
+              <w:bottom w:w="120.0" w:type="dxa"/>
+              <w:right w:w="180.0" w:type="dxa"/>
+            </w:tcMar>
+            <w:vAlign w:val="top"/>
+          </w:tcPr>
+          <w:p>
+            <w:pPr>
+              <w:spacing w:after="480" w:line="276" w:lineRule="auto"/>
+              <w:jc w:val="both"/>
+              <w:rPr>
+                <w:rFonts w:ascii="Times New Roman" w:cs="Times New Roman" w:eastAsia="Times New Roman" w:hAnsi="Times New Roman"/>
+                <w:color w:val="1f1f1f"/>
+                <w:sz w:val="24"/>
+                <w:szCs w:val="24"/>
+              </w:rPr>
+            </w:pPr>
+            <w:r>
+              <w:rPr>
+                <w:rFonts w:ascii="Times New Roman" w:cs="Times New Roman" w:eastAsia="Times New Roman" w:hAnsi="Times New Roman"/>
+                <w:color w:val="1f1f1f"/>
+                <w:sz w:val="24"/>
+                <w:szCs w:val="24"/>
+                <w:rtl w:val="0"/>
+              </w:rPr>
+              <w:t xml:space="preserve">0.48</w:t>
+            </w:r>
+          </w:p>
+        </w:tc>
+        <w:tc>
+          <w:tcPr>
+            <w:tcBorders>
+              <w:top w:color="1f1f1f" w:space="0" w:sz="5" w:val="single"/>
+              <w:left w:color="1f1f1f" w:space="0" w:sz="5" w:val="single"/>
+              <w:bottom w:color="1f1f1f" w:space="0" w:sz="5" w:val="single"/>
+              <w:right w:color="1f1f1f" w:space="0" w:sz="5" w:val="single"/>
+            </w:tcBorders>
+            <w:tcMar>
+              <w:top w:w="120.0" w:type="dxa"/>
+              <w:left w:w="180.0" w:type="dxa"/>
+              <w:bottom w:w="120.0" w:type="dxa"/>
+              <w:right w:w="180.0" w:type="dxa"/>
+            </w:tcMar>
+            <w:vAlign w:val="top"/>
+          </w:tcPr>
+          <w:p>
+            <w:pPr>
+              <w:spacing w:after="480" w:line="276" w:lineRule="auto"/>
+              <w:jc w:val="both"/>
+              <w:rPr>
+                <w:rFonts w:ascii="Times New Roman" w:cs="Times New Roman" w:eastAsia="Times New Roman" w:hAnsi="Times New Roman"/>
+                <w:color w:val="1f1f1f"/>
+                <w:sz w:val="24"/>
+                <w:szCs w:val="24"/>
+              </w:rPr>
+            </w:pPr>
+            <w:r>
+              <w:rPr>
+                <w:rFonts w:ascii="Times New Roman" w:cs="Times New Roman" w:eastAsia="Times New Roman" w:hAnsi="Times New Roman"/>
+                <w:color w:val="1f1f1f"/>
+                <w:sz w:val="24"/>
+                <w:szCs w:val="24"/>
+                <w:rtl w:val="0"/>
+              </w:rPr>
+              <w:t xml:space="preserve">1.25</w:t>
+            </w:r>
+          </w:p>
+        </w:tc>
+      </w:tr>
+      <w:tr>
+        <w:trPr>
+          <w:cantSplit w:val="0"/>
+          <w:trHeight w:val="680.92529296875" w:hRule="atLeast"/>
+          <w:tblHeader w:val="0"/>
+        </w:trPr>
+        <w:tc>
+          <w:tcPr>
+            <w:tcBorders>
+              <w:top w:color="1f1f1f" w:space="0" w:sz="5" w:val="single"/>
+              <w:left w:color="1f1f1f" w:space="0" w:sz="5" w:val="single"/>
+              <w:bottom w:color="1f1f1f" w:space="0" w:sz="5" w:val="single"/>
+              <w:right w:color="1f1f1f" w:space="0" w:sz="5" w:val="single"/>
+            </w:tcBorders>
+            <w:tcMar>
+              <w:top w:w="120.0" w:type="dxa"/>
+              <w:left w:w="180.0" w:type="dxa"/>
+              <w:bottom w:w="120.0" w:type="dxa"/>
+              <w:right w:w="180.0" w:type="dxa"/>
+            </w:tcMar>
+            <w:vAlign w:val="top"/>
+          </w:tcPr>
+          <w:p>
+            <w:pPr>
+              <w:spacing w:after="480" w:line="276" w:lineRule="auto"/>
+              <w:jc w:val="both"/>
+              <w:rPr>
+                <w:rFonts w:ascii="Times New Roman" w:cs="Times New Roman" w:eastAsia="Times New Roman" w:hAnsi="Times New Roman"/>
+                <w:color w:val="1f1f1f"/>
+                <w:sz w:val="24"/>
+                <w:szCs w:val="24"/>
+              </w:rPr>
+            </w:pPr>
+            <w:r>
+              <w:rPr>
+                <w:rFonts w:ascii="Times New Roman" w:cs="Times New Roman" w:eastAsia="Times New Roman" w:hAnsi="Times New Roman"/>
+                <w:b w:val="1"/>
+                <w:bCs w:val="1"/>
+                <w:color w:val="1f1f1f"/>
+                <w:sz w:val="24"/>
+                <w:szCs w:val="24"/>
+                <w:rtl w:val="0"/>
+              </w:rPr>
+              <w:t xml:space="preserve">Robot AI Simulation</w:t>
+            </w:r>
+            <w:r>
+              <w:rPr>
+                <w:rtl w:val="0"/>
+              </w:rPr>
+            </w:r>
+          </w:p>
+        </w:tc>
+        <w:tc>
+          <w:tcPr>
+            <w:tcBorders>
+              <w:top w:color="1f1f1f" w:space="0" w:sz="5" w:val="single"/>
+              <w:left w:color="1f1f1f" w:space="0" w:sz="5" w:val="single"/>
+              <w:bottom w:color="1f1f1f" w:space="0" w:sz="5" w:val="single"/>
+              <w:right w:color="1f1f1f" w:space="0" w:sz="5" w:val="single"/>
+            </w:tcBorders>
+            <w:tcMar>
+              <w:top w:w="120.0" w:type="dxa"/>
+              <w:left w:w="180.0" w:type="dxa"/>
+              <w:bottom w:w="120.0" w:type="dxa"/>
+              <w:right w:w="180.0" w:type="dxa"/>
+            </w:tcMar>
+            <w:vAlign w:val="top"/>
+          </w:tcPr>
+          <w:p>
+            <w:pPr>
+              <w:spacing w:after="480" w:line="276" w:lineRule="auto"/>
+              <w:jc w:val="both"/>
+              <w:rPr>
+                <w:rFonts w:ascii="Times New Roman" w:cs="Times New Roman" w:eastAsia="Times New Roman" w:hAnsi="Times New Roman"/>
+                <w:color w:val="1f1f1f"/>
+                <w:sz w:val="24"/>
+                <w:szCs w:val="24"/>
+              </w:rPr>
+            </w:pPr>
+            <w:r>
+              <w:rPr>
+                <w:rFonts w:ascii="Times New Roman" w:cs="Times New Roman" w:eastAsia="Times New Roman" w:hAnsi="Times New Roman"/>
+                <w:color w:val="1f1f1f"/>
+                <w:sz w:val="24"/>
+                <w:szCs w:val="24"/>
+                <w:rtl w:val="0"/>
+              </w:rPr>
+              <w:t xml:space="preserve">4521</w:t>
+            </w:r>
+          </w:p>
+        </w:tc>
+        <w:tc>
+          <w:tcPr>
+            <w:tcBorders>
+              <w:top w:color="1f1f1f" w:space="0" w:sz="5" w:val="single"/>
+              <w:left w:color="1f1f1f" w:space="0" w:sz="5" w:val="single"/>
+              <w:bottom w:color="1f1f1f" w:space="0" w:sz="5" w:val="single"/>
+              <w:right w:color="1f1f1f" w:space="0" w:sz="5" w:val="single"/>
+            </w:tcBorders>
+            <w:tcMar>
+              <w:top w:w="120.0" w:type="dxa"/>
+              <w:left w:w="180.0" w:type="dxa"/>
+              <w:bottom w:w="120.0" w:type="dxa"/>
+              <w:right w:w="180.0" w:type="dxa"/>
+            </w:tcMar>
+            <w:vAlign w:val="top"/>
+          </w:tcPr>
+          <w:p>
+            <w:pPr>
+              <w:spacing w:after="480" w:line="276" w:lineRule="auto"/>
+              <w:jc w:val="both"/>
+              <w:rPr>
+                <w:rFonts w:ascii="Times New Roman" w:cs="Times New Roman" w:eastAsia="Times New Roman" w:hAnsi="Times New Roman"/>
+                <w:color w:val="1f1f1f"/>
+                <w:sz w:val="24"/>
+                <w:szCs w:val="24"/>
+              </w:rPr>
+            </w:pPr>
+            <w:r>
+              <w:rPr>
+                <w:rFonts w:ascii="Times New Roman" w:cs="Times New Roman" w:eastAsia="Times New Roman" w:hAnsi="Times New Roman"/>
+                <w:color w:val="1f1f1f"/>
+                <w:sz w:val="24"/>
+                <w:szCs w:val="24"/>
+                <w:rtl w:val="0"/>
+              </w:rPr>
+              <w:t xml:space="preserve">1.23</w:t>
+            </w:r>
+          </w:p>
+        </w:tc>
+        <w:tc>
+          <w:tcPr>
+            <w:tcBorders>
+              <w:top w:color="1f1f1f" w:space="0" w:sz="5" w:val="single"/>
+              <w:left w:color="1f1f1f" w:space="0" w:sz="5" w:val="single"/>
+              <w:bottom w:color="1f1f1f" w:space="0" w:sz="5" w:val="single"/>
+              <w:right w:color="1f1f1f" w:space="0" w:sz="5" w:val="single"/>
+            </w:tcBorders>
+            <w:tcMar>
+              <w:top w:w="120.0" w:type="dxa"/>
+              <w:left w:w="180.0" w:type="dxa"/>
+              <w:bottom w:w="120.0" w:type="dxa"/>
+              <w:right w:w="180.0" w:type="dxa"/>
+            </w:tcMar>
+            <w:vAlign w:val="top"/>
+          </w:tcPr>
+          <w:p>
+            <w:pPr>
+              <w:spacing w:after="480" w:line="276" w:lineRule="auto"/>
+              <w:jc w:val="both"/>
+              <w:rPr>
+                <w:rFonts w:ascii="Times New Roman" w:cs="Times New Roman" w:eastAsia="Times New Roman" w:hAnsi="Times New Roman"/>
+                <w:color w:val="1f1f1f"/>
+                <w:sz w:val="24"/>
+                <w:szCs w:val="24"/>
+              </w:rPr>
+            </w:pPr>
+            <w:r>
+              <w:rPr>
+                <w:rFonts w:ascii="Times New Roman" w:cs="Times New Roman" w:eastAsia="Times New Roman" w:hAnsi="Times New Roman"/>
+                <w:color w:val="1f1f1f"/>
+                <w:sz w:val="24"/>
+                <w:szCs w:val="24"/>
+                <w:rtl w:val="0"/>
+              </w:rPr>
+              <w:t xml:space="preserve">0.48</w:t>
+            </w:r>
+          </w:p>
+        </w:tc>
+        <w:tc>
+          <w:tcPr>
+            <w:tcBorders>
+              <w:top w:color="1f1f1f" w:space="0" w:sz="5" w:val="single"/>
+              <w:left w:color="1f1f1f" w:space="0" w:sz="5" w:val="single"/>
+              <w:bottom w:color="1f1f1f" w:space="0" w:sz="5" w:val="single"/>
+              <w:right w:color="1f1f1f" w:space="0" w:sz="5" w:val="single"/>
+            </w:tcBorders>
+            <w:tcMar>
+              <w:top w:w="120.0" w:type="dxa"/>
+              <w:left w:w="180.0" w:type="dxa"/>
+              <w:bottom w:w="120.0" w:type="dxa"/>
+              <w:right w:w="180.0" w:type="dxa"/>
+            </w:tcMar>
+            <w:vAlign w:val="top"/>
+          </w:tcPr>
+          <w:p>
+            <w:pPr>
+              <w:spacing w:after="480" w:line="276" w:lineRule="auto"/>
+              <w:jc w:val="both"/>
+              <w:rPr>
+                <w:rFonts w:ascii="Times New Roman" w:cs="Times New Roman" w:eastAsia="Times New Roman" w:hAnsi="Times New Roman"/>
+                <w:color w:val="1f1f1f"/>
+                <w:sz w:val="24"/>
+                <w:szCs w:val="24"/>
+              </w:rPr>
+            </w:pPr>
+            <w:r>
+              <w:rPr>
+                <w:rFonts w:ascii="Times New Roman" w:cs="Times New Roman" w:eastAsia="Times New Roman" w:hAnsi="Times New Roman"/>
+                <w:color w:val="1f1f1f"/>
+                <w:sz w:val="24"/>
+                <w:szCs w:val="24"/>
+                <w:rtl w:val="0"/>
+              </w:rPr>
+              <w:t xml:space="preserve">3.14</w:t>
+            </w:r>
+          </w:p>
+        </w:tc>
+      </w:tr>
+      <w:tr>
+        <w:trPr>
+          <w:cantSplit w:val="0"/>
+          <w:trHeight w:val="485.92529296875" w:hRule="atLeast"/>
+          <w:tblHeader w:val="0"/>
+        </w:trPr>
+        <w:tc>
+          <w:tcPr>
+            <w:tcBorders>
+              <w:top w:color="1f1f1f" w:space="0" w:sz="5" w:val="single"/>
+              <w:left w:color="1f1f1f" w:space="0" w:sz="5" w:val="single"/>
+              <w:bottom w:color="1f1f1f" w:space="0" w:sz="5" w:val="single"/>
+              <w:right w:color="1f1f1f" w:space="0" w:sz="5" w:val="single"/>
+            </w:tcBorders>
+            <w:tcMar>
+              <w:top w:w="120.0" w:type="dxa"/>
+              <w:left w:w="180.0" w:type="dxa"/>
+              <w:bottom w:w="120.0" w:type="dxa"/>
+              <w:right w:w="180.0" w:type="dxa"/>
+            </w:tcMar>
+            <w:vAlign w:val="top"/>
+          </w:tcPr>
+          <w:p>
+            <w:pPr>
+              <w:spacing w:after="480" w:line="276" w:lineRule="auto"/>
+              <w:jc w:val="both"/>
+              <w:rPr>
+                <w:rFonts w:ascii="Times New Roman" w:cs="Times New Roman" w:eastAsia="Times New Roman" w:hAnsi="Times New Roman"/>
+                <w:color w:val="1f1f1f"/>
+                <w:sz w:val="24"/>
+                <w:szCs w:val="24"/>
+              </w:rPr>
+            </w:pPr>
+            <w:r>
+              <w:rPr>
+                <w:rFonts w:ascii="Times New Roman" w:cs="Times New Roman" w:eastAsia="Times New Roman" w:hAnsi="Times New Roman"/>
+                <w:b w:val="1"/>
+                <w:bCs w:val="1"/>
+                <w:color w:val="1f1f1f"/>
+                <w:sz w:val="24"/>
+                <w:szCs w:val="24"/>
+                <w:rtl w:val="0"/>
+              </w:rPr>
+              <w:t xml:space="preserve">Path Tracing</w:t>
+            </w:r>
+            <w:r>
+              <w:rPr>
+                <w:rtl w:val="0"/>
+              </w:rPr>
+            </w:r>
+          </w:p>
+        </w:tc>
+        <w:tc>
+          <w:tcPr>
+            <w:tcBorders>
+              <w:top w:color="1f1f1f" w:space="0" w:sz="5" w:val="single"/>
+              <w:left w:color="1f1f1f" w:space="0" w:sz="5" w:val="single"/>
+              <w:bottom w:color="1f1f1f" w:space="0" w:sz="5" w:val="single"/>
+              <w:right w:color="1f1f1f" w:space="0" w:sz="5" w:val="single"/>
+            </w:tcBorders>
+            <w:tcMar>
+              <w:top w:w="120.0" w:type="dxa"/>
+              <w:left w:w="180.0" w:type="dxa"/>
+              <w:bottom w:w="120.0" w:type="dxa"/>
+              <w:right w:w="180.0" w:type="dxa"/>
+            </w:tcMar>
+            <w:vAlign w:val="top"/>
+          </w:tcPr>
+          <w:p>
+            <w:pPr>
+              <w:spacing w:after="480" w:line="276" w:lineRule="auto"/>
+              <w:jc w:val="both"/>
+              <w:rPr>
+                <w:rFonts w:ascii="Times New Roman" w:cs="Times New Roman" w:eastAsia="Times New Roman" w:hAnsi="Times New Roman"/>
+                <w:color w:val="1f1f1f"/>
+                <w:sz w:val="24"/>
+                <w:szCs w:val="24"/>
+              </w:rPr>
+            </w:pPr>
+            <w:r>
+              <w:rPr>
+                <w:rFonts w:ascii="Times New Roman" w:cs="Times New Roman" w:eastAsia="Times New Roman" w:hAnsi="Times New Roman"/>
+                <w:color w:val="1f1f1f"/>
+                <w:sz w:val="24"/>
+                <w:szCs w:val="24"/>
+                <w:rtl w:val="0"/>
+              </w:rPr>
+              <w:t xml:space="preserve">2347</w:t>
+            </w:r>
+          </w:p>
+        </w:tc>
+        <w:tc>
+          <w:tcPr>
+            <w:tcBorders>
+              <w:top w:color="1f1f1f" w:space="0" w:sz="5" w:val="single"/>
+              <w:left w:color="1f1f1f" w:space="0" w:sz="5" w:val="single"/>
+              <w:bottom w:color="1f1f1f" w:space="0" w:sz="5" w:val="single"/>
+              <w:right w:color="1f1f1f" w:space="0" w:sz="5" w:val="single"/>
+            </w:tcBorders>
+            <w:tcMar>
+              <w:top w:w="120.0" w:type="dxa"/>
+              <w:left w:w="180.0" w:type="dxa"/>
+              <w:bottom w:w="120.0" w:type="dxa"/>
+              <w:right w:w="180.0" w:type="dxa"/>
+            </w:tcMar>
+            <w:vAlign w:val="top"/>
+          </w:tcPr>
+          <w:p>
+            <w:pPr>
+              <w:spacing w:after="480" w:line="276" w:lineRule="auto"/>
+              <w:jc w:val="both"/>
+              <w:rPr>
+                <w:rFonts w:ascii="Times New Roman" w:cs="Times New Roman" w:eastAsia="Times New Roman" w:hAnsi="Times New Roman"/>
+                <w:color w:val="1f1f1f"/>
+                <w:sz w:val="24"/>
+                <w:szCs w:val="24"/>
+              </w:rPr>
+            </w:pPr>
+            <w:r>
+              <w:rPr>
+                <w:rFonts w:ascii="Times New Roman" w:cs="Times New Roman" w:eastAsia="Times New Roman" w:hAnsi="Times New Roman"/>
+                <w:color w:val="1f1f1f"/>
+                <w:sz w:val="24"/>
+                <w:szCs w:val="24"/>
+                <w:rtl w:val="0"/>
+              </w:rPr>
+              <w:t xml:space="preserve">0.95</w:t>
+            </w:r>
+          </w:p>
+        </w:tc>
+        <w:tc>
+          <w:tcPr>
+            <w:tcBorders>
+              <w:top w:color="1f1f1f" w:space="0" w:sz="5" w:val="single"/>
+              <w:left w:color="1f1f1f" w:space="0" w:sz="5" w:val="single"/>
+              <w:bottom w:color="1f1f1f" w:space="0" w:sz="5" w:val="single"/>
+              <w:right w:color="1f1f1f" w:space="0" w:sz="5" w:val="single"/>
+            </w:tcBorders>
+            <w:tcMar>
+              <w:top w:w="120.0" w:type="dxa"/>
+              <w:left w:w="180.0" w:type="dxa"/>
+              <w:bottom w:w="120.0" w:type="dxa"/>
+              <w:right w:w="180.0" w:type="dxa"/>
+            </w:tcMar>
+            <w:vAlign w:val="top"/>
+          </w:tcPr>
+          <w:p>
+            <w:pPr>
+              <w:spacing w:after="480" w:line="276" w:lineRule="auto"/>
+              <w:jc w:val="both"/>
+              <w:rPr>
+                <w:rFonts w:ascii="Times New Roman" w:cs="Times New Roman" w:eastAsia="Times New Roman" w:hAnsi="Times New Roman"/>
+                <w:color w:val="1f1f1f"/>
+                <w:sz w:val="24"/>
+                <w:szCs w:val="24"/>
+              </w:rPr>
+            </w:pPr>
+            <w:r>
+              <w:rPr>
+                <w:rFonts w:ascii="Times New Roman" w:cs="Times New Roman" w:eastAsia="Times New Roman" w:hAnsi="Times New Roman"/>
+                <w:color w:val="1f1f1f"/>
+                <w:sz w:val="24"/>
+                <w:szCs w:val="24"/>
+                <w:rtl w:val="0"/>
+              </w:rPr>
+              <w:t xml:space="preserve">0.48</w:t>
+            </w:r>
+          </w:p>
+        </w:tc>
+        <w:tc>
+          <w:tcPr>
+            <w:tcBorders>
+              <w:top w:color="1f1f1f" w:space="0" w:sz="5" w:val="single"/>
+              <w:left w:color="1f1f1f" w:space="0" w:sz="5" w:val="single"/>
+              <w:bottom w:color="1f1f1f" w:space="0" w:sz="5" w:val="single"/>
+              <w:right w:color="1f1f1f" w:space="0" w:sz="5" w:val="single"/>
+            </w:tcBorders>
+            <w:tcMar>
+              <w:top w:w="120.0" w:type="dxa"/>
+              <w:left w:w="180.0" w:type="dxa"/>
+              <w:bottom w:w="120.0" w:type="dxa"/>
+              <w:right w:w="180.0" w:type="dxa"/>
+            </w:tcMar>
+            <w:vAlign w:val="top"/>
+          </w:tcPr>
+          <w:p>
+            <w:pPr>
+              <w:spacing w:after="480" w:line="276" w:lineRule="auto"/>
+              <w:jc w:val="both"/>
+              <w:rPr>
+                <w:rFonts w:ascii="Times New Roman" w:cs="Times New Roman" w:eastAsia="Times New Roman" w:hAnsi="Times New Roman"/>
+                <w:color w:val="1f1f1f"/>
+                <w:sz w:val="24"/>
+                <w:szCs w:val="24"/>
+              </w:rPr>
+            </w:pPr>
+            <w:r>
+              <w:rPr>
+                <w:rFonts w:ascii="Times New Roman" w:cs="Times New Roman" w:eastAsia="Times New Roman" w:hAnsi="Times New Roman"/>
+                <w:color w:val="1f1f1f"/>
+                <w:sz w:val="24"/>
+                <w:szCs w:val="24"/>
+                <w:rtl w:val="0"/>
+              </w:rPr>
+              <w:t xml:space="preserve">1.75</w:t>
+            </w:r>
+          </w:p>
+        </w:tc>
+      </w:tr>
+      <w:tr>
+        <w:trPr>
+          <w:cantSplit w:val="0"/>
+          <w:trHeight w:val="590.92529296875" w:hRule="atLeast"/>
+          <w:tblHeader w:val="0"/>
+        </w:trPr>
+        <w:tc>
+          <w:tcPr>
+            <w:tcBorders>
+              <w:top w:color="1f1f1f" w:space="0" w:sz="5" w:val="single"/>
+              <w:left w:color="1f1f1f" w:space="0" w:sz="5" w:val="single"/>
+              <w:bottom w:color="1f1f1f" w:space="0" w:sz="5" w:val="single"/>
+              <w:right w:color="1f1f1f" w:space="0" w:sz="5" w:val="single"/>
+            </w:tcBorders>
+            <w:tcMar>
+              <w:top w:w="120.0" w:type="dxa"/>
+              <w:left w:w="180.0" w:type="dxa"/>
+              <w:bottom w:w="120.0" w:type="dxa"/>
+              <w:right w:w="180.0" w:type="dxa"/>
+            </w:tcMar>
+            <w:vAlign w:val="top"/>
+          </w:tcPr>
+          <w:p>
+            <w:pPr>
+              <w:spacing w:after="480" w:line="276" w:lineRule="auto"/>
+              <w:jc w:val="both"/>
+              <w:rPr>
+                <w:rFonts w:ascii="Times New Roman" w:cs="Times New Roman" w:eastAsia="Times New Roman" w:hAnsi="Times New Roman"/>
+                <w:color w:val="1f1f1f"/>
+                <w:sz w:val="24"/>
+                <w:szCs w:val="24"/>
+              </w:rPr>
+            </w:pPr>
+            <w:r>
+              <w:rPr>
+                <w:rFonts w:ascii="Times New Roman" w:cs="Times New Roman" w:eastAsia="Times New Roman" w:hAnsi="Times New Roman"/>
+                <w:b w:val="1"/>
+                <w:bCs w:val="1"/>
+                <w:color w:val="1f1f1f"/>
+                <w:sz w:val="24"/>
+                <w:szCs w:val="24"/>
+                <w:rtl w:val="0"/>
+              </w:rPr>
+              <w:t xml:space="preserve">x512 Compression</w:t>
+            </w:r>
+            <w:r>
+              <w:rPr>
+                <w:rtl w:val="0"/>
+              </w:rPr>
+            </w:r>
+          </w:p>
+        </w:tc>
+        <w:tc>
+          <w:tcPr>
+            <w:tcBorders>
+              <w:top w:color="1f1f1f" w:space="0" w:sz="5" w:val="single"/>
+              <w:left w:color="1f1f1f" w:space="0" w:sz="5" w:val="single"/>
+              <w:bottom w:color="1f1f1f" w:space="0" w:sz="5" w:val="single"/>
+              <w:right w:color="1f1f1f" w:space="0" w:sz="5" w:val="single"/>
+            </w:tcBorders>
+            <w:tcMar>
+              <w:top w:w="120.0" w:type="dxa"/>
+              <w:left w:w="180.0" w:type="dxa"/>
+              <w:bottom w:w="120.0" w:type="dxa"/>
+              <w:right w:w="180.0" w:type="dxa"/>
+            </w:tcMar>
+            <w:vAlign w:val="top"/>
+          </w:tcPr>
+          <w:p>
+            <w:pPr>
+              <w:spacing w:after="480" w:line="276" w:lineRule="auto"/>
+              <w:jc w:val="both"/>
+              <w:rPr>
+                <w:rFonts w:ascii="Times New Roman" w:cs="Times New Roman" w:eastAsia="Times New Roman" w:hAnsi="Times New Roman"/>
+                <w:color w:val="1f1f1f"/>
+                <w:sz w:val="24"/>
+                <w:szCs w:val="24"/>
+              </w:rPr>
+            </w:pPr>
+            <w:r>
+              <w:rPr>
+                <w:rFonts w:ascii="Times New Roman" w:cs="Times New Roman" w:eastAsia="Times New Roman" w:hAnsi="Times New Roman"/>
+                <w:color w:val="1f1f1f"/>
+                <w:sz w:val="24"/>
+                <w:szCs w:val="24"/>
+                <w:rtl w:val="0"/>
+              </w:rPr>
+              <w:t xml:space="preserve">3416</w:t>
+            </w:r>
+          </w:p>
+        </w:tc>
+        <w:tc>
+          <w:tcPr>
+            <w:tcBorders>
+              <w:top w:color="1f1f1f" w:space="0" w:sz="5" w:val="single"/>
+              <w:left w:color="1f1f1f" w:space="0" w:sz="5" w:val="single"/>
+              <w:bottom w:color="1f1f1f" w:space="0" w:sz="5" w:val="single"/>
+              <w:right w:color="1f1f1f" w:space="0" w:sz="5" w:val="single"/>
+            </w:tcBorders>
+            <w:tcMar>
+              <w:top w:w="120.0" w:type="dxa"/>
+              <w:left w:w="180.0" w:type="dxa"/>
+              <w:bottom w:w="120.0" w:type="dxa"/>
+              <w:right w:w="180.0" w:type="dxa"/>
+            </w:tcMar>
+            <w:vAlign w:val="top"/>
+          </w:tcPr>
+          <w:p>
+            <w:pPr>
+              <w:spacing w:after="480" w:line="276" w:lineRule="auto"/>
+              <w:jc w:val="both"/>
+              <w:rPr>
+                <w:rFonts w:ascii="Times New Roman" w:cs="Times New Roman" w:eastAsia="Times New Roman" w:hAnsi="Times New Roman"/>
+                <w:color w:val="1f1f1f"/>
+                <w:sz w:val="24"/>
+                <w:szCs w:val="24"/>
+              </w:rPr>
+            </w:pPr>
+            <w:r>
+              <w:rPr>
+                <w:rFonts w:ascii="Times New Roman" w:cs="Times New Roman" w:eastAsia="Times New Roman" w:hAnsi="Times New Roman"/>
+                <w:color w:val="1f1f1f"/>
+                <w:sz w:val="24"/>
+                <w:szCs w:val="24"/>
+                <w:rtl w:val="0"/>
+              </w:rPr>
+              <w:t xml:space="preserve">1.06</w:t>
+            </w:r>
+          </w:p>
+        </w:tc>
+        <w:tc>
+          <w:tcPr>
+            <w:tcBorders>
+              <w:top w:color="1f1f1f" w:space="0" w:sz="5" w:val="single"/>
+              <w:left w:color="1f1f1f" w:space="0" w:sz="5" w:val="single"/>
+              <w:bottom w:color="1f1f1f" w:space="0" w:sz="5" w:val="single"/>
+              <w:right w:color="1f1f1f" w:space="0" w:sz="5" w:val="single"/>
+            </w:tcBorders>
+            <w:tcMar>
+              <w:top w:w="120.0" w:type="dxa"/>
+              <w:left w:w="180.0" w:type="dxa"/>
+              <w:bottom w:w="120.0" w:type="dxa"/>
+              <w:right w:w="180.0" w:type="dxa"/>
+            </w:tcMar>
+            <w:vAlign w:val="top"/>
+          </w:tcPr>
+          <w:p>
+            <w:pPr>
+              <w:spacing w:after="480" w:line="276" w:lineRule="auto"/>
+              <w:jc w:val="both"/>
+              <w:rPr>
+                <w:rFonts w:ascii="Times New Roman" w:cs="Times New Roman" w:eastAsia="Times New Roman" w:hAnsi="Times New Roman"/>
+                <w:color w:val="1f1f1f"/>
+                <w:sz w:val="24"/>
+                <w:szCs w:val="24"/>
+              </w:rPr>
+            </w:pPr>
+            <w:r>
+              <w:rPr>
+                <w:rFonts w:ascii="Times New Roman" w:cs="Times New Roman" w:eastAsia="Times New Roman" w:hAnsi="Times New Roman"/>
+                <w:color w:val="1f1f1f"/>
+                <w:sz w:val="24"/>
+                <w:szCs w:val="24"/>
+                <w:rtl w:val="0"/>
+              </w:rPr>
+              <w:t xml:space="preserve">0.48</w:t>
+            </w:r>
+          </w:p>
+        </w:tc>
+        <w:tc>
+          <w:tcPr>
+            <w:tcBorders>
+              <w:top w:color="1f1f1f" w:space="0" w:sz="5" w:val="single"/>
+              <w:left w:color="1f1f1f" w:space="0" w:sz="5" w:val="single"/>
+              <w:bottom w:color="1f1f1f" w:space="0" w:sz="5" w:val="single"/>
+              <w:right w:color="1f1f1f" w:space="0" w:sz="5" w:val="single"/>
+            </w:tcBorders>
+            <w:tcMar>
+              <w:top w:w="120.0" w:type="dxa"/>
+              <w:left w:w="180.0" w:type="dxa"/>
+              <w:bottom w:w="120.0" w:type="dxa"/>
+              <w:right w:w="180.0" w:type="dxa"/>
+            </w:tcMar>
+            <w:vAlign w:val="top"/>
+          </w:tcPr>
+          <w:p>
+            <w:pPr>
+              <w:spacing w:after="480" w:line="276" w:lineRule="auto"/>
+              <w:jc w:val="both"/>
+              <w:rPr>
+                <w:rFonts w:ascii="Times New Roman" w:cs="Times New Roman" w:eastAsia="Times New Roman" w:hAnsi="Times New Roman"/>
+                <w:color w:val="1f1f1f"/>
+                <w:sz w:val="24"/>
+                <w:szCs w:val="24"/>
+              </w:rPr>
+            </w:pPr>
+            <w:r>
+              <w:rPr>
+                <w:rFonts w:ascii="Times New Roman" w:cs="Times New Roman" w:eastAsia="Times New Roman" w:hAnsi="Times New Roman"/>
+                <w:color w:val="1f1f1f"/>
+                <w:sz w:val="24"/>
+                <w:szCs w:val="24"/>
+                <w:rtl w:val="0"/>
+              </w:rPr>
+              <w:t xml:space="preserve">2.06</w:t>
+            </w:r>
+          </w:p>
+        </w:tc>
+      </w:tr>
+    </w:tbl>
+    <w:p>
+      <w:pPr>
+        <w:spacing w:line="276" w:lineRule="auto"/>
+        <w:ind w:left="720" w:firstLine="0"/>
+        <w:jc w:val="both"/>
+        <w:rPr>
+          <w:rFonts w:ascii="Times New Roman" w:cs="Times New Roman" w:eastAsia="Times New Roman" w:hAnsi="Times New Roman"/>
+          <w:sz w:val="28"/>
+          <w:szCs w:val="28"/>
+        </w:rPr>
+      </w:pPr>
+      <w:r>
+        <w:rPr>
+          <w:rtl w:val="0"/>
+        </w:rPr>
+      </w:r>
+    </w:p>
+    <w:p>
+      <w:pPr>
+        <w:spacing w:line="276" w:lineRule="auto"/>
+        <w:ind w:left="720" w:firstLine="0"/>
+        <w:jc w:val="both"/>
+        <w:rPr>
+          <w:rFonts w:ascii="Times New Roman" w:cs="Times New Roman" w:eastAsia="Times New Roman" w:hAnsi="Times New Roman"/>
+          <w:sz w:val="28"/>
+          <w:szCs w:val="28"/>
+        </w:rPr>
+      </w:pPr>
+      <w:r>
+        <w:rPr>
+          <w:rFonts w:ascii="Times New Roman" w:cs="Times New Roman" w:eastAsia="Times New Roman" w:hAnsi="Times New Roman"/>
+          <w:sz w:val="28"/>
+          <w:szCs w:val="28"/>
+          <w:rtl w:val="0"/>
+        </w:rPr>
+        <w:t xml:space="preserve">Given the hardware and software metrics in the table above, perform the following tasks based on SPEC CPU benchmark evaluation standards:</w:t>
+      </w:r>
+    </w:p>
+    <w:p>
+      <w:pPr>
+        <w:numPr>
+          <w:ilvl w:val="0"/>
+          <w:numId w:val="5"/>
+        </w:numPr>
+        <w:spacing w:line="276" w:lineRule="auto"/>
+        <w:ind w:left="720" w:hanging="360"/>
+        <w:jc w:val="both"/>
+        <w:rPr>
+          <w:rFonts w:ascii="Times New Roman" w:cs="Times New Roman" w:eastAsia="Times New Roman" w:hAnsi="Times New Roman"/>
+          <w:sz w:val="28"/>
+          <w:szCs w:val="28"/>
+        </w:rPr>
+      </w:pPr>
+      <w:r>
+        <w:rPr>
+          <w:rFonts w:ascii="Times New Roman" w:cs="Times New Roman" w:eastAsia="Times New Roman" w:hAnsi="Times New Roman"/>
+          <w:sz w:val="28"/>
+          <w:szCs w:val="28"/>
+          <w:rtl w:val="0"/>
+        </w:rPr>
+        <w:t xml:space="preserve">Calculate the Execution Time (in seconds) for each program.</w:t>
+      </w:r>
+    </w:p>
+    <w:p>
+      <w:pPr>
+        <w:spacing w:line="276" w:lineRule="auto"/>
+        <w:ind w:left="1440" w:firstLine="0"/>
+        <w:jc w:val="both"/>
+        <w:rPr>
+          <w:rFonts w:ascii="Times New Roman" w:cs="Times New Roman" w:eastAsia="Times New Roman" w:hAnsi="Times New Roman"/>
+          <w:b w:val="1"/>
+          <w:bCs w:val="1"/>
+          <w:i w:val="1"/>
+          <w:iCs w:val="1"/>
+          <w:color w:val="ff0000"/>
+          <w:sz w:val="28"/>
+          <w:szCs w:val="28"/>
+        </w:rPr>
+      </w:pPr>
+      <w:r>
+        <w:rPr>
+          <w:rFonts w:ascii="Times New Roman" w:cs="Times New Roman" w:eastAsia="Times New Roman" w:hAnsi="Times New Roman"/>
+          <w:b w:val="1"/>
+          <w:bCs w:val="1"/>
+          <w:i w:val="1"/>
+          <w:iCs w:val="1"/>
+          <w:color w:val="ff0000"/>
+          <w:sz w:val="28"/>
+          <w:szCs w:val="28"/>
+          <w:rtl w:val="0"/>
+        </w:rPr>
+        <w:t xml:space="preserve">[Hint: </w:t>
+      </w:r>
+      <m:oMath>
+        <m:r>
+          <w:rPr>
+            <w:rFonts w:ascii="Times New Roman" w:cs="Times New Roman" w:eastAsia="Times New Roman" w:hAnsi="Times New Roman"/>
+            <w:b w:val="1"/>
+            <w:bCs w:val="1"/>
+            <w:i w:val="1"/>
+            <w:iCs w:val="1"/>
+            <w:color w:val="ff0000"/>
+            <w:sz w:val="28"/>
+            <w:szCs w:val="28"/>
+          </w:rPr>
+          <m:t xml:space="preserve">Execution time = IC </m:t>
+        </m:r>
+        <m:r>
+          <w:rPr>
+            <w:rFonts w:ascii="Times New Roman" w:cs="Times New Roman" w:eastAsia="Times New Roman" w:hAnsi="Times New Roman"/>
+            <w:b w:val="1"/>
+            <w:bCs w:val="1"/>
+            <w:i w:val="1"/>
+            <w:iCs w:val="1"/>
+            <w:color w:val="ff0000"/>
+            <w:sz w:val="28"/>
+            <w:szCs w:val="28"/>
+          </w:rPr>
+          <m:t>×</m:t>
+        </m:r>
+        <m:r>
+          <w:rPr>
+            <w:rFonts w:ascii="Times New Roman" w:cs="Times New Roman" w:eastAsia="Times New Roman" w:hAnsi="Times New Roman"/>
+            <w:b w:val="1"/>
+            <w:bCs w:val="1"/>
+            <w:i w:val="1"/>
+            <w:iCs w:val="1"/>
+            <w:color w:val="ff0000"/>
+            <w:sz w:val="28"/>
+            <w:szCs w:val="28"/>
+          </w:rPr>
+          <m:t xml:space="preserve">CPI </m:t>
+        </m:r>
+        <m:r>
+          <w:rPr>
+            <w:rFonts w:ascii="Times New Roman" w:cs="Times New Roman" w:eastAsia="Times New Roman" w:hAnsi="Times New Roman"/>
+            <w:b w:val="1"/>
+            <w:bCs w:val="1"/>
+            <w:i w:val="1"/>
+            <w:iCs w:val="1"/>
+            <w:color w:val="ff0000"/>
+            <w:sz w:val="28"/>
+            <w:szCs w:val="28"/>
+          </w:rPr>
+          <m:t>×</m:t>
+        </m:r>
+        <m:r>
+          <w:rPr>
+            <w:rFonts w:ascii="Times New Roman" w:cs="Times New Roman" w:eastAsia="Times New Roman" w:hAnsi="Times New Roman"/>
+            <w:b w:val="1"/>
+            <w:bCs w:val="1"/>
+            <w:i w:val="1"/>
+            <w:iCs w:val="1"/>
+            <w:color w:val="ff0000"/>
+            <w:sz w:val="28"/>
+            <w:szCs w:val="28"/>
+          </w:rPr>
+          <m:t xml:space="preserve">Clock time</m:t>
+        </m:r>
+      </m:oMath>
+      <w:r>
+        <w:rPr>
+          <w:rFonts w:ascii="Times New Roman" w:cs="Times New Roman" w:eastAsia="Times New Roman" w:hAnsi="Times New Roman"/>
+          <w:b w:val="1"/>
+          <w:bCs w:val="1"/>
+          <w:i w:val="1"/>
+          <w:iCs w:val="1"/>
+          <w:color w:val="ff0000"/>
+          <w:sz w:val="28"/>
+          <w:szCs w:val="28"/>
+          <w:rtl w:val="0"/>
+        </w:rPr>
+        <w:t xml:space="preserve">]</w:t>
+      </w:r>
+    </w:p>
+    <w:p>
+      <w:pPr>
+        <w:numPr>
+          <w:ilvl w:val="0"/>
+          <w:numId w:val="5"/>
+        </w:numPr>
+        <w:spacing w:line="276" w:lineRule="auto"/>
+        <w:ind w:left="720" w:hanging="360"/>
+        <w:jc w:val="both"/>
+        <w:rPr>
+          <w:rFonts w:ascii="Times New Roman" w:cs="Times New Roman" w:eastAsia="Times New Roman" w:hAnsi="Times New Roman"/>
+          <w:sz w:val="28"/>
+          <w:szCs w:val="28"/>
+        </w:rPr>
+      </w:pPr>
+      <w:r>
+        <w:rPr>
+          <w:rFonts w:ascii="Times New Roman" w:cs="Times New Roman" w:eastAsia="Times New Roman" w:hAnsi="Times New Roman"/>
+          <w:sz w:val="28"/>
+          <w:szCs w:val="28"/>
+          <w:rtl w:val="0"/>
+        </w:rPr>
+        <w:t xml:space="preserve">Calculate the Performance Ratio (SPECratio) for each program.</w:t>
+      </w:r>
+    </w:p>
+    <w:p>
+      <w:pPr>
+        <w:spacing w:line="276" w:lineRule="auto"/>
+        <w:ind w:left="1440" w:firstLine="0"/>
+        <w:jc w:val="both"/>
+        <w:rPr>
+          <w:rFonts w:ascii="Times New Roman" w:cs="Times New Roman" w:eastAsia="Times New Roman" w:hAnsi="Times New Roman"/>
+          <w:b w:val="1"/>
+          <w:bCs w:val="1"/>
+          <w:i w:val="1"/>
+          <w:iCs w:val="1"/>
+          <w:color w:val="ff0000"/>
+          <w:sz w:val="28"/>
+          <w:szCs w:val="28"/>
+        </w:rPr>
+      </w:pPr>
+      <w:r>
+        <w:rPr>
+          <w:rFonts w:ascii="Times New Roman" w:cs="Times New Roman" w:eastAsia="Times New Roman" w:hAnsi="Times New Roman"/>
+          <w:b w:val="1"/>
+          <w:bCs w:val="1"/>
+          <w:i w:val="1"/>
+          <w:iCs w:val="1"/>
+          <w:color w:val="ff0000"/>
+          <w:sz w:val="28"/>
+          <w:szCs w:val="28"/>
+          <w:rtl w:val="0"/>
+        </w:rPr>
+        <w:t xml:space="preserve">[Hint: </w:t>
+      </w:r>
+      <m:oMath>
+        <m:r>
+          <w:rPr>
+            <w:rFonts w:ascii="Times New Roman" w:cs="Times New Roman" w:eastAsia="Times New Roman" w:hAnsi="Times New Roman"/>
+            <w:b w:val="1"/>
+            <w:bCs w:val="1"/>
+            <w:i w:val="1"/>
+            <w:iCs w:val="1"/>
+            <w:color w:val="ff0000"/>
+            <w:sz w:val="28"/>
+            <w:szCs w:val="28"/>
+          </w:rPr>
+          <m:t xml:space="preserve">Performance Ratio = </m:t>
+        </m:r>
+        <m:f>
+          <m:fPr>
+            <m:ctrlPr>
+              <w:rPr>
+                <w:rFonts w:ascii="Times New Roman" w:cs="Times New Roman" w:eastAsia="Times New Roman" w:hAnsi="Times New Roman"/>
+                <w:b w:val="1"/>
+                <w:bCs w:val="1"/>
+                <w:i w:val="1"/>
+                <w:iCs w:val="1"/>
+                <w:color w:val="ff0000"/>
+                <w:sz w:val="28"/>
+                <w:szCs w:val="28"/>
+              </w:rPr>
+            </m:ctrlPr>
+          </m:fPr>
+          <m:num>
+            <m:r>
+              <w:rPr>
+                <w:rFonts w:ascii="Times New Roman" w:cs="Times New Roman" w:eastAsia="Times New Roman" w:hAnsi="Times New Roman"/>
+                <w:b w:val="1"/>
+                <w:bCs w:val="1"/>
+                <w:i w:val="1"/>
+                <w:iCs w:val="1"/>
+                <w:color w:val="ff0000"/>
+                <w:sz w:val="28"/>
+                <w:szCs w:val="28"/>
+              </w:rPr>
+              <m:t xml:space="preserve">Execution time</m:t>
+            </m:r>
+          </m:num>
+          <m:den>
+            <m:r>
+              <w:rPr>
+                <w:rFonts w:ascii="Times New Roman" w:cs="Times New Roman" w:eastAsia="Times New Roman" w:hAnsi="Times New Roman"/>
+                <w:b w:val="1"/>
+                <w:bCs w:val="1"/>
+                <w:i w:val="1"/>
+                <w:iCs w:val="1"/>
+                <w:color w:val="ff0000"/>
+                <w:sz w:val="28"/>
+                <w:szCs w:val="28"/>
+              </w:rPr>
+              <m:t xml:space="preserve">Reference time</m:t>
+            </m:r>
+          </m:den>
+        </m:f>
+      </m:oMath>
+      <w:r>
+        <w:rPr>
+          <w:rFonts w:ascii="Times New Roman" w:cs="Times New Roman" w:eastAsia="Times New Roman" w:hAnsi="Times New Roman"/>
+          <w:b w:val="1"/>
+          <w:bCs w:val="1"/>
+          <w:i w:val="1"/>
+          <w:iCs w:val="1"/>
+          <w:color w:val="ff0000"/>
+          <w:sz w:val="28"/>
+          <w:szCs w:val="28"/>
+          <w:rtl w:val="0"/>
+        </w:rPr>
+        <w:t xml:space="preserve">]</w:t>
+      </w:r>
+    </w:p>
+    <w:p>
+      <w:pPr>
+        <w:numPr>
+          <w:ilvl w:val="0"/>
+          <w:numId w:val="5"/>
+        </w:numPr>
+        <w:spacing w:line="276" w:lineRule="auto"/>
+        <w:ind w:left="720" w:hanging="360"/>
+        <w:jc w:val="both"/>
+        <w:rPr>
+          <w:rFonts w:ascii="Times New Roman" w:cs="Times New Roman" w:eastAsia="Times New Roman" w:hAnsi="Times New Roman"/>
+          <w:sz w:val="28"/>
+          <w:szCs w:val="28"/>
+        </w:rPr>
+      </w:pPr>
+      <w:r>
+        <w:rPr>
+          <w:rFonts w:ascii="Times New Roman" w:cs="Times New Roman" w:eastAsia="Times New Roman" w:hAnsi="Times New Roman"/>
+          <w:sz w:val="28"/>
+          <w:szCs w:val="28"/>
+          <w:rtl w:val="0"/>
+        </w:rPr>
+        <w:t xml:space="preserve">Calculate the overall geometric mean of these performance ratios to determine the final summarized performance score of the new processor.</w:t>
+      </w:r>
+    </w:p>
+    <w:p>
+      <w:pPr>
+        <w:spacing w:line="276" w:lineRule="auto"/>
+        <w:ind w:left="720" w:firstLine="720"/>
+        <w:jc w:val="both"/>
+        <w:rPr>
+          <w:rFonts w:ascii="Times New Roman" w:cs="Times New Roman" w:eastAsia="Times New Roman" w:hAnsi="Times New Roman"/>
+          <w:b w:val="1"/>
+          <w:bCs w:val="1"/>
+          <w:color w:val="ff0000"/>
+          <w:sz w:val="28"/>
+          <w:szCs w:val="28"/>
+        </w:rPr>
+      </w:pPr>
+      <w:r>
+        <w:rPr>
+          <w:rFonts w:ascii="Times New Roman" w:cs="Times New Roman" w:eastAsia="Times New Roman" w:hAnsi="Times New Roman"/>
+          <w:b w:val="1"/>
+          <w:bCs w:val="1"/>
+          <w:i w:val="1"/>
+          <w:iCs w:val="1"/>
+          <w:color w:val="ff0000"/>
+          <w:sz w:val="28"/>
+          <w:szCs w:val="28"/>
+          <w:rtl w:val="0"/>
+        </w:rPr>
+        <w:t xml:space="preserve">[Hint:  </w:t>
+      </w:r>
+      <m:oMath>
+        <m:r>
+          <w:rPr>
+            <w:rFonts w:ascii="Times New Roman" w:cs="Times New Roman" w:eastAsia="Times New Roman" w:hAnsi="Times New Roman"/>
+            <w:b w:val="1"/>
+            <w:bCs w:val="1"/>
+            <w:i w:val="1"/>
+            <w:iCs w:val="1"/>
+            <w:color w:val="ff0000"/>
+            <w:sz w:val="28"/>
+            <w:szCs w:val="28"/>
+          </w:rPr>
+          <m:t xml:space="preserve">Performance score (geometric mean) = </m:t>
+        </m:r>
+        <m:rad>
+          <m:radPr>
+            <m:ctrlPr>
+              <w:rPr>
+                <w:rFonts w:ascii="Times New Roman" w:cs="Times New Roman" w:eastAsia="Times New Roman" w:hAnsi="Times New Roman"/>
+                <w:b w:val="1"/>
+                <w:bCs w:val="1"/>
+                <w:i w:val="1"/>
+                <w:iCs w:val="1"/>
+                <w:color w:val="ff0000"/>
+                <w:sz w:val="28"/>
+                <w:szCs w:val="28"/>
+              </w:rPr>
+            </m:ctrlPr>
+          </m:radPr>
+          <m:deg>
+            <m:r>
+              <w:rPr>
+                <w:rFonts w:ascii="Times New Roman" w:cs="Times New Roman" w:eastAsia="Times New Roman" w:hAnsi="Times New Roman"/>
+                <w:b w:val="1"/>
+                <w:bCs w:val="1"/>
+                <w:i w:val="1"/>
+                <w:iCs w:val="1"/>
+                <w:color w:val="ff0000"/>
+                <w:sz w:val="28"/>
+                <w:szCs w:val="28"/>
+              </w:rPr>
+              <m:t xml:space="preserve">n</m:t>
+            </m:r>
+          </m:deg>
+          <m:e>
+            <m:nary>
+              <m:naryPr>
+                <m:chr m:val="∏"/>
+                <m:ctrlPr>
+                  <w:rPr>
+                    <w:rFonts w:ascii="Times New Roman" w:cs="Times New Roman" w:eastAsia="Times New Roman" w:hAnsi="Times New Roman"/>
+                    <w:b w:val="1"/>
+                    <w:bCs w:val="1"/>
+                    <w:i w:val="1"/>
+                    <w:iCs w:val="1"/>
+                    <w:color w:val="ff0000"/>
+                    <w:sz w:val="28"/>
+                    <w:szCs w:val="28"/>
+                  </w:rPr>
+                </m:ctrlPr>
+              </m:naryPr>
+              <m:sub>
+                <m:r>
+                  <w:rPr>
+                    <w:rFonts w:ascii="Times New Roman" w:cs="Times New Roman" w:eastAsia="Times New Roman" w:hAnsi="Times New Roman"/>
+                    <w:b w:val="1"/>
+                    <w:bCs w:val="1"/>
+                    <w:i w:val="1"/>
+                    <w:iCs w:val="1"/>
+                    <w:color w:val="ff0000"/>
+                    <w:sz w:val="28"/>
+                    <w:szCs w:val="28"/>
+                  </w:rPr>
+                  <m:t xml:space="preserve">1</m:t>
+                </m:r>
+              </m:sub>
+              <m:sup>
+                <m:r>
+                  <w:rPr>
+                    <w:rFonts w:ascii="Times New Roman" w:cs="Times New Roman" w:eastAsia="Times New Roman" w:hAnsi="Times New Roman"/>
+                    <w:b w:val="1"/>
+                    <w:bCs w:val="1"/>
+                    <w:i w:val="1"/>
+                    <w:iCs w:val="1"/>
+                    <w:color w:val="ff0000"/>
+                    <w:sz w:val="28"/>
+                    <w:szCs w:val="28"/>
+                  </w:rPr>
+                  <m:t xml:space="preserve">n</m:t>
+                </m:r>
+              </m:sup>
+            </m:nary>
+            <m:r>
+              <w:rPr>
+                <w:rFonts w:ascii="Times New Roman" w:cs="Times New Roman" w:eastAsia="Times New Roman" w:hAnsi="Times New Roman"/>
+                <w:b w:val="1"/>
+                <w:bCs w:val="1"/>
+                <w:i w:val="1"/>
+                <w:iCs w:val="1"/>
+                <w:color w:val="ff0000"/>
+                <w:sz w:val="28"/>
+                <w:szCs w:val="28"/>
+              </w:rPr>
+              <m:t xml:space="preserve">Performance ratio</m:t>
+            </m:r>
+          </m:e>
+        </m:rad>
+      </m:oMath>
+      <w:r>
+        <w:rPr>
+          <w:rFonts w:ascii="Times New Roman" w:cs="Times New Roman" w:eastAsia="Times New Roman" w:hAnsi="Times New Roman"/>
+          <w:b w:val="1"/>
+          <w:bCs w:val="1"/>
+          <w:i w:val="1"/>
+          <w:iCs w:val="1"/>
+          <w:color w:val="ff0000"/>
+          <w:sz w:val="28"/>
+          <w:szCs w:val="28"/>
+          <w:rtl w:val="0"/>
+        </w:rPr>
+        <w:t xml:space="preserve">]</w:t>
+      </w:r>
+      <w:r>
+        <w:rPr>
+          <w:rtl w:val="0"/>
+        </w:rPr>
+      </w:r>
+    </w:p>
+    <w:p>
+      <w:pPr>
+        <w:spacing w:line="276" w:lineRule="auto"/>
+        <w:rPr>
+          <w:rFonts w:ascii="Times New Roman" w:cs="Times New Roman" w:eastAsia="Times New Roman" w:hAnsi="Times New Roman"/>
+          <w:b w:val="1"/>
+          <w:bCs w:val="1"/>
+          <w:sz w:val="28"/>
+          <w:szCs w:val="28"/>
+        </w:rPr>
+      </w:pPr>
+      <w:r>
+        <w:rPr>
+          <w:rFonts w:ascii="Times New Roman" w:cs="Times New Roman" w:eastAsia="Times New Roman" w:hAnsi="Times New Roman"/>
+          <w:b w:val="1"/>
+          <w:bCs w:val="1"/>
+          <w:sz w:val="32"/>
+          <w:szCs w:val="32"/>
+          <w:rtl w:val="0"/>
+        </w:rPr>
+        <w:t xml:space="preserve">Question - </w:t>
+      </w:r>
+      <w:r>
+        <w:rPr>
+          <w:rFonts w:ascii="Times New Roman" w:cs="Times New Roman" w:eastAsia="Times New Roman" w:hAnsi="Times New Roman"/>
+          <w:b w:val="1"/>
+          <w:bCs w:val="1"/>
+          <w:sz w:val="28"/>
+          <w:szCs w:val="28"/>
+          <w:rtl w:val="0"/>
+        </w:rPr>
+        <w:t xml:space="preserve">12</w:t>
+      </w:r>
+    </w:p>
+    <w:p>
+      <w:pPr>
+        <w:spacing w:after="240" w:before="240" w:line="276" w:lineRule="auto"/>
+        <w:jc w:val="both"/>
+        <w:rPr>
+          <w:rFonts w:ascii="Times New Roman" w:cs="Times New Roman" w:eastAsia="Times New Roman" w:hAnsi="Times New Roman"/>
+          <w:sz w:val="28"/>
+          <w:szCs w:val="28"/>
+        </w:rPr>
+      </w:pPr>
+      <w:r>
+        <w:rPr>
+          <w:rFonts w:ascii="Times New Roman" w:cs="Times New Roman" w:eastAsia="Times New Roman" w:hAnsi="Times New Roman"/>
+          <w:sz w:val="28"/>
+          <w:szCs w:val="28"/>
+          <w:rtl w:val="0"/>
+        </w:rPr>
+        <w:t xml:space="preserve">You are optimizing the training pipeline for a new deep learning model. Profiling a single training epoch reveals the following execution time breakdown:</w:t>
+      </w:r>
+    </w:p>
+    <w:p>
+      <w:pPr>
+        <w:numPr>
+          <w:ilvl w:val="0"/>
+          <w:numId w:val="4"/>
+        </w:numPr>
+        <w:spacing w:after="0" w:afterAutospacing="0" w:before="240" w:line="276" w:lineRule="auto"/>
         <w:ind w:left="1440" w:hanging="360"/>
         <w:rPr>
           <w:rFonts w:ascii="Times New Roman" w:cs="Times New Roman" w:eastAsia="Times New Roman" w:hAnsi="Times New Roman"/>
@@ -1372,21 +5083,527 @@
           <w:szCs w:val="28"/>
           <w:rtl w:val="0"/>
         </w:rPr>
-        <w:t xml:space="preserve">If you want to improve the performance by 1.2 times, what improvement do you need to include in the program’s add operation?  </w:t>
-      </w:r>
-    </w:p>
-    <w:p>
-      <w:pPr>
-        <w:rPr>
-          <w:rFonts w:ascii="Times New Roman" w:cs="Times New Roman" w:eastAsia="Times New Roman" w:hAnsi="Times New Roman"/>
-          <w:sz w:val="28"/>
-          <w:szCs w:val="28"/>
-        </w:rPr>
-      </w:pPr>
-      <w:r>
-        <w:rPr>
-          <w:rtl w:val="0"/>
-        </w:rPr>
+        <w:t xml:space="preserve">Data Loading &amp; Preprocessing (CPU): 25% of the total time</w:t>
+      </w:r>
+    </w:p>
+    <w:p>
+      <w:pPr>
+        <w:numPr>
+          <w:ilvl w:val="0"/>
+          <w:numId w:val="4"/>
+        </w:numPr>
+        <w:spacing w:after="0" w:afterAutospacing="0" w:before="0" w:beforeAutospacing="0" w:line="276" w:lineRule="auto"/>
+        <w:ind w:left="1440" w:hanging="360"/>
+        <w:rPr>
+          <w:rFonts w:ascii="Times New Roman" w:cs="Times New Roman" w:eastAsia="Times New Roman" w:hAnsi="Times New Roman"/>
+          <w:sz w:val="28"/>
+          <w:szCs w:val="28"/>
+        </w:rPr>
+      </w:pPr>
+      <w:r>
+        <w:rPr>
+          <w:rFonts w:ascii="Times New Roman" w:cs="Times New Roman" w:eastAsia="Times New Roman" w:hAnsi="Times New Roman"/>
+          <w:sz w:val="28"/>
+          <w:szCs w:val="28"/>
+          <w:rtl w:val="0"/>
+        </w:rPr>
+        <w:t xml:space="preserve">Tensor Matrix Math (GPU): 60% of the total time</w:t>
+      </w:r>
+    </w:p>
+    <w:p>
+      <w:pPr>
+        <w:numPr>
+          <w:ilvl w:val="0"/>
+          <w:numId w:val="4"/>
+        </w:numPr>
+        <w:spacing w:after="240" w:before="0" w:beforeAutospacing="0" w:line="276" w:lineRule="auto"/>
+        <w:ind w:left="1440" w:hanging="360"/>
+        <w:rPr>
+          <w:rFonts w:ascii="Times New Roman" w:cs="Times New Roman" w:eastAsia="Times New Roman" w:hAnsi="Times New Roman"/>
+          <w:sz w:val="28"/>
+          <w:szCs w:val="28"/>
+        </w:rPr>
+      </w:pPr>
+      <w:r>
+        <w:rPr>
+          <w:rFonts w:ascii="Times New Roman" w:cs="Times New Roman" w:eastAsia="Times New Roman" w:hAnsi="Times New Roman"/>
+          <w:sz w:val="28"/>
+          <w:szCs w:val="28"/>
+          <w:rtl w:val="0"/>
+        </w:rPr>
+        <w:t xml:space="preserve">Graph Evaluation &amp; I/O: 15% of the total time</w:t>
+      </w:r>
+    </w:p>
+    <w:p>
+      <w:pPr>
+        <w:spacing w:after="240" w:before="240" w:line="276" w:lineRule="auto"/>
+        <w:rPr>
+          <w:rFonts w:ascii="Times New Roman" w:cs="Times New Roman" w:eastAsia="Times New Roman" w:hAnsi="Times New Roman"/>
+          <w:sz w:val="28"/>
+          <w:szCs w:val="28"/>
+        </w:rPr>
+      </w:pPr>
+      <w:r>
+        <w:rPr>
+          <w:rFonts w:ascii="Times New Roman" w:cs="Times New Roman" w:eastAsia="Times New Roman" w:hAnsi="Times New Roman"/>
+          <w:sz w:val="28"/>
+          <w:szCs w:val="28"/>
+          <w:rtl w:val="0"/>
+        </w:rPr>
+        <w:t xml:space="preserve">Your project advisor wants to reduce the total training time by a factor of 3 (an overall speedup of 3.0x). The advisor suggests taking the entire budget and buying a massive, state-of-the-art GPU cluster to accelerate </w:t>
+      </w:r>
+      <w:r>
+        <w:rPr>
+          <w:rFonts w:ascii="Times New Roman" w:cs="Times New Roman" w:eastAsia="Times New Roman" w:hAnsi="Times New Roman"/>
+          <w:i w:val="1"/>
+          <w:iCs w:val="1"/>
+          <w:sz w:val="28"/>
+          <w:szCs w:val="28"/>
+          <w:rtl w:val="0"/>
+        </w:rPr>
+        <w:t xml:space="preserve">only</w:t>
+      </w:r>
+      <w:r>
+        <w:rPr>
+          <w:rFonts w:ascii="Times New Roman" w:cs="Times New Roman" w:eastAsia="Times New Roman" w:hAnsi="Times New Roman"/>
+          <w:sz w:val="28"/>
+          <w:szCs w:val="28"/>
+          <w:rtl w:val="0"/>
+        </w:rPr>
+        <w:t xml:space="preserve"> the Tensor Matrix Math.</w:t>
+      </w:r>
+    </w:p>
+    <w:p>
+      <w:pPr>
+        <w:numPr>
+          <w:ilvl w:val="0"/>
+          <w:numId w:val="12"/>
+        </w:numPr>
+        <w:spacing w:after="240" w:before="240" w:line="276" w:lineRule="auto"/>
+        <w:ind w:left="720" w:hanging="360"/>
+        <w:rPr>
+          <w:rFonts w:ascii="Times New Roman" w:cs="Times New Roman" w:eastAsia="Times New Roman" w:hAnsi="Times New Roman"/>
+          <w:sz w:val="28"/>
+          <w:szCs w:val="28"/>
+        </w:rPr>
+      </w:pPr>
+      <w:r>
+        <w:rPr>
+          <w:rFonts w:ascii="Times New Roman" w:cs="Times New Roman" w:eastAsia="Times New Roman" w:hAnsi="Times New Roman"/>
+          <w:sz w:val="28"/>
+          <w:szCs w:val="28"/>
+          <w:rtl w:val="0"/>
+        </w:rPr>
+        <w:t xml:space="preserve">Using Amdahl’s Law, mathematically prove whether the advisor's goal of a 3.0x overall speedup is possible or impossible under this plan.</w:t>
+      </w:r>
+    </w:p>
+    <w:p>
+      <w:pPr>
+        <w:spacing w:after="240" w:before="240" w:line="276" w:lineRule="auto"/>
+        <w:ind w:left="1440" w:firstLine="0"/>
+        <w:rPr>
+          <w:rFonts w:ascii="Times New Roman" w:cs="Times New Roman" w:eastAsia="Times New Roman" w:hAnsi="Times New Roman"/>
+          <w:b w:val="1"/>
+          <w:bCs w:val="1"/>
+          <w:i w:val="1"/>
+          <w:iCs w:val="1"/>
+          <w:color w:val="ff0000"/>
+          <w:sz w:val="28"/>
+          <w:szCs w:val="28"/>
+        </w:rPr>
+      </w:pPr>
+      <w:r>
+        <w:rPr>
+          <w:rFonts w:ascii="Times New Roman" w:cs="Times New Roman" w:eastAsia="Times New Roman" w:hAnsi="Times New Roman"/>
+          <w:i w:val="1"/>
+          <w:iCs w:val="1"/>
+          <w:color w:val="ff0000"/>
+          <w:sz w:val="28"/>
+          <w:szCs w:val="28"/>
+          <w:rtl w:val="0"/>
+        </w:rPr>
+        <w:t xml:space="preserve">[</w:t>
+      </w:r>
+      <w:r>
+        <w:rPr>
+          <w:rFonts w:ascii="Times New Roman" w:cs="Times New Roman" w:eastAsia="Times New Roman" w:hAnsi="Times New Roman"/>
+          <w:b w:val="1"/>
+          <w:bCs w:val="1"/>
+          <w:i w:val="1"/>
+          <w:iCs w:val="1"/>
+          <w:color w:val="ff0000"/>
+          <w:sz w:val="28"/>
+          <w:szCs w:val="28"/>
+          <w:rtl w:val="0"/>
+        </w:rPr>
+        <w:t xml:space="preserve">Hint: </w:t>
+      </w:r>
+      <m:oMath>
+        <m:f>
+          <m:fPr>
+            <m:ctrlPr>
+              <w:rPr>
+                <w:rFonts w:ascii="Times New Roman" w:cs="Times New Roman" w:eastAsia="Times New Roman" w:hAnsi="Times New Roman"/>
+                <w:b w:val="1"/>
+                <w:bCs w:val="1"/>
+                <w:i w:val="1"/>
+                <w:iCs w:val="1"/>
+                <w:color w:val="ff0000"/>
+                <w:sz w:val="28"/>
+                <w:szCs w:val="28"/>
+              </w:rPr>
+            </m:ctrlPr>
+          </m:fPr>
+          <m:num>
+            <m:r>
+              <w:rPr>
+                <w:rFonts w:ascii="Times New Roman" w:cs="Times New Roman" w:eastAsia="Times New Roman" w:hAnsi="Times New Roman"/>
+                <w:b w:val="1"/>
+                <w:bCs w:val="1"/>
+                <w:i w:val="1"/>
+                <w:iCs w:val="1"/>
+                <w:color w:val="ff0000"/>
+                <w:sz w:val="28"/>
+                <w:szCs w:val="28"/>
+              </w:rPr>
+              <m:t xml:space="preserve">100</m:t>
+            </m:r>
+          </m:num>
+          <m:den>
+            <m:r>
+              <w:rPr>
+                <w:rFonts w:ascii="Times New Roman" w:cs="Times New Roman" w:eastAsia="Times New Roman" w:hAnsi="Times New Roman"/>
+                <w:b w:val="1"/>
+                <w:bCs w:val="1"/>
+                <w:i w:val="1"/>
+                <w:iCs w:val="1"/>
+                <w:color w:val="ff0000"/>
+                <w:sz w:val="28"/>
+                <w:szCs w:val="28"/>
+              </w:rPr>
+              <m:t xml:space="preserve">3</m:t>
+            </m:r>
+          </m:den>
+        </m:f>
+        <m:r>
+          <w:rPr>
+            <w:rFonts w:ascii="Times New Roman" w:cs="Times New Roman" w:eastAsia="Times New Roman" w:hAnsi="Times New Roman"/>
+            <w:b w:val="1"/>
+            <w:bCs w:val="1"/>
+            <w:i w:val="1"/>
+            <w:iCs w:val="1"/>
+            <w:color w:val="ff0000"/>
+            <w:sz w:val="28"/>
+            <w:szCs w:val="28"/>
+          </w:rPr>
+          <m:t xml:space="preserve">=25+15+</m:t>
+        </m:r>
+        <m:f>
+          <m:fPr>
+            <m:ctrlPr>
+              <w:rPr>
+                <w:rFonts w:ascii="Times New Roman" w:cs="Times New Roman" w:eastAsia="Times New Roman" w:hAnsi="Times New Roman"/>
+                <w:b w:val="1"/>
+                <w:bCs w:val="1"/>
+                <w:i w:val="1"/>
+                <w:iCs w:val="1"/>
+                <w:color w:val="ff0000"/>
+                <w:sz w:val="28"/>
+                <w:szCs w:val="28"/>
+              </w:rPr>
+            </m:ctrlPr>
+          </m:fPr>
+          <m:num>
+            <m:r>
+              <w:rPr>
+                <w:rFonts w:ascii="Times New Roman" w:cs="Times New Roman" w:eastAsia="Times New Roman" w:hAnsi="Times New Roman"/>
+                <w:b w:val="1"/>
+                <w:bCs w:val="1"/>
+                <w:i w:val="1"/>
+                <w:iCs w:val="1"/>
+                <w:color w:val="ff0000"/>
+                <w:sz w:val="28"/>
+                <w:szCs w:val="28"/>
+              </w:rPr>
+              <m:t xml:space="preserve">60</m:t>
+            </m:r>
+          </m:num>
+          <m:den>
+            <m:r>
+              <w:rPr>
+                <w:rFonts w:ascii="Times New Roman" w:cs="Times New Roman" w:eastAsia="Times New Roman" w:hAnsi="Times New Roman"/>
+                <w:b w:val="1"/>
+                <w:bCs w:val="1"/>
+                <w:i w:val="1"/>
+                <w:iCs w:val="1"/>
+                <w:color w:val="ff0000"/>
+                <w:sz w:val="28"/>
+                <w:szCs w:val="28"/>
+              </w:rPr>
+              <m:t xml:space="preserve">n</m:t>
+            </m:r>
+          </m:den>
+        </m:f>
+      </m:oMath>
+      <w:r>
+        <w:rPr>
+          <w:rFonts w:ascii="Times New Roman" w:cs="Times New Roman" w:eastAsia="Times New Roman" w:hAnsi="Times New Roman"/>
+          <w:b w:val="1"/>
+          <w:bCs w:val="1"/>
+          <w:i w:val="1"/>
+          <w:iCs w:val="1"/>
+          <w:color w:val="ff0000"/>
+          <w:sz w:val="28"/>
+          <w:szCs w:val="28"/>
+          <w:rtl w:val="0"/>
+        </w:rPr>
+        <w:t xml:space="preserve">]</w:t>
+      </w:r>
+    </w:p>
+    <w:p>
+      <w:pPr>
+        <w:numPr>
+          <w:ilvl w:val="0"/>
+          <w:numId w:val="12"/>
+        </w:numPr>
+        <w:spacing w:after="240" w:before="240" w:line="276" w:lineRule="auto"/>
+        <w:ind w:left="720" w:hanging="360"/>
+        <w:rPr>
+          <w:rFonts w:ascii="Times New Roman" w:cs="Times New Roman" w:eastAsia="Times New Roman" w:hAnsi="Times New Roman"/>
+          <w:sz w:val="28"/>
+          <w:szCs w:val="28"/>
+        </w:rPr>
+      </w:pPr>
+      <w:r>
+        <w:rPr>
+          <w:rFonts w:ascii="Times New Roman" w:cs="Times New Roman" w:eastAsia="Times New Roman" w:hAnsi="Times New Roman"/>
+          <w:sz w:val="28"/>
+          <w:szCs w:val="28"/>
+          <w:rtl w:val="0"/>
+        </w:rPr>
+        <w:t xml:space="preserve">If you invest in a multi-core CPU upgrade that successfully makes the Data Loading &amp; Preprocessing phase 5 times faster, exactly how much faster must you make the GPU Tensor Matrix Math to hit your advisor's strict 3.0x overall speedup target?</w:t>
+      </w:r>
+    </w:p>
+    <w:p>
+      <w:pPr>
+        <w:spacing w:after="240" w:before="240" w:line="276" w:lineRule="auto"/>
+        <w:ind w:left="1440" w:firstLine="0"/>
+        <w:rPr>
+          <w:rFonts w:ascii="Times New Roman" w:cs="Times New Roman" w:eastAsia="Times New Roman" w:hAnsi="Times New Roman"/>
+          <w:b w:val="1"/>
+          <w:bCs w:val="1"/>
+          <w:i w:val="1"/>
+          <w:iCs w:val="1"/>
+          <w:color w:val="ff0000"/>
+          <w:sz w:val="28"/>
+          <w:szCs w:val="28"/>
+        </w:rPr>
+      </w:pPr>
+      <w:r>
+        <w:rPr>
+          <w:rFonts w:ascii="Times New Roman" w:cs="Times New Roman" w:eastAsia="Times New Roman" w:hAnsi="Times New Roman"/>
+          <w:i w:val="1"/>
+          <w:iCs w:val="1"/>
+          <w:color w:val="ff0000"/>
+          <w:sz w:val="28"/>
+          <w:szCs w:val="28"/>
+          <w:rtl w:val="0"/>
+        </w:rPr>
+        <w:t xml:space="preserve">[</w:t>
+      </w:r>
+      <w:r>
+        <w:rPr>
+          <w:rFonts w:ascii="Times New Roman" w:cs="Times New Roman" w:eastAsia="Times New Roman" w:hAnsi="Times New Roman"/>
+          <w:b w:val="1"/>
+          <w:bCs w:val="1"/>
+          <w:i w:val="1"/>
+          <w:iCs w:val="1"/>
+          <w:color w:val="ff0000"/>
+          <w:sz w:val="28"/>
+          <w:szCs w:val="28"/>
+          <w:rtl w:val="0"/>
+        </w:rPr>
+        <w:t xml:space="preserve">Hint: </w:t>
+      </w:r>
+      <m:oMath>
+        <m:f>
+          <m:fPr>
+            <m:ctrlPr>
+              <w:rPr>
+                <w:rFonts w:ascii="Times New Roman" w:cs="Times New Roman" w:eastAsia="Times New Roman" w:hAnsi="Times New Roman"/>
+                <w:b w:val="1"/>
+                <w:bCs w:val="1"/>
+                <w:i w:val="1"/>
+                <w:iCs w:val="1"/>
+                <w:color w:val="ff0000"/>
+                <w:sz w:val="28"/>
+                <w:szCs w:val="28"/>
+              </w:rPr>
+            </m:ctrlPr>
+          </m:fPr>
+          <m:num>
+            <m:r>
+              <w:rPr>
+                <w:rFonts w:ascii="Times New Roman" w:cs="Times New Roman" w:eastAsia="Times New Roman" w:hAnsi="Times New Roman"/>
+                <w:b w:val="1"/>
+                <w:bCs w:val="1"/>
+                <w:i w:val="1"/>
+                <w:iCs w:val="1"/>
+                <w:color w:val="ff0000"/>
+                <w:sz w:val="28"/>
+                <w:szCs w:val="28"/>
+              </w:rPr>
+              <m:t xml:space="preserve">100</m:t>
+            </m:r>
+          </m:num>
+          <m:den>
+            <m:r>
+              <w:rPr>
+                <w:rFonts w:ascii="Times New Roman" w:cs="Times New Roman" w:eastAsia="Times New Roman" w:hAnsi="Times New Roman"/>
+                <w:b w:val="1"/>
+                <w:bCs w:val="1"/>
+                <w:i w:val="1"/>
+                <w:iCs w:val="1"/>
+                <w:color w:val="ff0000"/>
+                <w:sz w:val="28"/>
+                <w:szCs w:val="28"/>
+              </w:rPr>
+              <m:t xml:space="preserve">3</m:t>
+            </m:r>
+          </m:den>
+        </m:f>
+        <m:r>
+          <w:rPr>
+            <w:rFonts w:ascii="Times New Roman" w:cs="Times New Roman" w:eastAsia="Times New Roman" w:hAnsi="Times New Roman"/>
+            <w:b w:val="1"/>
+            <w:bCs w:val="1"/>
+            <w:i w:val="1"/>
+            <w:iCs w:val="1"/>
+            <w:color w:val="ff0000"/>
+            <w:sz w:val="28"/>
+            <w:szCs w:val="28"/>
+          </w:rPr>
+          <m:t xml:space="preserve">=</m:t>
+        </m:r>
+        <m:f>
+          <m:fPr>
+            <m:ctrlPr>
+              <w:rPr>
+                <w:rFonts w:ascii="Times New Roman" w:cs="Times New Roman" w:eastAsia="Times New Roman" w:hAnsi="Times New Roman"/>
+                <w:b w:val="1"/>
+                <w:bCs w:val="1"/>
+                <w:i w:val="1"/>
+                <w:iCs w:val="1"/>
+                <w:color w:val="ff0000"/>
+                <w:sz w:val="28"/>
+                <w:szCs w:val="28"/>
+              </w:rPr>
+            </m:ctrlPr>
+          </m:fPr>
+          <m:num>
+            <m:r>
+              <w:rPr>
+                <w:rFonts w:ascii="Times New Roman" w:cs="Times New Roman" w:eastAsia="Times New Roman" w:hAnsi="Times New Roman"/>
+                <w:b w:val="1"/>
+                <w:bCs w:val="1"/>
+                <w:i w:val="1"/>
+                <w:iCs w:val="1"/>
+                <w:color w:val="ff0000"/>
+                <w:sz w:val="28"/>
+                <w:szCs w:val="28"/>
+              </w:rPr>
+              <m:t xml:space="preserve">25</m:t>
+            </m:r>
+          </m:num>
+          <m:den>
+            <m:r>
+              <w:rPr>
+                <w:rFonts w:ascii="Times New Roman" w:cs="Times New Roman" w:eastAsia="Times New Roman" w:hAnsi="Times New Roman"/>
+                <w:b w:val="1"/>
+                <w:bCs w:val="1"/>
+                <w:i w:val="1"/>
+                <w:iCs w:val="1"/>
+                <w:color w:val="ff0000"/>
+                <w:sz w:val="28"/>
+                <w:szCs w:val="28"/>
+              </w:rPr>
+              <m:t xml:space="preserve">5</m:t>
+            </m:r>
+          </m:den>
+        </m:f>
+        <m:r>
+          <w:rPr>
+            <w:rFonts w:ascii="Times New Roman" w:cs="Times New Roman" w:eastAsia="Times New Roman" w:hAnsi="Times New Roman"/>
+            <w:b w:val="1"/>
+            <w:bCs w:val="1"/>
+            <w:i w:val="1"/>
+            <w:iCs w:val="1"/>
+            <w:color w:val="ff0000"/>
+            <w:sz w:val="28"/>
+            <w:szCs w:val="28"/>
+          </w:rPr>
+          <m:t xml:space="preserve">+15+</m:t>
+        </m:r>
+        <m:f>
+          <m:fPr>
+            <m:ctrlPr>
+              <w:rPr>
+                <w:rFonts w:ascii="Times New Roman" w:cs="Times New Roman" w:eastAsia="Times New Roman" w:hAnsi="Times New Roman"/>
+                <w:b w:val="1"/>
+                <w:bCs w:val="1"/>
+                <w:i w:val="1"/>
+                <w:iCs w:val="1"/>
+                <w:color w:val="ff0000"/>
+                <w:sz w:val="28"/>
+                <w:szCs w:val="28"/>
+              </w:rPr>
+            </m:ctrlPr>
+          </m:fPr>
+          <m:num>
+            <m:r>
+              <w:rPr>
+                <w:rFonts w:ascii="Times New Roman" w:cs="Times New Roman" w:eastAsia="Times New Roman" w:hAnsi="Times New Roman"/>
+                <w:b w:val="1"/>
+                <w:bCs w:val="1"/>
+                <w:i w:val="1"/>
+                <w:iCs w:val="1"/>
+                <w:color w:val="ff0000"/>
+                <w:sz w:val="28"/>
+                <w:szCs w:val="28"/>
+              </w:rPr>
+              <m:t xml:space="preserve">60</m:t>
+            </m:r>
+          </m:num>
+          <m:den>
+            <m:r>
+              <w:rPr>
+                <w:rFonts w:ascii="Times New Roman" w:cs="Times New Roman" w:eastAsia="Times New Roman" w:hAnsi="Times New Roman"/>
+                <w:b w:val="1"/>
+                <w:bCs w:val="1"/>
+                <w:i w:val="1"/>
+                <w:iCs w:val="1"/>
+                <w:color w:val="ff0000"/>
+                <w:sz w:val="28"/>
+                <w:szCs w:val="28"/>
+              </w:rPr>
+              <m:t xml:space="preserve">n</m:t>
+            </m:r>
+          </m:den>
+        </m:f>
+      </m:oMath>
+      <w:r>
+        <w:rPr>
+          <w:rFonts w:ascii="Times New Roman" w:cs="Times New Roman" w:eastAsia="Times New Roman" w:hAnsi="Times New Roman"/>
+          <w:b w:val="1"/>
+          <w:bCs w:val="1"/>
+          <w:i w:val="1"/>
+          <w:iCs w:val="1"/>
+          <w:color w:val="ff0000"/>
+          <w:sz w:val="28"/>
+          <w:szCs w:val="28"/>
+          <w:rtl w:val="0"/>
+        </w:rPr>
+        <w:t xml:space="preserve">]</w:t>
       </w:r>
     </w:p>
     <w:p>
@@ -1394,8 +5611,599 @@
         <w:spacing w:line="276" w:lineRule="auto"/>
         <w:rPr>
           <w:rFonts w:ascii="Times New Roman" w:cs="Times New Roman" w:eastAsia="Times New Roman" w:hAnsi="Times New Roman"/>
-          <w:sz w:val="24"/>
-          <w:szCs w:val="24"/>
+          <w:b w:val="1"/>
+          <w:bCs w:val="1"/>
+          <w:sz w:val="28"/>
+          <w:szCs w:val="28"/>
+        </w:rPr>
+      </w:pPr>
+      <w:r>
+        <w:rPr>
+          <w:rFonts w:ascii="Times New Roman" w:cs="Times New Roman" w:eastAsia="Times New Roman" w:hAnsi="Times New Roman"/>
+          <w:b w:val="1"/>
+          <w:bCs w:val="1"/>
+          <w:sz w:val="32"/>
+          <w:szCs w:val="32"/>
+          <w:rtl w:val="0"/>
+        </w:rPr>
+        <w:t xml:space="preserve">Question - </w:t>
+      </w:r>
+      <w:r>
+        <w:rPr>
+          <w:rFonts w:ascii="Times New Roman" w:cs="Times New Roman" w:eastAsia="Times New Roman" w:hAnsi="Times New Roman"/>
+          <w:b w:val="1"/>
+          <w:bCs w:val="1"/>
+          <w:sz w:val="28"/>
+          <w:szCs w:val="28"/>
+          <w:rtl w:val="0"/>
+        </w:rPr>
+        <w:t xml:space="preserve">13</w:t>
+      </w:r>
+      <w:r>
+        <w:rPr>
+          <w:rtl w:val="0"/>
+        </w:rPr>
+      </w:r>
+    </w:p>
+    <w:p>
+      <w:pPr>
+        <w:spacing w:after="240" w:before="240" w:line="276" w:lineRule="auto"/>
+        <w:rPr>
+          <w:rFonts w:ascii="Times New Roman" w:cs="Times New Roman" w:eastAsia="Times New Roman" w:hAnsi="Times New Roman"/>
+          <w:sz w:val="28"/>
+          <w:szCs w:val="28"/>
+        </w:rPr>
+      </w:pPr>
+      <w:r>
+        <w:rPr>
+          <w:rFonts w:ascii="Times New Roman" w:cs="Times New Roman" w:eastAsia="Times New Roman" w:hAnsi="Times New Roman"/>
+          <w:b w:val="1"/>
+          <w:bCs w:val="1"/>
+          <w:sz w:val="28"/>
+          <w:szCs w:val="28"/>
+          <w:rtl w:val="0"/>
+        </w:rPr>
+        <w:t xml:space="preserve">Processor A</w:t>
+      </w:r>
+      <w:r>
+        <w:rPr>
+          <w:rFonts w:ascii="Times New Roman" w:cs="Times New Roman" w:eastAsia="Times New Roman" w:hAnsi="Times New Roman"/>
+          <w:sz w:val="28"/>
+          <w:szCs w:val="28"/>
+          <w:rtl w:val="0"/>
+        </w:rPr>
+        <w:t xml:space="preserve">, released in 2010, had a clock rate of 4.0 GHz and a voltage of 1.3 V. Assume that, on average, it consumed 20 W of static power and 110 W of dynamic power.</w:t>
+      </w:r>
+      <w:r>
+        <w:rPr>
+          <w:rFonts w:ascii="Times New Roman" w:cs="Times New Roman" w:eastAsia="Times New Roman" w:hAnsi="Times New Roman"/>
+          <w:b w:val="1"/>
+          <w:bCs w:val="1"/>
+          <w:sz w:val="28"/>
+          <w:szCs w:val="28"/>
+          <w:rtl w:val="0"/>
+        </w:rPr>
+        <w:t xml:space="preserve">Processor B</w:t>
+      </w:r>
+      <w:r>
+        <w:rPr>
+          <w:rFonts w:ascii="Times New Roman" w:cs="Times New Roman" w:eastAsia="Times New Roman" w:hAnsi="Times New Roman"/>
+          <w:sz w:val="28"/>
+          <w:szCs w:val="28"/>
+          <w:rtl w:val="0"/>
+        </w:rPr>
+        <w:t xml:space="preserve">, released in 2018, has a clock rate of 3.0 GHz and a voltage of 0.8 V. Assume that, on average, it consumed 15 W of static power and 35 W of dynamic power.</w:t>
+      </w:r>
+    </w:p>
+    <w:p>
+      <w:pPr>
+        <w:numPr>
+          <w:ilvl w:val="0"/>
+          <w:numId w:val="13"/>
+        </w:numPr>
+        <w:spacing w:after="240" w:before="240" w:line="276" w:lineRule="auto"/>
+        <w:ind w:left="1440" w:hanging="360"/>
+        <w:rPr>
+          <w:rFonts w:ascii="Times New Roman" w:cs="Times New Roman" w:eastAsia="Times New Roman" w:hAnsi="Times New Roman"/>
+          <w:sz w:val="28"/>
+          <w:szCs w:val="28"/>
+        </w:rPr>
+      </w:pPr>
+      <w:r>
+        <w:rPr>
+          <w:rFonts w:ascii="Times New Roman" w:cs="Times New Roman" w:eastAsia="Times New Roman" w:hAnsi="Times New Roman"/>
+          <w:sz w:val="28"/>
+          <w:szCs w:val="28"/>
+          <w:rtl w:val="0"/>
+        </w:rPr>
+        <w:t xml:space="preserve">For each processor, find the average capacitive load.</w:t>
+      </w:r>
+    </w:p>
+    <w:p>
+      <w:pPr>
+        <w:spacing w:after="240" w:before="240" w:line="276" w:lineRule="auto"/>
+        <w:ind w:left="1440" w:firstLine="0"/>
+        <w:rPr>
+          <w:rFonts w:ascii="Times New Roman" w:cs="Times New Roman" w:eastAsia="Times New Roman" w:hAnsi="Times New Roman"/>
+          <w:color w:val="ff0000"/>
+          <w:sz w:val="28"/>
+          <w:szCs w:val="28"/>
+        </w:rPr>
+      </w:pPr>
+      <w:r>
+        <w:rPr>
+          <w:rFonts w:ascii="Times New Roman" w:cs="Times New Roman" w:eastAsia="Times New Roman" w:hAnsi="Times New Roman"/>
+          <w:color w:val="ff0000"/>
+          <w:sz w:val="28"/>
+          <w:szCs w:val="28"/>
+          <w:rtl w:val="0"/>
+        </w:rPr>
+        <w:t xml:space="preserve">[Hint: Use the standard dynamic power equation P_dynamic = C * V^2 * f. Rearrange this equation to isolate and solve for the capacitance (C). To ensure the resulting unit is in Farads (F), make sure to convert the clock frequency from GHz to Hz by multiplying by 10^9.]</w:t>
+      </w:r>
+    </w:p>
+    <w:p>
+      <w:pPr>
+        <w:numPr>
+          <w:ilvl w:val="0"/>
+          <w:numId w:val="13"/>
+        </w:numPr>
+        <w:spacing w:after="240" w:before="240" w:line="276" w:lineRule="auto"/>
+        <w:ind w:left="1440" w:hanging="360"/>
+        <w:rPr>
+          <w:rFonts w:ascii="Times New Roman" w:cs="Times New Roman" w:eastAsia="Times New Roman" w:hAnsi="Times New Roman"/>
+          <w:sz w:val="28"/>
+          <w:szCs w:val="28"/>
+        </w:rPr>
+      </w:pPr>
+      <w:r>
+        <w:rPr>
+          <w:rFonts w:ascii="Times New Roman" w:cs="Times New Roman" w:eastAsia="Times New Roman" w:hAnsi="Times New Roman"/>
+          <w:sz w:val="28"/>
+          <w:szCs w:val="28"/>
+          <w:rtl w:val="0"/>
+        </w:rPr>
+        <w:t xml:space="preserve">Find the percentage of the total dissipated power comprised by static power, and the ratio of static power to dynamic power for each technology.</w:t>
+      </w:r>
+    </w:p>
+    <w:p>
+      <w:pPr>
+        <w:spacing w:after="240" w:before="240" w:line="276" w:lineRule="auto"/>
+        <w:ind w:left="1440" w:firstLine="0"/>
+        <w:rPr>
+          <w:rFonts w:ascii="Times New Roman" w:cs="Times New Roman" w:eastAsia="Times New Roman" w:hAnsi="Times New Roman"/>
+          <w:color w:val="ff0000"/>
+          <w:sz w:val="28"/>
+          <w:szCs w:val="28"/>
+        </w:rPr>
+      </w:pPr>
+      <w:r>
+        <w:rPr>
+          <w:rFonts w:ascii="Times New Roman" w:cs="Times New Roman" w:eastAsia="Times New Roman" w:hAnsi="Times New Roman"/>
+          <w:color w:val="ff0000"/>
+          <w:sz w:val="28"/>
+          <w:szCs w:val="28"/>
+          <w:rtl w:val="0"/>
+        </w:rPr>
+        <w:t xml:space="preserve">[Hint: First, establish the total power by summing the static and dynamic power for each processor (P_total = P_static + P_dynamic). For the percentage, compute (P_static / P_total) * 100. For the ratio, simply divide the static power by the dynamic power (P_static / P_dynamic).]</w:t>
+      </w:r>
+    </w:p>
+    <w:p>
+      <w:pPr>
+        <w:numPr>
+          <w:ilvl w:val="0"/>
+          <w:numId w:val="13"/>
+        </w:numPr>
+        <w:spacing w:after="240" w:before="240" w:line="276" w:lineRule="auto"/>
+        <w:ind w:left="1440" w:hanging="360"/>
+        <w:rPr>
+          <w:rFonts w:ascii="Times New Roman" w:cs="Times New Roman" w:eastAsia="Times New Roman" w:hAnsi="Times New Roman"/>
+          <w:sz w:val="28"/>
+          <w:szCs w:val="28"/>
+        </w:rPr>
+      </w:pPr>
+      <w:r>
+        <w:rPr>
+          <w:rFonts w:ascii="Times New Roman" w:cs="Times New Roman" w:eastAsia="Times New Roman" w:hAnsi="Times New Roman"/>
+          <w:sz w:val="28"/>
+          <w:szCs w:val="28"/>
+          <w:rtl w:val="0"/>
+        </w:rPr>
+        <w:t xml:space="preserve">If Processor A's total dissipated power is to be reduced by 15%, how much should the voltage be reduced to maintain the same leakage current? </w:t>
+      </w:r>
+      <w:r>
+        <w:rPr>
+          <w:rFonts w:ascii="Times New Roman" w:cs="Times New Roman" w:eastAsia="Times New Roman" w:hAnsi="Times New Roman"/>
+          <w:i w:val="1"/>
+          <w:iCs w:val="1"/>
+          <w:sz w:val="28"/>
+          <w:szCs w:val="28"/>
+          <w:rtl w:val="0"/>
+        </w:rPr>
+        <w:t xml:space="preserve">(Note: Power is defined as the product of voltage and current).</w:t>
+      </w:r>
+    </w:p>
+    <w:p>
+      <w:pPr>
+        <w:spacing w:after="240" w:before="240" w:line="276" w:lineRule="auto"/>
+        <w:ind w:left="1440" w:firstLine="0"/>
+        <w:rPr>
+          <w:rFonts w:ascii="Times New Roman" w:cs="Times New Roman" w:eastAsia="Times New Roman" w:hAnsi="Times New Roman"/>
+          <w:i w:val="1"/>
+          <w:iCs w:val="1"/>
+          <w:color w:val="ff0000"/>
+          <w:sz w:val="28"/>
+          <w:szCs w:val="28"/>
+        </w:rPr>
+      </w:pPr>
+      <w:r>
+        <w:rPr>
+          <w:rFonts w:ascii="Times New Roman" w:cs="Times New Roman" w:eastAsia="Times New Roman" w:hAnsi="Times New Roman"/>
+          <w:i w:val="1"/>
+          <w:iCs w:val="1"/>
+          <w:color w:val="ff0000"/>
+          <w:sz w:val="28"/>
+          <w:szCs w:val="28"/>
+          <w:rtl w:val="0"/>
+        </w:rPr>
+        <w:t xml:space="preserve">[Hint: Calculate your target total power, which is 85% of Processor A's original total power. Let x be the voltage reduction factor (V_new = x * V_old). Since the problem states leakage current remains constant, the new static power scales linearly with voltage (x * P_static). Since clock rate isn't mentioned as changing, assume it is constant, meaning dynamic power scales quadratically with voltage (x^2 * P_dynamic). Set up the quadratic equation: P_target = (x * P_static) + (x^2 * P_dynamic). Solve for the positive root of x, find V_new, and subtract it from the original 1.3 V to find the absolute reduction.]</w:t>
+      </w:r>
+    </w:p>
+    <w:p>
+      <w:pPr>
+        <w:spacing w:line="276" w:lineRule="auto"/>
+        <w:rPr>
+          <w:rFonts w:ascii="Times New Roman" w:cs="Times New Roman" w:eastAsia="Times New Roman" w:hAnsi="Times New Roman"/>
+          <w:b w:val="1"/>
+          <w:bCs w:val="1"/>
+          <w:i w:val="1"/>
+          <w:iCs w:val="1"/>
+          <w:sz w:val="28"/>
+          <w:szCs w:val="28"/>
+        </w:rPr>
+      </w:pPr>
+      <w:r>
+        <w:rPr>
+          <w:rFonts w:ascii="Times New Roman" w:cs="Times New Roman" w:eastAsia="Times New Roman" w:hAnsi="Times New Roman"/>
+          <w:b w:val="1"/>
+          <w:bCs w:val="1"/>
+          <w:sz w:val="32"/>
+          <w:szCs w:val="32"/>
+          <w:rtl w:val="0"/>
+        </w:rPr>
+        <w:t xml:space="preserve">Question - </w:t>
+      </w:r>
+      <w:r>
+        <w:rPr>
+          <w:rFonts w:ascii="Times New Roman" w:cs="Times New Roman" w:eastAsia="Times New Roman" w:hAnsi="Times New Roman"/>
+          <w:b w:val="1"/>
+          <w:bCs w:val="1"/>
+          <w:sz w:val="28"/>
+          <w:szCs w:val="28"/>
+          <w:rtl w:val="0"/>
+        </w:rPr>
+        <w:t xml:space="preserve">14</w:t>
+      </w:r>
+      <w:r>
+        <w:rPr>
+          <w:rtl w:val="0"/>
+        </w:rPr>
+      </w:r>
+    </w:p>
+    <w:p>
+      <w:pPr>
+        <w:spacing w:after="240" w:line="276" w:lineRule="auto"/>
+        <w:rPr>
+          <w:rFonts w:ascii="Times New Roman" w:cs="Times New Roman" w:eastAsia="Times New Roman" w:hAnsi="Times New Roman"/>
+          <w:i w:val="1"/>
+          <w:iCs w:val="1"/>
+          <w:sz w:val="28"/>
+          <w:szCs w:val="28"/>
+        </w:rPr>
+      </w:pPr>
+      <w:r>
+        <w:rPr>
+          <w:rFonts w:ascii="Times New Roman" w:cs="Times New Roman" w:eastAsia="Times New Roman" w:hAnsi="Times New Roman"/>
+          <w:i w:val="1"/>
+          <w:iCs w:val="1"/>
+          <w:sz w:val="28"/>
+          <w:szCs w:val="28"/>
+          <w:rtl w:val="0"/>
+        </w:rPr>
+        <w:t xml:space="preserve">Assume for ALU, Memory (load/store), and Control (branch) instructions, a processor has CPIs of 2, 10, and 4, respectively. On a single processor, a baseline program requires the execution of $4.0 x 10^9 ALU instructions, 2.0 x 10^9 Memory instructions, and 500 x 10^6 Control instructions. Assume the processor operates at a 2.5 GHz clock frequency.</w:t>
+      </w:r>
+    </w:p>
+    <w:p>
+      <w:pPr>
+        <w:spacing w:after="240" w:line="276" w:lineRule="auto"/>
+        <w:ind w:left="720" w:firstLine="0"/>
+        <w:rPr>
+          <w:rFonts w:ascii="Times New Roman" w:cs="Times New Roman" w:eastAsia="Times New Roman" w:hAnsi="Times New Roman"/>
+          <w:i w:val="1"/>
+          <w:iCs w:val="1"/>
+          <w:sz w:val="28"/>
+          <w:szCs w:val="28"/>
+        </w:rPr>
+      </w:pPr>
+      <w:r>
+        <w:rPr>
+          <w:rFonts w:ascii="Times New Roman" w:cs="Times New Roman" w:eastAsia="Times New Roman" w:hAnsi="Times New Roman"/>
+          <w:i w:val="1"/>
+          <w:iCs w:val="1"/>
+          <w:sz w:val="28"/>
+          <w:szCs w:val="28"/>
+          <w:rtl w:val="0"/>
+        </w:rPr>
+        <w:t xml:space="preserve">As the program is parallelized to run over multiple cores, the number of ALU and Memory instructions per processor is divided by 0.8 x p (where p is the number of processors, for p &gt; 1). The number of Control instructions per processor remains constant regardless of p. For p = 1, use the baseline unparallelized instruction counts.</w:t>
+      </w:r>
+    </w:p>
+    <w:p>
+      <w:pPr>
+        <w:numPr>
+          <w:ilvl w:val="0"/>
+          <w:numId w:val="2"/>
+        </w:numPr>
+        <w:spacing w:after="240" w:line="276" w:lineRule="auto"/>
+        <w:ind w:left="1440" w:hanging="360"/>
+        <w:rPr>
+          <w:rFonts w:ascii="Times New Roman" w:cs="Times New Roman" w:eastAsia="Times New Roman" w:hAnsi="Times New Roman"/>
+          <w:i w:val="1"/>
+          <w:iCs w:val="1"/>
+          <w:sz w:val="28"/>
+          <w:szCs w:val="28"/>
+        </w:rPr>
+      </w:pPr>
+      <w:r>
+        <w:rPr>
+          <w:rFonts w:ascii="Times New Roman" w:cs="Times New Roman" w:eastAsia="Times New Roman" w:hAnsi="Times New Roman"/>
+          <w:i w:val="1"/>
+          <w:iCs w:val="1"/>
+          <w:sz w:val="28"/>
+          <w:szCs w:val="28"/>
+          <w:rtl w:val="0"/>
+        </w:rPr>
+        <w:t xml:space="preserve">Find the total execution time for this program on 1, 2, 4, and 8 processors, and show the relative speedup of the 2, 4, and 8 processors relative to the single processor.</w:t>
+      </w:r>
+    </w:p>
+    <w:p>
+      <w:pPr>
+        <w:spacing w:after="240" w:line="276" w:lineRule="auto"/>
+        <w:ind w:left="1440" w:firstLine="0"/>
+        <w:rPr>
+          <w:rFonts w:ascii="Times New Roman" w:cs="Times New Roman" w:eastAsia="Times New Roman" w:hAnsi="Times New Roman"/>
+          <w:i w:val="1"/>
+          <w:iCs w:val="1"/>
+          <w:color w:val="ff0000"/>
+          <w:sz w:val="28"/>
+          <w:szCs w:val="28"/>
+        </w:rPr>
+      </w:pPr>
+      <w:r>
+        <w:rPr>
+          <w:rFonts w:ascii="Times New Roman" w:cs="Times New Roman" w:eastAsia="Times New Roman" w:hAnsi="Times New Roman"/>
+          <w:i w:val="1"/>
+          <w:iCs w:val="1"/>
+          <w:color w:val="ff0000"/>
+          <w:sz w:val="28"/>
+          <w:szCs w:val="28"/>
+          <w:rtl w:val="0"/>
+        </w:rPr>
+        <w:t xml:space="preserve">[Hint: Execution time (T) is calculated using the CPU time formula: T = (Total Clock Cycles) / Clock Rate. First, determine the instruction count for each category based on the number of processors (p). For p &gt; 1, apply the scaling factor (divide by 0.8 * p) to the ALU and Memory counts, while keeping the Control count constant. Calculate the total clock cycles by multiplying each instruction count by its CPI and summing the results. Divide by the 2.5 GHz clock rate to find the execution time. Finally, calculate the relative speedup using the formula: Speedup = T_1 / T_p.]</w:t>
+      </w:r>
+    </w:p>
+    <w:p>
+      <w:pPr>
+        <w:numPr>
+          <w:ilvl w:val="0"/>
+          <w:numId w:val="2"/>
+        </w:numPr>
+        <w:spacing w:after="240" w:line="276" w:lineRule="auto"/>
+        <w:ind w:left="1440" w:hanging="360"/>
+        <w:rPr>
+          <w:rFonts w:ascii="Times New Roman" w:cs="Times New Roman" w:eastAsia="Times New Roman" w:hAnsi="Times New Roman"/>
+          <w:i w:val="1"/>
+          <w:iCs w:val="1"/>
+          <w:sz w:val="28"/>
+          <w:szCs w:val="28"/>
+        </w:rPr>
+      </w:pPr>
+      <w:r>
+        <w:rPr>
+          <w:rFonts w:ascii="Times New Roman" w:cs="Times New Roman" w:eastAsia="Times New Roman" w:hAnsi="Times New Roman"/>
+          <w:i w:val="1"/>
+          <w:iCs w:val="1"/>
+          <w:sz w:val="28"/>
+          <w:szCs w:val="28"/>
+          <w:rtl w:val="0"/>
+        </w:rPr>
+        <w:t xml:space="preserve">If the CPI of the ALU instructions is doubled, what is the impact on the execution time of the program on 1, 2, 4, and 8 processors?</w:t>
+      </w:r>
+    </w:p>
+    <w:p>
+      <w:pPr>
+        <w:spacing w:after="240" w:line="276" w:lineRule="auto"/>
+        <w:ind w:left="1440" w:firstLine="0"/>
+        <w:rPr>
+          <w:rFonts w:ascii="Times New Roman" w:cs="Times New Roman" w:eastAsia="Times New Roman" w:hAnsi="Times New Roman"/>
+          <w:i w:val="1"/>
+          <w:iCs w:val="1"/>
+          <w:color w:val="ff0000"/>
+          <w:sz w:val="28"/>
+          <w:szCs w:val="28"/>
+        </w:rPr>
+      </w:pPr>
+      <w:r>
+        <w:rPr>
+          <w:rFonts w:ascii="Times New Roman" w:cs="Times New Roman" w:eastAsia="Times New Roman" w:hAnsi="Times New Roman"/>
+          <w:i w:val="1"/>
+          <w:iCs w:val="1"/>
+          <w:color w:val="ff0000"/>
+          <w:sz w:val="28"/>
+          <w:szCs w:val="28"/>
+          <w:rtl w:val="0"/>
+        </w:rPr>
+        <w:t xml:space="preserve">[Hint: Change the CPI for ALU instructions from 2 to 4. Repeat the exact same total clock cycle and execution time calculations from the previous step for p = 1, 2, 4, and 8 using this new CPI value. Compare these new execution times to the original execution times to demonstrate the impact (e.g., state the new times and the absolute difference or percentage increase).]</w:t>
+      </w:r>
+    </w:p>
+    <w:p>
+      <w:pPr>
+        <w:numPr>
+          <w:ilvl w:val="0"/>
+          <w:numId w:val="2"/>
+        </w:numPr>
+        <w:spacing w:after="240" w:line="276" w:lineRule="auto"/>
+        <w:ind w:left="1440" w:hanging="360"/>
+        <w:rPr>
+          <w:rFonts w:ascii="Times New Roman" w:cs="Times New Roman" w:eastAsia="Times New Roman" w:hAnsi="Times New Roman"/>
+          <w:i w:val="1"/>
+          <w:iCs w:val="1"/>
+          <w:sz w:val="28"/>
+          <w:szCs w:val="28"/>
+        </w:rPr>
+      </w:pPr>
+      <w:r>
+        <w:rPr>
+          <w:rFonts w:ascii="Times New Roman" w:cs="Times New Roman" w:eastAsia="Times New Roman" w:hAnsi="Times New Roman"/>
+          <w:i w:val="1"/>
+          <w:iCs w:val="1"/>
+          <w:sz w:val="28"/>
+          <w:szCs w:val="28"/>
+          <w:rtl w:val="0"/>
+        </w:rPr>
+        <w:t xml:space="preserve">To what value must the CPI of Memory instructions be reduced for a single processor to exactly match the performance of four processors using the original CPI values?</w:t>
+      </w:r>
+    </w:p>
+    <w:p>
+      <w:pPr>
+        <w:spacing w:after="240" w:line="276" w:lineRule="auto"/>
+        <w:ind w:left="1440" w:firstLine="0"/>
+        <w:rPr>
+          <w:rFonts w:ascii="Times New Roman" w:cs="Times New Roman" w:eastAsia="Times New Roman" w:hAnsi="Times New Roman"/>
+          <w:i w:val="1"/>
+          <w:iCs w:val="1"/>
+          <w:sz w:val="28"/>
+          <w:szCs w:val="28"/>
+        </w:rPr>
+      </w:pPr>
+      <w:r>
+        <w:rPr>
+          <w:rFonts w:ascii="Times New Roman" w:cs="Times New Roman" w:eastAsia="Times New Roman" w:hAnsi="Times New Roman"/>
+          <w:i w:val="1"/>
+          <w:iCs w:val="1"/>
+          <w:color w:val="ff0000"/>
+          <w:sz w:val="28"/>
+          <w:szCs w:val="28"/>
+          <w:rtl w:val="0"/>
+        </w:rPr>
+        <w:t xml:space="preserve">[Hint: Identify your target execution time, which is the execution time for 4 processors (T_4) calculated in the first question. Set up the execution time equation for a single processor (p = 1) using the baseline instruction counts, the original ALU and Control CPIs, but leave the Memory CPI as an unknown variable (x). Set this entire equation equal to T_4 and algebraically solve for x.</w:t>
+      </w:r>
+      <w:r>
+        <w:rPr>
+          <w:rFonts w:ascii="Times New Roman" w:cs="Times New Roman" w:eastAsia="Times New Roman" w:hAnsi="Times New Roman"/>
+          <w:i w:val="1"/>
+          <w:iCs w:val="1"/>
+          <w:sz w:val="28"/>
+          <w:szCs w:val="28"/>
+          <w:rtl w:val="0"/>
+        </w:rPr>
+        <w:t xml:space="preserve">]</w:t>
+      </w:r>
+    </w:p>
+    <w:p>
+      <w:pPr>
+        <w:spacing w:line="276" w:lineRule="auto"/>
+        <w:rPr>
+          <w:rFonts w:ascii="Times New Roman" w:cs="Times New Roman" w:eastAsia="Times New Roman" w:hAnsi="Times New Roman"/>
+          <w:b w:val="1"/>
+          <w:bCs w:val="1"/>
+          <w:i w:val="1"/>
+          <w:iCs w:val="1"/>
+          <w:sz w:val="28"/>
+          <w:szCs w:val="28"/>
+        </w:rPr>
+      </w:pPr>
+      <w:r>
+        <w:rPr>
+          <w:rFonts w:ascii="Times New Roman" w:cs="Times New Roman" w:eastAsia="Times New Roman" w:hAnsi="Times New Roman"/>
+          <w:b w:val="1"/>
+          <w:bCs w:val="1"/>
+          <w:sz w:val="32"/>
+          <w:szCs w:val="32"/>
+          <w:rtl w:val="0"/>
+        </w:rPr>
+        <w:t xml:space="preserve">Question - </w:t>
+      </w:r>
+      <w:r>
+        <w:rPr>
+          <w:rFonts w:ascii="Times New Roman" w:cs="Times New Roman" w:eastAsia="Times New Roman" w:hAnsi="Times New Roman"/>
+          <w:b w:val="1"/>
+          <w:bCs w:val="1"/>
+          <w:sz w:val="28"/>
+          <w:szCs w:val="28"/>
+          <w:rtl w:val="0"/>
+        </w:rPr>
+        <w:t xml:space="preserve">15</w:t>
+      </w:r>
+      <w:r>
+        <w:rPr>
+          <w:rtl w:val="0"/>
+        </w:rPr>
+      </w:r>
+    </w:p>
+    <w:p>
+      <w:pPr>
+        <w:spacing w:after="240" w:line="276" w:lineRule="auto"/>
+        <w:rPr>
+          <w:rFonts w:ascii="Times New Roman" w:cs="Times New Roman" w:eastAsia="Times New Roman" w:hAnsi="Times New Roman"/>
+          <w:i w:val="1"/>
+          <w:iCs w:val="1"/>
+          <w:sz w:val="28"/>
+          <w:szCs w:val="28"/>
+        </w:rPr>
+      </w:pPr>
+      <w:r>
+        <w:rPr>
+          <w:rFonts w:ascii="Times New Roman" w:cs="Times New Roman" w:eastAsia="Times New Roman" w:hAnsi="Times New Roman"/>
+          <w:i w:val="1"/>
+          <w:iCs w:val="1"/>
+          <w:sz w:val="28"/>
+          <w:szCs w:val="28"/>
+          <w:rtl w:val="0"/>
+        </w:rPr>
+        <w:t xml:space="preserve">The results of the SPEC CPU2006 bzip2 benchmark running on an AMD Barcelona has an instruction count of 2.389E12, an execution time of 750 s, and a reference time of 9650 s. Suppose that we are developing a new version of the AMD Barcelona processor with a 4 GHz clock rate. We have added some additional instructions to the instruction set in such a way that the number of instructions has been reduced by 15%. The execution time is reduced to 700 s and the new SPECratio is 13.7. Find the new CPI.</w:t>
+      </w:r>
+    </w:p>
+    <w:p>
+      <w:pPr>
+        <w:spacing w:after="240" w:line="276" w:lineRule="auto"/>
+        <w:rPr>
+          <w:rFonts w:ascii="Times New Roman" w:cs="Times New Roman" w:eastAsia="Times New Roman" w:hAnsi="Times New Roman"/>
+          <w:i w:val="1"/>
+          <w:iCs w:val="1"/>
+          <w:color w:val="ff0000"/>
+          <w:sz w:val="28"/>
+          <w:szCs w:val="28"/>
+        </w:rPr>
+      </w:pPr>
+      <w:r>
+        <w:rPr>
+          <w:rFonts w:ascii="Times New Roman" w:cs="Times New Roman" w:eastAsia="Times New Roman" w:hAnsi="Times New Roman"/>
+          <w:i w:val="1"/>
+          <w:iCs w:val="1"/>
+          <w:color w:val="ff0000"/>
+          <w:sz w:val="28"/>
+          <w:szCs w:val="28"/>
+          <w:rtl w:val="0"/>
+        </w:rPr>
+        <w:t xml:space="preserve">[Hint: Start by calculating the new Instruction Count (IC) by applying the 15% reduction to the original baseline (New IC = 2.389E12 * 0.85). Next, identify the variables needed for the CPU performance equation. You are given the new Execution Time (T = 700 s) and the new Clock Rate (f = 4 * 10^9 Hz). Note that the reference time and new SPECratio are distractor values included here—they aren't required to find the CPI since the actual execution time is explicitly provided. Finally, take the standard execution time formula, T = (IC * CPI) / f, and rearrange it to isolate your target variable: CPI = (T * f) / New IC.]</w:t>
+      </w:r>
+    </w:p>
+    <w:p>
+      <w:pPr>
+        <w:spacing w:line="276" w:lineRule="auto"/>
+        <w:rPr>
+          <w:rFonts w:ascii="Times New Roman" w:cs="Times New Roman" w:eastAsia="Times New Roman" w:hAnsi="Times New Roman"/>
+          <w:sz w:val="66"/>
+          <w:szCs w:val="66"/>
         </w:rPr>
       </w:pPr>
       <w:r>
@@ -1529,10 +6337,120 @@
     <w:lvl w:ilvl="0">
       <w:start w:val="1"/>
       <w:numFmt w:val="lowerLetter"/>
+      <w:lvlText w:val="%1)"/>
+      <w:lvlJc w:val="left"/>
+      <w:pPr>
+        <w:ind w:left="1440" w:hanging="360"/>
+      </w:pPr>
+      <w:rPr>
+        <w:u w:val="none"/>
+      </w:rPr>
+    </w:lvl>
+    <w:lvl w:ilvl="1">
+      <w:start w:val="1"/>
+      <w:numFmt w:val="lowerRoman"/>
+      <w:lvlText w:val="%2)"/>
+      <w:lvlJc w:val="right"/>
+      <w:pPr>
+        <w:ind w:left="2160" w:hanging="360"/>
+      </w:pPr>
+      <w:rPr>
+        <w:u w:val="none"/>
+      </w:rPr>
+    </w:lvl>
+    <w:lvl w:ilvl="2">
+      <w:start w:val="1"/>
+      <w:numFmt w:val="decimal"/>
+      <w:lvlText w:val="%3)"/>
+      <w:lvlJc w:val="left"/>
+      <w:pPr>
+        <w:ind w:left="2880" w:hanging="360"/>
+      </w:pPr>
+      <w:rPr>
+        <w:u w:val="none"/>
+      </w:rPr>
+    </w:lvl>
+    <w:lvl w:ilvl="3">
+      <w:start w:val="1"/>
+      <w:numFmt w:val="lowerLetter"/>
+      <w:lvlText w:val="(%4)"/>
+      <w:lvlJc w:val="left"/>
+      <w:pPr>
+        <w:ind w:left="3600" w:hanging="360"/>
+      </w:pPr>
+      <w:rPr>
+        <w:u w:val="none"/>
+      </w:rPr>
+    </w:lvl>
+    <w:lvl w:ilvl="4">
+      <w:start w:val="1"/>
+      <w:numFmt w:val="lowerRoman"/>
+      <w:lvlText w:val="(%5)"/>
+      <w:lvlJc w:val="right"/>
+      <w:pPr>
+        <w:ind w:left="4320" w:hanging="360"/>
+      </w:pPr>
+      <w:rPr>
+        <w:u w:val="none"/>
+      </w:rPr>
+    </w:lvl>
+    <w:lvl w:ilvl="5">
+      <w:start w:val="1"/>
+      <w:numFmt w:val="decimal"/>
+      <w:lvlText w:val="(%6)"/>
+      <w:lvlJc w:val="left"/>
+      <w:pPr>
+        <w:ind w:left="5040" w:hanging="360"/>
+      </w:pPr>
+      <w:rPr>
+        <w:u w:val="none"/>
+      </w:rPr>
+    </w:lvl>
+    <w:lvl w:ilvl="6">
+      <w:start w:val="1"/>
+      <w:numFmt w:val="lowerLetter"/>
+      <w:lvlText w:val="%7."/>
+      <w:lvlJc w:val="left"/>
+      <w:pPr>
+        <w:ind w:left="5760" w:hanging="360"/>
+      </w:pPr>
+      <w:rPr>
+        <w:u w:val="none"/>
+      </w:rPr>
+    </w:lvl>
+    <w:lvl w:ilvl="7">
+      <w:start w:val="1"/>
+      <w:numFmt w:val="lowerRoman"/>
+      <w:lvlText w:val="%8."/>
+      <w:lvlJc w:val="right"/>
+      <w:pPr>
+        <w:ind w:left="6480" w:hanging="360"/>
+      </w:pPr>
+      <w:rPr>
+        <w:u w:val="none"/>
+      </w:rPr>
+    </w:lvl>
+    <w:lvl w:ilvl="8">
+      <w:start w:val="1"/>
+      <w:numFmt w:val="decimal"/>
+      <w:lvlText w:val="%9."/>
+      <w:lvlJc w:val="left"/>
+      <w:pPr>
+        <w:ind w:left="7200" w:hanging="360"/>
+      </w:pPr>
+      <w:rPr>
+        <w:u w:val="none"/>
+      </w:rPr>
+    </w:lvl>
+  </w:abstractNum>
+  <w:abstractNum w:abstractNumId="3">
+    <w:lvl w:ilvl="0">
+      <w:start w:val="1"/>
+      <w:numFmt w:val="lowerLetter"/>
       <w:lvlText w:val="%1."/>
       <w:lvlJc w:val="left"/>
       <w:pPr>
-        <w:ind w:left="720" w:hanging="360"/>
+        <w:ind w:left="1440" w:hanging="360"/>
       </w:pPr>
       <w:rPr>
         <w:u w:val="none"/>
@@ -1544,7 +6462,7 @@
       <w:lvlText w:val="%2."/>
       <w:lvlJc w:val="right"/>
       <w:pPr>
-        <w:ind w:left="1440" w:hanging="360"/>
+        <w:ind w:left="2160" w:hanging="360"/>
       </w:pPr>
       <w:rPr>
         <w:u w:val="none"/>
@@ -1556,7 +6474,7 @@
       <w:lvlText w:val="%3."/>
       <w:lvlJc w:val="left"/>
       <w:pPr>
-        <w:ind w:left="2160" w:hanging="360"/>
+        <w:ind w:left="2880" w:hanging="360"/>
       </w:pPr>
       <w:rPr>
         <w:u w:val="none"/>
@@ -1568,7 +6486,7 @@
       <w:lvlText w:val="%4."/>
       <w:lvlJc w:val="left"/>
       <w:pPr>
-        <w:ind w:left="2880" w:hanging="360"/>
+        <w:ind w:left="3600" w:hanging="360"/>
       </w:pPr>
       <w:rPr>
         <w:u w:val="none"/>
@@ -1580,7 +6498,7 @@
       <w:lvlText w:val="%5."/>
       <w:lvlJc w:val="right"/>
       <w:pPr>
-        <w:ind w:left="3600" w:hanging="360"/>
+        <w:ind w:left="4320" w:hanging="360"/>
       </w:pPr>
       <w:rPr>
         <w:u w:val="none"/>
@@ -1592,7 +6510,7 @@
       <w:lvlText w:val="%6."/>
       <w:lvlJc w:val="left"/>
       <w:pPr>
-        <w:ind w:left="4320" w:hanging="360"/>
+        <w:ind w:left="5040" w:hanging="360"/>
       </w:pPr>
       <w:rPr>
         <w:u w:val="none"/>
@@ -1604,7 +6522,7 @@
       <w:lvlText w:val="%7."/>
       <w:lvlJc w:val="left"/>
       <w:pPr>
-        <w:ind w:left="5040" w:hanging="360"/>
+        <w:ind w:left="5760" w:hanging="360"/>
       </w:pPr>
       <w:rPr>
         <w:u w:val="none"/>
@@ -1616,7 +6534,7 @@
       <w:lvlText w:val="%8."/>
       <w:lvlJc w:val="right"/>
       <w:pPr>
-        <w:ind w:left="5760" w:hanging="360"/>
+        <w:ind w:left="6480" w:hanging="360"/>
       </w:pPr>
       <w:rPr>
         <w:u w:val="none"/>
@@ -1628,14 +6546,564 @@
       <w:lvlText w:val="%9."/>
       <w:lvlJc w:val="left"/>
       <w:pPr>
+        <w:ind w:left="7200" w:hanging="360"/>
+      </w:pPr>
+      <w:rPr>
+        <w:u w:val="none"/>
+      </w:rPr>
+    </w:lvl>
+  </w:abstractNum>
+  <w:abstractNum w:abstractNumId="4">
+    <w:lvl w:ilvl="0">
+      <w:start w:val="1"/>
+      <w:numFmt w:val="bullet"/>
+      <w:lvlText w:val="●"/>
+      <w:lvlJc w:val="left"/>
+      <w:pPr>
+        <w:ind w:left="1440" w:hanging="360"/>
+      </w:pPr>
+      <w:rPr>
+        <w:u w:val="none"/>
+      </w:rPr>
+    </w:lvl>
+    <w:lvl w:ilvl="1">
+      <w:start w:val="1"/>
+      <w:numFmt w:val="bullet"/>
+      <w:lvlText w:val="○"/>
+      <w:lvlJc w:val="left"/>
+      <w:pPr>
+        <w:ind w:left="2160" w:hanging="360"/>
+      </w:pPr>
+      <w:rPr>
+        <w:u w:val="none"/>
+      </w:rPr>
+    </w:lvl>
+    <w:lvl w:ilvl="2">
+      <w:start w:val="1"/>
+      <w:numFmt w:val="bullet"/>
+      <w:lvlText w:val="■"/>
+      <w:lvlJc w:val="left"/>
+      <w:pPr>
+        <w:ind w:left="2880" w:hanging="360"/>
+      </w:pPr>
+      <w:rPr>
+        <w:u w:val="none"/>
+      </w:rPr>
+    </w:lvl>
+    <w:lvl w:ilvl="3">
+      <w:start w:val="1"/>
+      <w:numFmt w:val="bullet"/>
+      <w:lvlText w:val="●"/>
+      <w:lvlJc w:val="left"/>
+      <w:pPr>
+        <w:ind w:left="3600" w:hanging="360"/>
+      </w:pPr>
+      <w:rPr>
+        <w:u w:val="none"/>
+      </w:rPr>
+    </w:lvl>
+    <w:lvl w:ilvl="4">
+      <w:start w:val="1"/>
+      <w:numFmt w:val="bullet"/>
+      <w:lvlText w:val="○"/>
+      <w:lvlJc w:val="left"/>
+      <w:pPr>
+        <w:ind w:left="4320" w:hanging="360"/>
+      </w:pPr>
+      <w:rPr>
+        <w:u w:val="none"/>
+      </w:rPr>
+    </w:lvl>
+    <w:lvl w:ilvl="5">
+      <w:start w:val="1"/>
+      <w:numFmt w:val="bullet"/>
+      <w:lvlText w:val="■"/>
+      <w:lvlJc w:val="left"/>
+      <w:pPr>
+        <w:ind w:left="5040" w:hanging="360"/>
+      </w:pPr>
+      <w:rPr>
+        <w:u w:val="none"/>
+      </w:rPr>
+    </w:lvl>
+    <w:lvl w:ilvl="6">
+      <w:start w:val="1"/>
+      <w:numFmt w:val="bullet"/>
+      <w:lvlText w:val="●"/>
+      <w:lvlJc w:val="left"/>
+      <w:pPr>
+        <w:ind w:left="5760" w:hanging="360"/>
+      </w:pPr>
+      <w:rPr>
+        <w:u w:val="none"/>
+      </w:rPr>
+    </w:lvl>
+    <w:lvl w:ilvl="7">
+      <w:start w:val="1"/>
+      <w:numFmt w:val="bullet"/>
+      <w:lvlText w:val="○"/>
+      <w:lvlJc w:val="left"/>
+      <w:pPr>
         <w:ind w:left="6480" w:hanging="360"/>
       </w:pPr>
       <w:rPr>
         <w:u w:val="none"/>
       </w:rPr>
     </w:lvl>
+    <w:lvl w:ilvl="8">
+      <w:start w:val="1"/>
+      <w:numFmt w:val="bullet"/>
+      <w:lvlText w:val="■"/>
+      <w:lvlJc w:val="left"/>
+      <w:pPr>
+        <w:ind w:left="7200" w:hanging="360"/>
+      </w:pPr>
+      <w:rPr>
+        <w:u w:val="none"/>
+      </w:rPr>
+    </w:lvl>
   </w:abstractNum>
-  <w:abstractNum w:abstractNumId="3">
+  <w:abstractNum w:abstractNumId="5">
+    <w:lvl w:ilvl="0">
+      <w:start w:val="1"/>
+      <w:numFmt w:val="lowerLetter"/>
+      <w:lvlText w:val="%1."/>
+      <w:lvlJc w:val="left"/>
+      <w:pPr>
+        <w:ind w:left="720" w:hanging="360"/>
+      </w:pPr>
+      <w:rPr>
+        <w:u w:val="none"/>
+      </w:rPr>
+    </w:lvl>
+    <w:lvl w:ilvl="1">
+      <w:start w:val="1"/>
+      <w:numFmt w:val="lowerRoman"/>
+      <w:lvlText w:val="%2."/>
+      <w:lvlJc w:val="right"/>
+      <w:pPr>
+        <w:ind w:left="1440" w:hanging="360"/>
+      </w:pPr>
+      <w:rPr>
+        <w:u w:val="none"/>
+      </w:rPr>
+    </w:lvl>
+    <w:lvl w:ilvl="2">
+      <w:start w:val="1"/>
+      <w:numFmt w:val="decimal"/>
+      <w:lvlText w:val="%3."/>
+      <w:lvlJc w:val="left"/>
+      <w:pPr>
+        <w:ind w:left="2160" w:hanging="360"/>
+      </w:pPr>
+      <w:rPr>
+        <w:u w:val="none"/>
+      </w:rPr>
+    </w:lvl>
+    <w:lvl w:ilvl="3">
+      <w:start w:val="1"/>
+      <w:numFmt w:val="lowerLetter"/>
+      <w:lvlText w:val="%4."/>
+      <w:lvlJc w:val="left"/>
+      <w:pPr>
+        <w:ind w:left="2880" w:hanging="360"/>
+      </w:pPr>
+      <w:rPr>
+        <w:u w:val="none"/>
+      </w:rPr>
+    </w:lvl>
+    <w:lvl w:ilvl="4">
+      <w:start w:val="1"/>
+      <w:numFmt w:val="lowerRoman"/>
+      <w:lvlText w:val="%5."/>
+      <w:lvlJc w:val="right"/>
+      <w:pPr>
+        <w:ind w:left="3600" w:hanging="360"/>
+      </w:pPr>
+      <w:rPr>
+        <w:u w:val="none"/>
+      </w:rPr>
+    </w:lvl>
+    <w:lvl w:ilvl="5">
+      <w:start w:val="1"/>
+      <w:numFmt w:val="decimal"/>
+      <w:lvlText w:val="%6."/>
+      <w:lvlJc w:val="left"/>
+      <w:pPr>
+        <w:ind w:left="4320" w:hanging="360"/>
+      </w:pPr>
+      <w:rPr>
+        <w:u w:val="none"/>
+      </w:rPr>
+    </w:lvl>
+    <w:lvl w:ilvl="6">
+      <w:start w:val="1"/>
+      <w:numFmt w:val="lowerLetter"/>
+      <w:lvlText w:val="%7."/>
+      <w:lvlJc w:val="left"/>
+      <w:pPr>
+        <w:ind w:left="5040" w:hanging="360"/>
+      </w:pPr>
+      <w:rPr>
+        <w:u w:val="none"/>
+      </w:rPr>
+    </w:lvl>
+    <w:lvl w:ilvl="7">
+      <w:start w:val="1"/>
+      <w:numFmt w:val="lowerRoman"/>
+      <w:lvlText w:val="%8."/>
+      <w:lvlJc w:val="right"/>
+      <w:pPr>
+        <w:ind w:left="5760" w:hanging="360"/>
+      </w:pPr>
+      <w:rPr>
+        <w:u w:val="none"/>
+      </w:rPr>
+    </w:lvl>
+    <w:lvl w:ilvl="8">
+      <w:start w:val="1"/>
+      <w:numFmt w:val="decimal"/>
+      <w:lvlText w:val="%9."/>
+      <w:lvlJc w:val="left"/>
+      <w:pPr>
+        <w:ind w:left="6480" w:hanging="360"/>
+      </w:pPr>
+      <w:rPr>
+        <w:u w:val="none"/>
+      </w:rPr>
+    </w:lvl>
+  </w:abstractNum>
+  <w:abstractNum w:abstractNumId="6">
+    <w:lvl w:ilvl="0">
+      <w:start w:val="1"/>
+      <w:numFmt w:val="lowerLetter"/>
+      <w:lvlText w:val="%1."/>
+      <w:lvlJc w:val="left"/>
+      <w:pPr>
+        <w:ind w:left="720" w:hanging="360"/>
+      </w:pPr>
+      <w:rPr>
+        <w:u w:val="none"/>
+      </w:rPr>
+    </w:lvl>
+    <w:lvl w:ilvl="1">
+      <w:start w:val="1"/>
+      <w:numFmt w:val="lowerRoman"/>
+      <w:lvlText w:val="%2."/>
+      <w:lvlJc w:val="right"/>
+      <w:pPr>
+        <w:ind w:left="1440" w:hanging="360"/>
+      </w:pPr>
+      <w:rPr>
+        <w:u w:val="none"/>
+      </w:rPr>
+    </w:lvl>
+    <w:lvl w:ilvl="2">
+      <w:start w:val="1"/>
+      <w:numFmt w:val="decimal"/>
+      <w:lvlText w:val="%3."/>
+      <w:lvlJc w:val="left"/>
+      <w:pPr>
+        <w:ind w:left="2160" w:hanging="360"/>
+      </w:pPr>
+      <w:rPr>
+        <w:u w:val="none"/>
+      </w:rPr>
+    </w:lvl>
+    <w:lvl w:ilvl="3">
+      <w:start w:val="1"/>
+      <w:numFmt w:val="lowerLetter"/>
+      <w:lvlText w:val="%4."/>
+      <w:lvlJc w:val="left"/>
+      <w:pPr>
+        <w:ind w:left="2880" w:hanging="360"/>
+      </w:pPr>
+      <w:rPr>
+        <w:u w:val="none"/>
+      </w:rPr>
+    </w:lvl>
+    <w:lvl w:ilvl="4">
+      <w:start w:val="1"/>
+      <w:numFmt w:val="lowerRoman"/>
+      <w:lvlText w:val="%5."/>
+      <w:lvlJc w:val="right"/>
+      <w:pPr>
+        <w:ind w:left="3600" w:hanging="360"/>
+      </w:pPr>
+      <w:rPr>
+        <w:u w:val="none"/>
+      </w:rPr>
+    </w:lvl>
+    <w:lvl w:ilvl="5">
+      <w:start w:val="1"/>
+      <w:numFmt w:val="decimal"/>
+      <w:lvlText w:val="%6."/>
+      <w:lvlJc w:val="left"/>
+      <w:pPr>
+        <w:ind w:left="4320" w:hanging="360"/>
+      </w:pPr>
+      <w:rPr>
+        <w:u w:val="none"/>
+      </w:rPr>
+    </w:lvl>
+    <w:lvl w:ilvl="6">
+      <w:start w:val="1"/>
+      <w:numFmt w:val="lowerLetter"/>
+      <w:lvlText w:val="%7."/>
+      <w:lvlJc w:val="left"/>
+      <w:pPr>
+        <w:ind w:left="5040" w:hanging="360"/>
+      </w:pPr>
+      <w:rPr>
+        <w:u w:val="none"/>
+      </w:rPr>
+    </w:lvl>
+    <w:lvl w:ilvl="7">
+      <w:start w:val="1"/>
+      <w:numFmt w:val="lowerRoman"/>
+      <w:lvlText w:val="%8."/>
+      <w:lvlJc w:val="right"/>
+      <w:pPr>
+        <w:ind w:left="5760" w:hanging="360"/>
+      </w:pPr>
+      <w:rPr>
+        <w:u w:val="none"/>
+      </w:rPr>
+    </w:lvl>
+    <w:lvl w:ilvl="8">
+      <w:start w:val="1"/>
+      <w:numFmt w:val="decimal"/>
+      <w:lvlText w:val="%9."/>
+      <w:lvlJc w:val="left"/>
+      <w:pPr>
+        <w:ind w:left="6480" w:hanging="360"/>
+      </w:pPr>
+      <w:rPr>
+        <w:u w:val="none"/>
+      </w:rPr>
+    </w:lvl>
+  </w:abstractNum>
+  <w:abstractNum w:abstractNumId="7">
+    <w:lvl w:ilvl="0">
+      <w:start w:val="1"/>
+      <w:numFmt w:val="lowerLetter"/>
+      <w:lvlText w:val="%1."/>
+      <w:lvlJc w:val="left"/>
+      <w:pPr>
+        <w:ind w:left="720" w:hanging="360"/>
+      </w:pPr>
+      <w:rPr>
+        <w:u w:val="none"/>
+      </w:rPr>
+    </w:lvl>
+    <w:lvl w:ilvl="1">
+      <w:start w:val="1"/>
+      <w:numFmt w:val="lowerRoman"/>
+      <w:lvlText w:val="%2."/>
+      <w:lvlJc w:val="right"/>
+      <w:pPr>
+        <w:ind w:left="1440" w:hanging="360"/>
+      </w:pPr>
+      <w:rPr>
+        <w:u w:val="none"/>
+      </w:rPr>
+    </w:lvl>
+    <w:lvl w:ilvl="2">
+      <w:start w:val="1"/>
+      <w:numFmt w:val="decimal"/>
+      <w:lvlText w:val="%3."/>
+      <w:lvlJc w:val="left"/>
+      <w:pPr>
+        <w:ind w:left="2160" w:hanging="360"/>
+      </w:pPr>
+      <w:rPr>
+        <w:u w:val="none"/>
+      </w:rPr>
+    </w:lvl>
+    <w:lvl w:ilvl="3">
+      <w:start w:val="1"/>
+      <w:numFmt w:val="lowerLetter"/>
+      <w:lvlText w:val="%4."/>
+      <w:lvlJc w:val="left"/>
+      <w:pPr>
+        <w:ind w:left="2880" w:hanging="360"/>
+      </w:pPr>
+      <w:rPr>
+        <w:u w:val="none"/>
+      </w:rPr>
+    </w:lvl>
+    <w:lvl w:ilvl="4">
+      <w:start w:val="1"/>
+      <w:numFmt w:val="lowerRoman"/>
+      <w:lvlText w:val="%5."/>
+      <w:lvlJc w:val="right"/>
+      <w:pPr>
+        <w:ind w:left="3600" w:hanging="360"/>
+      </w:pPr>
+      <w:rPr>
+        <w:u w:val="none"/>
+      </w:rPr>
+    </w:lvl>
+    <w:lvl w:ilvl="5">
+      <w:start w:val="1"/>
+      <w:numFmt w:val="decimal"/>
+      <w:lvlText w:val="%6."/>
+      <w:lvlJc w:val="left"/>
+      <w:pPr>
+        <w:ind w:left="4320" w:hanging="360"/>
+      </w:pPr>
+      <w:rPr>
+        <w:u w:val="none"/>
+      </w:rPr>
+    </w:lvl>
+    <w:lvl w:ilvl="6">
+      <w:start w:val="1"/>
+      <w:numFmt w:val="lowerLetter"/>
+      <w:lvlText w:val="%7."/>
+      <w:lvlJc w:val="left"/>
+      <w:pPr>
+        <w:ind w:left="5040" w:hanging="360"/>
+      </w:pPr>
+      <w:rPr>
+        <w:u w:val="none"/>
+      </w:rPr>
+    </w:lvl>
+    <w:lvl w:ilvl="7">
+      <w:start w:val="1"/>
+      <w:numFmt w:val="lowerRoman"/>
+      <w:lvlText w:val="%8."/>
+      <w:lvlJc w:val="right"/>
+      <w:pPr>
+        <w:ind w:left="5760" w:hanging="360"/>
+      </w:pPr>
+      <w:rPr>
+        <w:u w:val="none"/>
+      </w:rPr>
+    </w:lvl>
+    <w:lvl w:ilvl="8">
+      <w:start w:val="1"/>
+      <w:numFmt w:val="decimal"/>
+      <w:lvlText w:val="%9."/>
+      <w:lvlJc w:val="left"/>
+      <w:pPr>
+        <w:ind w:left="6480" w:hanging="360"/>
+      </w:pPr>
+      <w:rPr>
+        <w:u w:val="none"/>
+      </w:rPr>
+    </w:lvl>
+  </w:abstractNum>
+  <w:abstractNum w:abstractNumId="8">
+    <w:lvl w:ilvl="0">
+      <w:start w:val="1"/>
+      <w:numFmt w:val="lowerLetter"/>
+      <w:lvlText w:val="%1."/>
+      <w:lvlJc w:val="left"/>
+      <w:pPr>
+        <w:ind w:left="720" w:hanging="360"/>
+      </w:pPr>
+      <w:rPr>
+        <w:u w:val="none"/>
+      </w:rPr>
+    </w:lvl>
+    <w:lvl w:ilvl="1">
+      <w:start w:val="1"/>
+      <w:numFmt w:val="lowerRoman"/>
+      <w:lvlText w:val="%2."/>
+      <w:lvlJc w:val="right"/>
+      <w:pPr>
+        <w:ind w:left="1440" w:hanging="360"/>
+      </w:pPr>
+      <w:rPr>
+        <w:u w:val="none"/>
+      </w:rPr>
+    </w:lvl>
+    <w:lvl w:ilvl="2">
+      <w:start w:val="1"/>
+      <w:numFmt w:val="decimal"/>
+      <w:lvlText w:val="%3."/>
+      <w:lvlJc w:val="left"/>
+      <w:pPr>
+        <w:ind w:left="2160" w:hanging="360"/>
+      </w:pPr>
+      <w:rPr>
+        <w:u w:val="none"/>
+      </w:rPr>
+    </w:lvl>
+    <w:lvl w:ilvl="3">
+      <w:start w:val="1"/>
+      <w:numFmt w:val="lowerLetter"/>
+      <w:lvlText w:val="%4."/>
+      <w:lvlJc w:val="left"/>
+      <w:pPr>
+        <w:ind w:left="2880" w:hanging="360"/>
+      </w:pPr>
+      <w:rPr>
+        <w:u w:val="none"/>
+      </w:rPr>
+    </w:lvl>
+    <w:lvl w:ilvl="4">
+      <w:start w:val="1"/>
+      <w:numFmt w:val="lowerRoman"/>
+      <w:lvlText w:val="%5."/>
+      <w:lvlJc w:val="right"/>
+      <w:pPr>
+        <w:ind w:left="3600" w:hanging="360"/>
+      </w:pPr>
+      <w:rPr>
+        <w:u w:val="none"/>
+      </w:rPr>
+    </w:lvl>
+    <w:lvl w:ilvl="5">
+      <w:start w:val="1"/>
+      <w:numFmt w:val="decimal"/>
+      <w:lvlText w:val="%6."/>
+      <w:lvlJc w:val="left"/>
+      <w:pPr>
+        <w:ind w:left="4320" w:hanging="360"/>
+      </w:pPr>
+      <w:rPr>
+        <w:u w:val="none"/>
+      </w:rPr>
+    </w:lvl>
+    <w:lvl w:ilvl="6">
+      <w:start w:val="1"/>
+      <w:numFmt w:val="lowerLetter"/>
+      <w:lvlText w:val="%7."/>
+      <w:lvlJc w:val="left"/>
+      <w:pPr>
+        <w:ind w:left="5040" w:hanging="360"/>
+      </w:pPr>
+      <w:rPr>
+        <w:u w:val="none"/>
+      </w:rPr>
+    </w:lvl>
+    <w:lvl w:ilvl="7">
+      <w:start w:val="1"/>
+      <w:numFmt w:val="lowerRoman"/>
+      <w:lvlText w:val="%8."/>
+      <w:lvlJc w:val="right"/>
+      <w:pPr>
+        <w:ind w:left="5760" w:hanging="360"/>
+      </w:pPr>
+      <w:rPr>
+        <w:u w:val="none"/>
+      </w:rPr>
+    </w:lvl>
+    <w:lvl w:ilvl="8">
+      <w:start w:val="1"/>
+      <w:numFmt w:val="decimal"/>
+      <w:lvlText w:val="%9."/>
+      <w:lvlJc w:val="left"/>
+      <w:pPr>
+        <w:ind w:left="6480" w:hanging="360"/>
+      </w:pPr>
+      <w:rPr>
+        <w:u w:val="none"/>
+      </w:rPr>
+    </w:lvl>
+  </w:abstractNum>
+  <w:abstractNum w:abstractNumId="9">
     <w:lvl w:ilvl="0">
       <w:start w:val="1"/>
       <w:numFmt w:val="lowerLetter"/>
@@ -1745,7 +7213,7 @@
       </w:rPr>
     </w:lvl>
   </w:abstractNum>
-  <w:abstractNum w:abstractNumId="4">
+  <w:abstractNum w:abstractNumId="10">
     <w:lvl w:ilvl="0">
       <w:start w:val="1"/>
       <w:numFmt w:val="lowerLetter"/>
@@ -1855,7 +7323,7 @@
       </w:rPr>
     </w:lvl>
   </w:abstractNum>
-  <w:abstractNum w:abstractNumId="5">
+  <w:abstractNum w:abstractNumId="11">
     <w:lvl w:ilvl="0">
       <w:start w:val="1"/>
       <w:numFmt w:val="upperLetter"/>
@@ -1959,6 +7427,226 @@
       <w:lvlJc w:val="right"/>
       <w:pPr>
         <w:ind w:left="6480" w:hanging="360"/>
+      </w:pPr>
+      <w:rPr>
+        <w:u w:val="none"/>
+      </w:rPr>
+    </w:lvl>
+  </w:abstractNum>
+  <w:abstractNum w:abstractNumId="12">
+    <w:lvl w:ilvl="0">
+      <w:start w:val="1"/>
+      <w:numFmt w:val="lowerLetter"/>
+      <w:lvlText w:val="%1."/>
+      <w:lvlJc w:val="left"/>
+      <w:pPr>
+        <w:ind w:left="720" w:hanging="360"/>
+      </w:pPr>
+      <w:rPr>
+        <w:u w:val="none"/>
+      </w:rPr>
+    </w:lvl>
+    <w:lvl w:ilvl="1">
+      <w:start w:val="1"/>
+      <w:numFmt w:val="lowerRoman"/>
+      <w:lvlText w:val="%2."/>
+      <w:lvlJc w:val="right"/>
+      <w:pPr>
+        <w:ind w:left="1440" w:hanging="360"/>
+      </w:pPr>
+      <w:rPr>
+        <w:u w:val="none"/>
+      </w:rPr>
+    </w:lvl>
+    <w:lvl w:ilvl="2">
+      <w:start w:val="1"/>
+      <w:numFmt w:val="decimal"/>
+      <w:lvlText w:val="%3."/>
+      <w:lvlJc w:val="left"/>
+      <w:pPr>
+        <w:ind w:left="2160" w:hanging="360"/>
+      </w:pPr>
+      <w:rPr>
+        <w:u w:val="none"/>
+      </w:rPr>
+    </w:lvl>
+    <w:lvl w:ilvl="3">
+      <w:start w:val="1"/>
+      <w:numFmt w:val="lowerLetter"/>
+      <w:lvlText w:val="%4."/>
+      <w:lvlJc w:val="left"/>
+      <w:pPr>
+        <w:ind w:left="2880" w:hanging="360"/>
+      </w:pPr>
+      <w:rPr>
+        <w:u w:val="none"/>
+      </w:rPr>
+    </w:lvl>
+    <w:lvl w:ilvl="4">
+      <w:start w:val="1"/>
+      <w:numFmt w:val="lowerRoman"/>
+      <w:lvlText w:val="%5."/>
+      <w:lvlJc w:val="right"/>
+      <w:pPr>
+        <w:ind w:left="3600" w:hanging="360"/>
+      </w:pPr>
+      <w:rPr>
+        <w:u w:val="none"/>
+      </w:rPr>
+    </w:lvl>
+    <w:lvl w:ilvl="5">
+      <w:start w:val="1"/>
+      <w:numFmt w:val="decimal"/>
+      <w:lvlText w:val="%6."/>
+      <w:lvlJc w:val="left"/>
+      <w:pPr>
+        <w:ind w:left="4320" w:hanging="360"/>
+      </w:pPr>
+      <w:rPr>
+        <w:u w:val="none"/>
+      </w:rPr>
+    </w:lvl>
+    <w:lvl w:ilvl="6">
+      <w:start w:val="1"/>
+      <w:numFmt w:val="lowerLetter"/>
+      <w:lvlText w:val="%7."/>
+      <w:lvlJc w:val="left"/>
+      <w:pPr>
+        <w:ind w:left="5040" w:hanging="360"/>
+      </w:pPr>
+      <w:rPr>
+        <w:u w:val="none"/>
+      </w:rPr>
+    </w:lvl>
+    <w:lvl w:ilvl="7">
+      <w:start w:val="1"/>
+      <w:numFmt w:val="lowerRoman"/>
+      <w:lvlText w:val="%8."/>
+      <w:lvlJc w:val="right"/>
+      <w:pPr>
+        <w:ind w:left="5760" w:hanging="360"/>
+      </w:pPr>
+      <w:rPr>
+        <w:u w:val="none"/>
+      </w:rPr>
+    </w:lvl>
+    <w:lvl w:ilvl="8">
+      <w:start w:val="1"/>
+      <w:numFmt w:val="decimal"/>
+      <w:lvlText w:val="%9."/>
+      <w:lvlJc w:val="left"/>
+      <w:pPr>
+        <w:ind w:left="6480" w:hanging="360"/>
+      </w:pPr>
+      <w:rPr>
+        <w:u w:val="none"/>
+      </w:rPr>
+    </w:lvl>
+  </w:abstractNum>
+  <w:abstractNum w:abstractNumId="13">
+    <w:lvl w:ilvl="0">
+      <w:start w:val="1"/>
+      <w:numFmt w:val="lowerLetter"/>
+      <w:lvlText w:val="%1)"/>
+      <w:lvlJc w:val="left"/>
+      <w:pPr>
+        <w:ind w:left="1440" w:hanging="360"/>
+      </w:pPr>
+      <w:rPr>
+        <w:u w:val="none"/>
+      </w:rPr>
+    </w:lvl>
+    <w:lvl w:ilvl="1">
+      <w:start w:val="1"/>
+      <w:numFmt w:val="lowerRoman"/>
+      <w:lvlText w:val="%2)"/>
+      <w:lvlJc w:val="right"/>
+      <w:pPr>
+        <w:ind w:left="2160" w:hanging="360"/>
+      </w:pPr>
+      <w:rPr>
+        <w:u w:val="none"/>
+      </w:rPr>
+    </w:lvl>
+    <w:lvl w:ilvl="2">
+      <w:start w:val="1"/>
+      <w:numFmt w:val="decimal"/>
+      <w:lvlText w:val="%3)"/>
+      <w:lvlJc w:val="left"/>
+      <w:pPr>
+        <w:ind w:left="2880" w:hanging="360"/>
+      </w:pPr>
+      <w:rPr>
+        <w:u w:val="none"/>
+      </w:rPr>
+    </w:lvl>
+    <w:lvl w:ilvl="3">
+      <w:start w:val="1"/>
+      <w:numFmt w:val="lowerLetter"/>
+      <w:lvlText w:val="(%4)"/>
+      <w:lvlJc w:val="left"/>
+      <w:pPr>
+        <w:ind w:left="3600" w:hanging="360"/>
+      </w:pPr>
+      <w:rPr>
+        <w:u w:val="none"/>
+      </w:rPr>
+    </w:lvl>
+    <w:lvl w:ilvl="4">
+      <w:start w:val="1"/>
+      <w:numFmt w:val="lowerRoman"/>
+      <w:lvlText w:val="(%5)"/>
+      <w:lvlJc w:val="right"/>
+      <w:pPr>
+        <w:ind w:left="4320" w:hanging="360"/>
+      </w:pPr>
+      <w:rPr>
+        <w:u w:val="none"/>
+      </w:rPr>
+    </w:lvl>
+    <w:lvl w:ilvl="5">
+      <w:start w:val="1"/>
+      <w:numFmt w:val="decimal"/>
+      <w:lvlText w:val="(%6)"/>
+      <w:lvlJc w:val="left"/>
+      <w:pPr>
+        <w:ind w:left="5040" w:hanging="360"/>
+      </w:pPr>
+      <w:rPr>
+        <w:u w:val="none"/>
+      </w:rPr>
+    </w:lvl>
+    <w:lvl w:ilvl="6">
+      <w:start w:val="1"/>
+      <w:numFmt w:val="lowerLetter"/>
+      <w:lvlText w:val="%7."/>
+      <w:lvlJc w:val="left"/>
+      <w:pPr>
+        <w:ind w:left="5760" w:hanging="360"/>
+      </w:pPr>
+      <w:rPr>
+        <w:u w:val="none"/>
+      </w:rPr>
+    </w:lvl>
+    <w:lvl w:ilvl="7">
+      <w:start w:val="1"/>
+      <w:numFmt w:val="lowerRoman"/>
+      <w:lvlText w:val="%8."/>
+      <w:lvlJc w:val="right"/>
+      <w:pPr>
+        <w:ind w:left="6480" w:hanging="360"/>
+      </w:pPr>
+      <w:rPr>
+        <w:u w:val="none"/>
+      </w:rPr>
+    </w:lvl>
+    <w:lvl w:ilvl="8">
+      <w:start w:val="1"/>
+      <w:numFmt w:val="decimal"/>
+      <w:lvlText w:val="%9."/>
+      <w:lvlJc w:val="left"/>
+      <w:pPr>
+        <w:ind w:left="7200" w:hanging="360"/>
       </w:pPr>
       <w:rPr>
         <w:u w:val="none"/>
@@ -1980,6 +7668,30 @@
   <w:num w:numId="5">
     <w:abstractNumId w:val="5"/>
   </w:num>
+  <w:num w:numId="6">
+    <w:abstractNumId w:val="6"/>
+  </w:num>
+  <w:num w:numId="7">
+    <w:abstractNumId w:val="7"/>
+  </w:num>
+  <w:num w:numId="8">
+    <w:abstractNumId w:val="8"/>
+  </w:num>
+  <w:num w:numId="9">
+    <w:abstractNumId w:val="9"/>
+  </w:num>
+  <w:num w:numId="10">
+    <w:abstractNumId w:val="10"/>
+  </w:num>
+  <w:num w:numId="11">
+    <w:abstractNumId w:val="11"/>
+  </w:num>
+  <w:num w:numId="12">
+    <w:abstractNumId w:val="12"/>
+  </w:num>
+  <w:num w:numId="13">
+    <w:abstractNumId w:val="13"/>
+  </w:num>
 </w:numbering>
 </file>
 
@@ -2000,11 +7712,19 @@
       </w:pPr>
     </w:pPrDefault>
   </w:docDefaults>
+  <w:style w:type="table" w:styleId="TableNormal" w:default="1">
+    <w:name w:val="TableNormal"/>
+    <w:tblPr>
+      <w:tblCellMar>
+        <w:top w:w="100.0" w:type="dxa"/>
+        <w:left w:w="100.0" w:type="dxa"/>
+        <w:bottom w:w="100.0" w:type="dxa"/>
+        <w:right w:w="100.0" w:type="dxa"/>
+      </w:tblCellMar>
+    </w:tblPr>
+  </w:style>
   <w:style w:type="paragraph" w:styleId="Normal" w:default="1">
     <w:name w:val="normal"/>
-  </w:style>
-  <w:style w:type="table" w:styleId="TableNormal" w:default="1">
-    <w:name w:val="Table Normal"/>
   </w:style>
   <w:style w:type="paragraph" w:styleId="Heading1">
     <w:name w:val="heading 1"/>
@@ -2033,6 +7753,7 @@
     </w:pPr>
     <w:rPr>
       <w:b w:val="0"/>
+      <w:bCs w:val="0"/>
       <w:sz w:val="32"/>
       <w:szCs w:val="32"/>
     </w:rPr>
@@ -2049,6 +7770,7 @@
     </w:pPr>
     <w:rPr>
       <w:b w:val="0"/>
+      <w:bCs w:val="0"/>
       <w:color w:val="434343"/>
       <w:sz w:val="28"/>
       <w:szCs w:val="28"/>
@@ -2098,6 +7820,7 @@
     </w:pPr>
     <w:rPr>
       <w:i w:val="1"/>
+      <w:iCs w:val="1"/>
       <w:color w:val="666666"/>
       <w:sz w:val="22"/>
       <w:szCs w:val="22"/>
@@ -2267,10 +7990,26 @@
     <w:rPr>
       <w:rFonts w:ascii="Arial" w:cs="Arial" w:eastAsia="Arial" w:hAnsi="Arial"/>
       <w:i w:val="0"/>
+      <w:iCs w:val="0"/>
       <w:color w:val="666666"/>
       <w:sz w:val="30"/>
       <w:szCs w:val="30"/>
     </w:rPr>
+  </w:style>
+  <w:style w:type="table" w:styleId="Table1">
+    <w:basedOn w:val="TableNormal"/>
+    <w:tblPr>
+      <w:tblStyleRowBandSize w:val="1"/>
+      <w:tblStyleColBandSize w:val="1"/>
+    </w:tblPr>
+  </w:style>
+  <w:style w:type="table" w:styleId="Table2">
+    <w:basedOn w:val="TableNormal"/>
+    <w:tblPr>
+      <w:tblStyleRowBandSize w:val="1"/>
+      <w:tblStyleColBandSize w:val="1"/>
+      <w:tblCellMar/>
+    </w:tblPr>
   </w:style>
 </w:styles>
 </file>
@@ -2597,7 +8336,7 @@
 
 <file path=customXML/item1.xml><?xml version="1.0" encoding="utf-8"?>
 <go:gDocsCustomXmlDataStorage xmlns:go="http://customooxmlschemas.google.com/" xmlns:r="http://schemas.openxmlformats.org/officeDocument/2006/relationships" uri="GoogleDocsCustomDataVersion2">
-  <go:docsCustomData xmlns:go="http://customooxmlschemas.google.com/" roundtripDataSignature="AMtx7minpmkTfG0Kzy//S0HUu9/GbTX62Q==">CgMxLjAyCGguZ2pkZ3hzMgloLjMwajB6bGwyCWguMWZvYjl0ZTIJaC4zem55c2g3MgloLjJldDkycDAyCGgudHlqY3d0MgloLjNkeTZ2a204AHIhMTllQjE0UGMzaDZPWHc5d1hkckM5djRvMktsZnRVcjZK</go:docsCustomData>
+  <go:docsCustomData xmlns:go="http://customooxmlschemas.google.com/" roundtripDataSignature="AMtx7miak/tTnuaFDkSWN/mFYvUvciMtXg==">CgMxLjAaHwoBMBIaChgICVIUChJ0YWJsZS5ybHpxeW81dHN3N3QyCGguZ2pkZ3hzMgloLjMwajB6bGwyCWguMWZvYjl0ZTIJaC4zem55c2g3MgloLjJldDkycDAyCGgudHlqY3d0MgloLjNkeTZ2a204AHIhMTllQjE0UGMzaDZPWHc5d1hkckM5djRvMktsZnRVcjZK</go:docsCustomData>
 </go:gDocsCustomXmlDataStorage>
 </file>
 
